--- a/clients/nicolette_scott/Nicolette_Scott_2Day_AtHome_Training_Plan.docx
+++ b/clients/nicolette_scott/Nicolette_Scott_2Day_AtHome_Training_Plan.docx
@@ -11983,7 +11983,7 @@
           <w:sz w:val="17"/>
           <w:szCs w:val="17"/>
         </w:rPr>
-        <w:t xml:space="preserve">Styku rescan recommended at 8 weeks — see the full-gym document for the complete rescan tracking list (ALST, Shape Score, leg segmental gap). Identical here; not restated in full to avoid duplicating the same tracking note across both documents.</w:t>
+        <w:t xml:space="preserve">Styku rescan recommended at 8 weeks — see the full-gym document for the complete rescan tracking list (ALST, BMI, Shape Score, leg segmental gap). Identical here; not restated in full to avoid duplicating the same tracking note across both documents.</w:t>
       </w:r>
     </w:p>
     <w:p>

--- a/clients/nicolette_scott/Nicolette_Scott_2Day_AtHome_Training_Plan.docx
+++ b/clients/nicolette_scott/Nicolette_Scott_2Day_AtHome_Training_Plan.docx
@@ -1878,7 +1878,7 @@
           <w:sz w:val="17"/>
           <w:szCs w:val="17"/>
         </w:rPr>
-        <w:t xml:space="preserve">ALST Index 5.52 kg/m² — Normal/monitor tier per CLAUDE.md's 3-tier table (NOT At-Risk), but only 0.02 kg/m² above the At-Risk cutoff — a genuine monitoring point for her 8-week rescan. VFA (Segmental Analysis) 20.1 cm² — Very Low Risk (correcting Styku's own "Low Risk" dashboard label; the separate raw "Visceral Fat 0.2" figure elsewhere on her scan is a different, non-cm² scale and is not used). BMI 18.6 — technically Normal, only 0.1 above the Underweight cutoff, noted as borderline and not flagged clinically. The complete Styku table (body fat, lean mass, bone mass, Shape Score, full segmental LST) lives in her companion 2-Day Full Gym Training Plan — the clinical facts and asymmetry protocol below apply identically here.</w:t>
+        <w:t xml:space="preserve">ALST Index 5.52 kg/m² — Normal/monitor tier per CLAUDE.md's 3-tier table (NOT At-Risk), but only 0.02 kg/m² above the At-Risk cutoff — a genuine monitoring point for her 8-week rescan. VFA (Segmental Analysis) 20.1 cm² — presented as a trend/context figure to track over time rather than a risk-band label; CLAUDE.md's prior absolute VFA risk-band table (which this document previously cited to label this reading "Very Low Risk," itself a correction of Styku's own "Low Risk" dashboard label) was retired 8/17/2026 as unsupported by consensus guidance and by this scanner's own validation limits (the separate raw "Visceral Fat 0.2" figure elsewhere on her scan is a different, non-cm² scale and is not used). BMI 18.6 — technically Normal, only 0.1 above the Underweight cutoff, noted as borderline and not flagged clinically. The complete Styku table (body fat, lean mass, bone mass, Shape Score, full segmental LST) lives in her companion 2-Day Full Gym Training Plan — the clinical facts and asymmetry protocol below apply identically here.</w:t>
       </w:r>
     </w:p>
     <w:p>
@@ -1894,7 +1894,7 @@
           <w:sz w:val="17"/>
           <w:szCs w:val="17"/>
         </w:rPr>
-        <w:t xml:space="preserve">Segmental Asymmetry — Legs Meet the Protocol Trigger, Arms Do Not:  </w:t>
+        <w:t xml:space="preserve">Segmental Asymmetry — Left Leg Leads Unilateral Work:  </w:t>
       </w:r>
       <w:r>
         <w:rPr>
@@ -1903,7 +1903,32 @@
           <w:sz w:val="17"/>
           <w:szCs w:val="17"/>
         </w:rPr>
-        <w:t xml:space="preserve">Left Leg LST 13.8 lbs / Right Leg LST 14.3 lbs — 0.5 lb gap, meets the Asymmetry Protocol trigger exactly. Left leg is the weaker side and leads every unilateral leg exercise in this program — Single-Leg RDL and DB Split Squat, same as the full-gym version. Left Arm LST 5.8 lbs / Right Arm LST 6.1 lbs — 0.3 lb gap, below the 0.5 lb trigger; noted, but the weaker-side-leads rule is NOT applied to arm work (Single-Arm Row, Farmers Carry).</w:t>
+        <w:t xml:space="preserve">Left Leg LST 13.8 lbs / Right Leg LST 14.3 lbs — left leg reads as the lighter/weaker side on this scan and leads every unilateral leg exercise in this program (Single-Leg RDL and DB Split Squat), same as the full-gym version. Left Arm LST 5.8 lbs / Right Arm LST 6.1 lbs — a smaller gap; no side-lead is applied to arm work (Single-Arm Row, Farmers Carry).</w:t>
+      </w:r>
+    </w:p>
+    <w:p>
+      <w:pPr>
+        <w:spacing w:after="100"/>
+      </w:pPr>
+      <w:r>
+        <w:rPr>
+          <w:rFonts w:ascii="Arial" w:cs="Arial" w:eastAsia="Arial" w:hAnsi="Arial"/>
+          <w:b/>
+          <w:bCs/>
+          <w:color w:val="E65100"/>
+          <w:sz w:val="17"/>
+          <w:szCs w:val="17"/>
+        </w:rPr>
+        <w:t xml:space="preserve">Asymmetry Trigger Recalculation — Flagged Discrepancy (8/17/2026):  </w:t>
+      </w:r>
+      <w:r>
+        <w:rPr>
+          <w:rFonts w:ascii="Arial" w:cs="Arial" w:eastAsia="Arial" w:hAnsi="Arial"/>
+          <w:color w:val="2C2C2C"/>
+          <w:sz w:val="17"/>
+          <w:szCs w:val="17"/>
+        </w:rPr>
+        <w:t xml:space="preserve">CLAUDE.md's Asymmetry Protocol trigger was corrected 8/17/2026 from an absolute &gt;=0.5 lb L/R gap to a relative &gt;=10% gap (the old absolute trigger was firing on measurement noise, per an external evidence review). Recomputed against this client's actual numbers: Left Leg 13.8 lbs / Right Leg 14.3 lbs (0.5 lb gap) met the OLD trigger exactly but is only ~3.5% relative — it does NOT clear the corrected &gt;=10% threshold. Left Arm 5.8 lbs / Right Arm 6.1 lbs (0.3 lb gap, ~5% relative) stays below the trigger either way, no change there. Per this pass's explicit instruction, the left-leg-leads prescription already programmed into this document's exercise blocks (Single-Leg RDL, DB Split Squat) is left UNCHANGED pending a dedicated per-client review — this note exists to make the discrepancy visible for that review, not to resolve it silently. Same discrepancy already flagged in the companion full-gym document. Flagged to the main thread/icons-expert.</w:t>
       </w:r>
     </w:p>
     <w:p>
@@ -5314,7 +5339,7 @@
           <w:sz w:val="17"/>
           <w:szCs w:val="17"/>
         </w:rPr>
-        <w:t xml:space="preserve">Farmer carry and suitcase carry double as the primary cardiovascular stimulus at 2 days/week — a hallway, driveway, or office corridor is enough space. Carry with both hands evenly on the Farmer Carry; arm asymmetry (0.3 lb gap) sits below the 0.5 lb protocol trigger, so no side-lead is applied there.</w:t>
+        <w:t xml:space="preserve">Farmer carry and suitcase carry double as the primary cardiovascular stimulus at 2 days/week — a hallway, driveway, or office corridor is enough space. Carry with both hands evenly on the Farmer Carry; the arm-to-arm difference here is minor, so no side-lead is applied there.</w:t>
       </w:r>
     </w:p>
     <w:tbl>
@@ -8870,7 +8895,7 @@
           <w:sz w:val="17"/>
           <w:szCs w:val="17"/>
         </w:rPr>
-        <w:t xml:space="preserve">Row was not part of the tested 10-pattern battery — today's working loads become the new 8-week baseline for both rows, tracked the same as every tested lift. No side-lead is applied to Single-Arm Row (arm asymmetry sits below the 0.5 lb trigger). Same exercises and loads as the studio version — no equipment substitution needed here.</w:t>
+        <w:t xml:space="preserve">Row was not part of the tested 10-pattern battery — today's working loads become the new 8-week baseline for both rows, tracked the same as every tested lift. No side-lead is applied to Single-Arm Row — the arm-to-arm difference here is minor. Same exercises and loads as the studio version — no equipment substitution needed here.</w:t>
       </w:r>
     </w:p>
     <w:tbl>

--- a/clients/nicolette_scott/Nicolette_Scott_2Day_AtHome_Training_Plan.docx
+++ b/clients/nicolette_scott/Nicolette_Scott_2Day_AtHome_Training_Plan.docx
@@ -1878,7 +1878,7 @@
           <w:sz w:val="17"/>
           <w:szCs w:val="17"/>
         </w:rPr>
-        <w:t xml:space="preserve">ALST Index 5.52 kg/m² — Normal/monitor tier per CLAUDE.md's 3-tier table (NOT At-Risk), but only 0.02 kg/m² above the At-Risk cutoff — a genuine monitoring point for her 8-week rescan. VFA (Segmental Analysis) 20.1 cm² — presented as a trend/context figure to track over time rather than a risk-band label; CLAUDE.md's prior absolute VFA risk-band table (which this document previously cited to label this reading "Very Low Risk," itself a correction of Styku's own "Low Risk" dashboard label) was retired 8/17/2026 as unsupported by consensus guidance and by this scanner's own validation limits (the separate raw "Visceral Fat 0.2" figure elsewhere on her scan is a different, non-cm² scale and is not used). BMI 18.6 — technically Normal, only 0.1 above the Underweight cutoff, noted as borderline and not flagged clinically. The complete Styku table (body fat, lean mass, bone mass, Shape Score, full segmental LST) lives in her companion 2-Day Full Gym Training Plan — the clinical facts and asymmetry protocol below apply identically here.</w:t>
+        <w:t xml:space="preserve">ALST Index 5.52 kg/m² — within the normal reference range (&gt;=5.5 kg/m²), NOT At-Risk, but only 0.02 kg/m² above the At-Risk cutoff — genuinely borderline and a real monitoring point for her 8-week rescan; ALST is tracked here as a trend metric, not a graded score, and no higher tier exists above the 5.5 kg/m² cutoff for women — the 7.0 kg/m² figure previously used as an upper tier is EWGSOP2's separate MALE at-risk threshold, not a female target. VFA (Segmental Analysis) 20.1 cm² — presented as a trend/context figure to track over time rather than a risk-band label; CLAUDE.md's prior absolute VFA risk-band table (which this document previously cited to assign this reading a risk-band label of its own, itself a correction of the band Styku's dashboard prints for it) was retired 8/17/2026 as unsupported by consensus guidance and by this scanner's own validation limits (the separate raw "Visceral Fat 0.2" figure elsewhere on her scan is a different, non-cm² scale and is not used). BMI 18.6 — technically Normal, only 0.1 above the Underweight cutoff, noted as borderline and not flagged clinically. The complete Styku table (body fat, lean mass, bone mass, Shape Score, full segmental LST) lives in her companion 2-Day Full Gym Training Plan — the clinical facts and asymmetry protocol below apply identically here.</w:t>
       </w:r>
     </w:p>
     <w:p>
@@ -2097,7 +2097,7 @@
           <w:sz w:val="17"/>
           <w:szCs w:val="17"/>
         </w:rPr>
-        <w:t xml:space="preserve">15g collagen peptides + 50mg Vitamin C, taken 30–60 minutes before the loading session. Doubles collagen synthesis markers when paired with mechanical load (Shaw et al. 2017).</w:t>
+        <w:t xml:space="preserve">15g collagen peptides + 50mg Vitamin C, taken 45–60 minutes before the loading session. A connective-tissue support protocol taken consistently on training days over 12+ weeks — the benefit is structural and builds over time, not a pre-workout performance boost. Requires mechanical load to work. Ranks below protein and creatine in priority (Shaw et al. 2017).</w:t>
       </w:r>
     </w:p>
     <w:p>

--- a/clients/nicolette_scott/Nicolette_Scott_2Day_AtHome_Training_Plan.docx
+++ b/clients/nicolette_scott/Nicolette_Scott_2Day_AtHome_Training_Plan.docx
@@ -1965,6 +1965,56 @@
           <w:rFonts w:ascii="Arial" w:cs="Arial" w:eastAsia="Arial" w:hAnsi="Arial"/>
           <w:b/>
           <w:bCs/>
+          <w:color w:val="1565C0"/>
+          <w:sz w:val="17"/>
+          <w:szCs w:val="17"/>
+        </w:rPr>
+        <w:t xml:space="preserve">Planned Recovery Week — Built In, Timed by How Training Is Actually Going:  </w:t>
+      </w:r>
+      <w:r>
+        <w:rPr>
+          <w:rFonts w:ascii="Arial" w:cs="Arial" w:eastAsia="Arial" w:hAnsi="Arial"/>
+          <w:color w:val="2C2C2C"/>
+          <w:sz w:val="17"/>
+          <w:szCs w:val="17"/>
+        </w:rPr>
+        <w:t xml:space="preserve">Roughly every four to six weeks of continuous progression, this program takes one deliberately lighter week — the same in this at-home plan as in the studio version, since it is one training week regardless of venue: the same exercises and movement patterns, sets reduced by roughly a third, every set held comfortably well short of hard effort, and loads held rather than climbing. At her current technique-first loads the light week is not fixed to a calendar date: the natural first window is right after the Week 4 strength check, and it moves earlier if lifts stall, soreness lingers, or sleep degrades. One light week costs nothing that matters — muscle built over the previous weeks is not lost in a single reduced-volume week.</w:t>
+      </w:r>
+    </w:p>
+    <w:p>
+      <w:pPr>
+        <w:spacing w:after="100"/>
+      </w:pPr>
+      <w:r>
+        <w:rPr>
+          <w:rFonts w:ascii="Arial" w:cs="Arial" w:eastAsia="Arial" w:hAnsi="Arial"/>
+          <w:b/>
+          <w:bCs/>
+          <w:color w:val="C9A227"/>
+          <w:sz w:val="17"/>
+          <w:szCs w:val="17"/>
+        </w:rPr>
+        <w:t xml:space="preserve">Session Architecture — ICONS Block Method Restructure (8/19/2026):  </w:t>
+      </w:r>
+      <w:r>
+        <w:rPr>
+          <w:rFonts w:ascii="Arial" w:cs="Arial" w:eastAsia="Arial" w:hAnsi="Arial"/>
+          <w:color w:val="2C2C2C"/>
+          <w:sz w:val="17"/>
+          <w:szCs w:val="17"/>
+        </w:rPr>
+        <w:t xml:space="preserve">Restructured onto the ICONS Block Method six-slot order in the same pass as the companion full-gym document, mirroring its slot mapping so the two documents stay structurally consistent — see the full-gym script/CLIENTS.md entry for the complete rationale. Slot 4 omitted both days (no Jason Bethea relationship on file); slot 1 served by the existing Control &amp; Alignment blocks. Primary/accessory/secondary splits mirror the gym version with DB-only substitutes; integration closers: Day A = the existing carry/core work split into its own closing block (Zone 2 moved to a separate Conditioning Close), Day B = a NEW light Farmer Carry closer (2x25 yd, 15 lbs/hand — anchored below her tested 20 lbs/hand reference, no invented number), mirroring the gym version's new Day B closer. All options menus are DB-only per this document's stated equipment assumption — no landmine/Kieser/barbell options here; those exist only in the studio version. Same pass: autoregulated recovery-week note added (identical call to the gym version — one training week, venue-independent); 4-week strength cadence noted in the summary. The asymmetry-trigger flagged discrepancy (8/17) and left-leg-leads prescription are untouched.</w:t>
+      </w:r>
+    </w:p>
+    <w:p>
+      <w:pPr>
+        <w:spacing w:after="100"/>
+      </w:pPr>
+      <w:r>
+        <w:rPr>
+          <w:rFonts w:ascii="Arial" w:cs="Arial" w:eastAsia="Arial" w:hAnsi="Arial"/>
+          <w:b/>
+          <w:bCs/>
           <w:color w:val="C9A227"/>
           <w:sz w:val="17"/>
           <w:szCs w:val="17"/>
@@ -2029,7 +2079,7 @@
           <w:sz w:val="20"/>
           <w:szCs w:val="20"/>
         </w:rPr>
-        <w:t xml:space="preserve">84–84g/day</w:t>
+        <w:t xml:space="preserve">84g/day</w:t>
       </w:r>
       <w:r>
         <w:rPr>
@@ -2038,7 +2088,7 @@
           <w:sz w:val="15"/>
           <w:szCs w:val="15"/>
         </w:rPr>
-        <w:t xml:space="preserve">  (1.6–1.6 g/kg — active women general tier)  </w:t>
+        <w:t xml:space="preserve">  (1.6 g/kg — active women general tier)  </w:t>
       </w:r>
       <w:r>
         <w:rPr>
@@ -3310,7 +3360,7 @@
           <w:sz w:val="17"/>
           <w:szCs w:val="17"/>
         </w:rPr>
-        <w:t xml:space="preserve">B — PRIMARY HINGE STRENGTH — DB SUBSTITUTES</w:t>
+        <w:t xml:space="preserve">B — PRIMARY COMPOUND — DB ROMANIAN DEADLIFT</w:t>
       </w:r>
     </w:p>
     <w:p>
@@ -3335,7 +3385,7 @@
           <w:sz w:val="17"/>
           <w:szCs w:val="17"/>
         </w:rPr>
-        <w:t xml:space="preserve">DB Romanian Deadlift replaces Hex Bar Deadlift; DB Hip Thrust (bench-supported, double dumbbell across the hips) replaces the barbell version. Both are naturally lighter than their studio counterparts — the Hip Thrust in particular caps around 55-60 lbs total by Week 4 here versus 80 lbs total in the studio program, an equipment ceiling, not a strength ceiling.</w:t>
+        <w:t xml:space="preserve">The day's main lift. DB Romanian Deadlift replaces the studio version's Hex Bar Deadlift — naturally lighter by design, an equipment difference, not a regression. If the day calls for a variation, rotate between: a B-stance DB RDL (rear foot down for balance, one leg doing the working share) or a sumo-stance DB deadlift (wider base, more upright torso) — both dumbbell-only. The double-DB Romanian deadlift stays the lift we track.</w:t>
       </w:r>
     </w:p>
     <w:tbl>
@@ -3835,464 +3885,6 @@
           </w:p>
         </w:tc>
       </w:tr>
-      <w:tr>
-        <w:tc>
-          <w:tcPr>
-            <w:tcW w:type="dxa" w:w="2400"/>
-            <w:tcBorders>
-              <w:top w:val="none" w:color="FFFFFF" w:sz="0"/>
-              <w:left w:val="none" w:color="FFFFFF" w:sz="0"/>
-              <w:bottom w:val="none" w:color="FFFFFF" w:sz="0"/>
-              <w:right w:val="none" w:color="FFFFFF" w:sz="0"/>
-            </w:tcBorders>
-            <w:shd w:fill="FFFFFF" w:color="auto" w:val="clear"/>
-            <w:tcMar>
-              <w:top w:type="dxa" w:w="40"/>
-              <w:left w:type="dxa" w:w="80"/>
-              <w:bottom w:type="dxa" w:w="40"/>
-              <w:right w:type="dxa" w:w="80"/>
-            </w:tcMar>
-            <w:vAlign w:val="center"/>
-          </w:tcPr>
-          <w:p>
-            <w:r>
-              <w:rPr>
-                <w:rFonts w:ascii="Arial" w:cs="Arial" w:eastAsia="Arial" w:hAnsi="Arial"/>
-                <w:b/>
-                <w:bCs/>
-                <w:color w:val="2C2C2C"/>
-                <w:sz w:val="18"/>
-                <w:szCs w:val="18"/>
-              </w:rPr>
-              <w:t xml:space="preserve">DB Hip Thrust (Bench-Supported)</w:t>
-            </w:r>
-          </w:p>
-        </w:tc>
-        <w:tc>
-          <w:tcPr>
-            <w:tcW w:type="dxa" w:w="380"/>
-            <w:tcBorders>
-              <w:top w:val="none" w:color="FFFFFF" w:sz="0"/>
-              <w:left w:val="none" w:color="FFFFFF" w:sz="0"/>
-              <w:bottom w:val="none" w:color="FFFFFF" w:sz="0"/>
-              <w:right w:val="none" w:color="FFFFFF" w:sz="0"/>
-            </w:tcBorders>
-            <w:shd w:fill="FFFFFF" w:color="auto" w:val="clear"/>
-            <w:tcMar>
-              <w:top w:type="dxa" w:w="40"/>
-              <w:left w:type="dxa" w:w="80"/>
-              <w:bottom w:type="dxa" w:w="40"/>
-              <w:right w:type="dxa" w:w="80"/>
-            </w:tcMar>
-            <w:vAlign w:val="center"/>
-          </w:tcPr>
-          <w:p>
-            <w:pPr>
-              <w:jc w:val="center"/>
-            </w:pPr>
-            <w:r>
-              <w:rPr>
-                <w:rFonts w:ascii="Arial" w:cs="Arial" w:eastAsia="Arial" w:hAnsi="Arial"/>
-                <w:color w:val="6B6B6B"/>
-                <w:sz w:val="15"/>
-                <w:szCs w:val="15"/>
-              </w:rPr>
-              <w:t xml:space="preserve">3</w:t>
-            </w:r>
-          </w:p>
-        </w:tc>
-        <w:tc>
-          <w:tcPr>
-            <w:tcW w:type="dxa" w:w="420"/>
-            <w:tcBorders>
-              <w:top w:val="none" w:color="FFFFFF" w:sz="0"/>
-              <w:left w:val="none" w:color="FFFFFF" w:sz="0"/>
-              <w:bottom w:val="none" w:color="FFFFFF" w:sz="0"/>
-              <w:right w:val="none" w:color="FFFFFF" w:sz="0"/>
-            </w:tcBorders>
-            <w:shd w:fill="FFFFFF" w:color="auto" w:val="clear"/>
-            <w:tcMar>
-              <w:top w:type="dxa" w:w="40"/>
-              <w:left w:type="dxa" w:w="80"/>
-              <w:bottom w:type="dxa" w:w="40"/>
-              <w:right w:type="dxa" w:w="80"/>
-            </w:tcMar>
-            <w:vAlign w:val="center"/>
-          </w:tcPr>
-          <w:p>
-            <w:pPr>
-              <w:jc w:val="center"/>
-            </w:pPr>
-            <w:r>
-              <w:rPr>
-                <w:rFonts w:ascii="Arial" w:cs="Arial" w:eastAsia="Arial" w:hAnsi="Arial"/>
-                <w:color w:val="6B6B6B"/>
-                <w:sz w:val="15"/>
-                <w:szCs w:val="15"/>
-              </w:rPr>
-              <w:t xml:space="preserve">8</w:t>
-            </w:r>
-          </w:p>
-        </w:tc>
-        <w:tc>
-          <w:tcPr>
-            <w:tcW w:type="dxa" w:w="680"/>
-            <w:tcBorders>
-              <w:top w:val="none" w:color="FFFFFF" w:sz="0"/>
-              <w:left w:val="none" w:color="FFFFFF" w:sz="0"/>
-              <w:bottom w:val="none" w:color="FFFFFF" w:sz="0"/>
-              <w:right w:val="none" w:color="FFFFFF" w:sz="0"/>
-            </w:tcBorders>
-            <w:shd w:fill="FFFFFF" w:color="auto" w:val="clear"/>
-            <w:tcMar>
-              <w:top w:type="dxa" w:w="40"/>
-              <w:left w:type="dxa" w:w="80"/>
-              <w:bottom w:type="dxa" w:w="40"/>
-              <w:right w:type="dxa" w:w="80"/>
-            </w:tcMar>
-            <w:vAlign w:val="center"/>
-          </w:tcPr>
-          <w:p>
-            <w:pPr>
-              <w:jc w:val="center"/>
-            </w:pPr>
-            <w:r>
-              <w:rPr>
-                <w:rFonts w:ascii="Arial" w:cs="Arial" w:eastAsia="Arial" w:hAnsi="Arial"/>
-                <w:color w:val="6B6B6B"/>
-                <w:sz w:val="15"/>
-                <w:szCs w:val="15"/>
-              </w:rPr>
-              <w:t xml:space="preserve">Wk1: 20 lbs/hand → Wk4: 27.5–30 lbs/hand (double DB)</w:t>
-            </w:r>
-          </w:p>
-        </w:tc>
-        <w:tc>
-          <w:tcPr>
-            <w:tcW w:type="dxa" w:w="540"/>
-            <w:tcBorders>
-              <w:top w:val="none" w:color="FFFFFF" w:sz="0"/>
-              <w:left w:val="none" w:color="FFFFFF" w:sz="0"/>
-              <w:bottom w:val="none" w:color="FFFFFF" w:sz="0"/>
-              <w:right w:val="none" w:color="FFFFFF" w:sz="0"/>
-            </w:tcBorders>
-            <w:shd w:fill="FFFFFF" w:color="auto" w:val="clear"/>
-            <w:tcMar>
-              <w:top w:type="dxa" w:w="40"/>
-              <w:left w:type="dxa" w:w="80"/>
-              <w:bottom w:type="dxa" w:w="40"/>
-              <w:right w:type="dxa" w:w="80"/>
-            </w:tcMar>
-            <w:vAlign w:val="center"/>
-          </w:tcPr>
-          <w:p>
-            <w:pPr>
-              <w:jc w:val="center"/>
-            </w:pPr>
-            <w:r>
-              <w:rPr>
-                <w:rFonts w:ascii="Arial" w:cs="Arial" w:eastAsia="Arial" w:hAnsi="Arial"/>
-                <w:color w:val="6B6B6B"/>
-                <w:sz w:val="15"/>
-                <w:szCs w:val="15"/>
-              </w:rPr>
-              <w:t xml:space="preserve">2-1-2</w:t>
-            </w:r>
-          </w:p>
-        </w:tc>
-        <w:tc>
-          <w:tcPr>
-            <w:tcW w:type="dxa" w:w="440"/>
-            <w:tcBorders>
-              <w:top w:val="none" w:color="FFFFFF" w:sz="0"/>
-              <w:left w:val="none" w:color="FFFFFF" w:sz="0"/>
-              <w:bottom w:val="none" w:color="FFFFFF" w:sz="0"/>
-              <w:right w:val="none" w:color="FFFFFF" w:sz="0"/>
-            </w:tcBorders>
-            <w:shd w:fill="FFFFFF" w:color="auto" w:val="clear"/>
-            <w:tcMar>
-              <w:top w:type="dxa" w:w="40"/>
-              <w:left w:type="dxa" w:w="80"/>
-              <w:bottom w:type="dxa" w:w="40"/>
-              <w:right w:type="dxa" w:w="80"/>
-            </w:tcMar>
-            <w:vAlign w:val="center"/>
-          </w:tcPr>
-          <w:p>
-            <w:pPr>
-              <w:jc w:val="center"/>
-            </w:pPr>
-            <w:r>
-              <w:rPr>
-                <w:rFonts w:ascii="Arial" w:cs="Arial" w:eastAsia="Arial" w:hAnsi="Arial"/>
-                <w:color w:val="6B6B6B"/>
-                <w:sz w:val="15"/>
-                <w:szCs w:val="15"/>
-              </w:rPr>
-              <w:t xml:space="preserve">90s</w:t>
-            </w:r>
-          </w:p>
-        </w:tc>
-        <w:tc>
-          <w:tcPr>
-            <w:tcW w:type="dxa" w:w="5580"/>
-            <w:tcBorders>
-              <w:top w:val="none" w:color="FFFFFF" w:sz="0"/>
-              <w:left w:val="none" w:color="FFFFFF" w:sz="0"/>
-              <w:bottom w:val="none" w:color="FFFFFF" w:sz="0"/>
-              <w:right w:val="none" w:color="FFFFFF" w:sz="0"/>
-            </w:tcBorders>
-            <w:shd w:fill="FFFFFF" w:color="auto" w:val="clear"/>
-            <w:tcMar>
-              <w:top w:type="dxa" w:w="40"/>
-              <w:left w:type="dxa" w:w="80"/>
-              <w:bottom w:type="dxa" w:w="40"/>
-              <w:right w:type="dxa" w:w="80"/>
-            </w:tcMar>
-            <w:vAlign w:val="center"/>
-          </w:tcPr>
-          <w:p>
-            <w:r>
-              <w:rPr>
-                <w:rFonts w:ascii="Arial" w:cs="Arial" w:eastAsia="Arial" w:hAnsi="Arial"/>
-                <w:color w:val="6B6B6B"/>
-                <w:sz w:val="17"/>
-                <w:szCs w:val="17"/>
-              </w:rPr>
-              <w:t xml:space="preserve">Upper back on bench, DBs rest on hip crease, full extension at top.</w:t>
-            </w:r>
-          </w:p>
-        </w:tc>
-      </w:tr>
-      <w:tr>
-        <w:tc>
-          <w:tcPr>
-            <w:tcW w:type="dxa" w:w="2400"/>
-            <w:tcBorders>
-              <w:top w:val="none" w:color="FFFFFF" w:sz="0"/>
-              <w:left w:val="none" w:color="FFFFFF" w:sz="0"/>
-              <w:bottom w:val="none" w:color="FFFFFF" w:sz="0"/>
-              <w:right w:val="none" w:color="FFFFFF" w:sz="0"/>
-            </w:tcBorders>
-            <w:shd w:fill="F1F8F2" w:color="auto" w:val="clear"/>
-            <w:tcMar>
-              <w:top w:type="dxa" w:w="40"/>
-              <w:left w:type="dxa" w:w="80"/>
-              <w:bottom w:type="dxa" w:w="40"/>
-              <w:right w:type="dxa" w:w="80"/>
-            </w:tcMar>
-            <w:vAlign w:val="center"/>
-          </w:tcPr>
-          <w:p>
-            <w:r>
-              <w:rPr>
-                <w:rFonts w:ascii="Arial" w:cs="Arial" w:eastAsia="Arial" w:hAnsi="Arial"/>
-                <w:b/>
-                <w:bCs/>
-                <w:color w:val="2C2C2C"/>
-                <w:sz w:val="18"/>
-                <w:szCs w:val="18"/>
-              </w:rPr>
-              <w:t xml:space="preserve">DB Lateral Raise</w:t>
-            </w:r>
-          </w:p>
-        </w:tc>
-        <w:tc>
-          <w:tcPr>
-            <w:tcW w:type="dxa" w:w="380"/>
-            <w:tcBorders>
-              <w:top w:val="none" w:color="FFFFFF" w:sz="0"/>
-              <w:left w:val="none" w:color="FFFFFF" w:sz="0"/>
-              <w:bottom w:val="none" w:color="FFFFFF" w:sz="0"/>
-              <w:right w:val="none" w:color="FFFFFF" w:sz="0"/>
-            </w:tcBorders>
-            <w:shd w:fill="F1F8F2" w:color="auto" w:val="clear"/>
-            <w:tcMar>
-              <w:top w:type="dxa" w:w="40"/>
-              <w:left w:type="dxa" w:w="80"/>
-              <w:bottom w:type="dxa" w:w="40"/>
-              <w:right w:type="dxa" w:w="80"/>
-            </w:tcMar>
-            <w:vAlign w:val="center"/>
-          </w:tcPr>
-          <w:p>
-            <w:pPr>
-              <w:jc w:val="center"/>
-            </w:pPr>
-            <w:r>
-              <w:rPr>
-                <w:rFonts w:ascii="Arial" w:cs="Arial" w:eastAsia="Arial" w:hAnsi="Arial"/>
-                <w:color w:val="6B6B6B"/>
-                <w:sz w:val="15"/>
-                <w:szCs w:val="15"/>
-              </w:rPr>
-              <w:t xml:space="preserve">3</w:t>
-            </w:r>
-          </w:p>
-        </w:tc>
-        <w:tc>
-          <w:tcPr>
-            <w:tcW w:type="dxa" w:w="420"/>
-            <w:tcBorders>
-              <w:top w:val="none" w:color="FFFFFF" w:sz="0"/>
-              <w:left w:val="none" w:color="FFFFFF" w:sz="0"/>
-              <w:bottom w:val="none" w:color="FFFFFF" w:sz="0"/>
-              <w:right w:val="none" w:color="FFFFFF" w:sz="0"/>
-            </w:tcBorders>
-            <w:shd w:fill="F1F8F2" w:color="auto" w:val="clear"/>
-            <w:tcMar>
-              <w:top w:type="dxa" w:w="40"/>
-              <w:left w:type="dxa" w:w="80"/>
-              <w:bottom w:type="dxa" w:w="40"/>
-              <w:right w:type="dxa" w:w="80"/>
-            </w:tcMar>
-            <w:vAlign w:val="center"/>
-          </w:tcPr>
-          <w:p>
-            <w:pPr>
-              <w:jc w:val="center"/>
-            </w:pPr>
-            <w:r>
-              <w:rPr>
-                <w:rFonts w:ascii="Arial" w:cs="Arial" w:eastAsia="Arial" w:hAnsi="Arial"/>
-                <w:color w:val="6B6B6B"/>
-                <w:sz w:val="15"/>
-                <w:szCs w:val="15"/>
-              </w:rPr>
-              <w:t xml:space="preserve">12–15</w:t>
-            </w:r>
-          </w:p>
-        </w:tc>
-        <w:tc>
-          <w:tcPr>
-            <w:tcW w:type="dxa" w:w="680"/>
-            <w:tcBorders>
-              <w:top w:val="none" w:color="FFFFFF" w:sz="0"/>
-              <w:left w:val="none" w:color="FFFFFF" w:sz="0"/>
-              <w:bottom w:val="none" w:color="FFFFFF" w:sz="0"/>
-              <w:right w:val="none" w:color="FFFFFF" w:sz="0"/>
-            </w:tcBorders>
-            <w:shd w:fill="F1F8F2" w:color="auto" w:val="clear"/>
-            <w:tcMar>
-              <w:top w:type="dxa" w:w="40"/>
-              <w:left w:type="dxa" w:w="80"/>
-              <w:bottom w:type="dxa" w:w="40"/>
-              <w:right w:type="dxa" w:w="80"/>
-            </w:tcMar>
-            <w:vAlign w:val="center"/>
-          </w:tcPr>
-          <w:p>
-            <w:pPr>
-              <w:jc w:val="center"/>
-            </w:pPr>
-            <w:r>
-              <w:rPr>
-                <w:rFonts w:ascii="Arial" w:cs="Arial" w:eastAsia="Arial" w:hAnsi="Arial"/>
-                <w:color w:val="6B6B6B"/>
-                <w:sz w:val="15"/>
-                <w:szCs w:val="15"/>
-              </w:rPr>
-              <w:t xml:space="preserve">5–8 lbs</w:t>
-            </w:r>
-          </w:p>
-        </w:tc>
-        <w:tc>
-          <w:tcPr>
-            <w:tcW w:type="dxa" w:w="540"/>
-            <w:tcBorders>
-              <w:top w:val="none" w:color="FFFFFF" w:sz="0"/>
-              <w:left w:val="none" w:color="FFFFFF" w:sz="0"/>
-              <w:bottom w:val="none" w:color="FFFFFF" w:sz="0"/>
-              <w:right w:val="none" w:color="FFFFFF" w:sz="0"/>
-            </w:tcBorders>
-            <w:shd w:fill="F1F8F2" w:color="auto" w:val="clear"/>
-            <w:tcMar>
-              <w:top w:type="dxa" w:w="40"/>
-              <w:left w:type="dxa" w:w="80"/>
-              <w:bottom w:type="dxa" w:w="40"/>
-              <w:right w:type="dxa" w:w="80"/>
-            </w:tcMar>
-            <w:vAlign w:val="center"/>
-          </w:tcPr>
-          <w:p>
-            <w:pPr>
-              <w:jc w:val="center"/>
-            </w:pPr>
-            <w:r>
-              <w:rPr>
-                <w:rFonts w:ascii="Arial" w:cs="Arial" w:eastAsia="Arial" w:hAnsi="Arial"/>
-                <w:color w:val="6B6B6B"/>
-                <w:sz w:val="15"/>
-                <w:szCs w:val="15"/>
-              </w:rPr>
-              <w:t xml:space="preserve">2-1-2</w:t>
-            </w:r>
-          </w:p>
-        </w:tc>
-        <w:tc>
-          <w:tcPr>
-            <w:tcW w:type="dxa" w:w="440"/>
-            <w:tcBorders>
-              <w:top w:val="none" w:color="FFFFFF" w:sz="0"/>
-              <w:left w:val="none" w:color="FFFFFF" w:sz="0"/>
-              <w:bottom w:val="none" w:color="FFFFFF" w:sz="0"/>
-              <w:right w:val="none" w:color="FFFFFF" w:sz="0"/>
-            </w:tcBorders>
-            <w:shd w:fill="F1F8F2" w:color="auto" w:val="clear"/>
-            <w:tcMar>
-              <w:top w:type="dxa" w:w="40"/>
-              <w:left w:type="dxa" w:w="80"/>
-              <w:bottom w:type="dxa" w:w="40"/>
-              <w:right w:type="dxa" w:w="80"/>
-            </w:tcMar>
-            <w:vAlign w:val="center"/>
-          </w:tcPr>
-          <w:p>
-            <w:pPr>
-              <w:jc w:val="center"/>
-            </w:pPr>
-            <w:r>
-              <w:rPr>
-                <w:rFonts w:ascii="Arial" w:cs="Arial" w:eastAsia="Arial" w:hAnsi="Arial"/>
-                <w:color w:val="6B6B6B"/>
-                <w:sz w:val="15"/>
-                <w:szCs w:val="15"/>
-              </w:rPr>
-              <w:t xml:space="preserve">30s</w:t>
-            </w:r>
-          </w:p>
-        </w:tc>
-        <w:tc>
-          <w:tcPr>
-            <w:tcW w:type="dxa" w:w="5580"/>
-            <w:tcBorders>
-              <w:top w:val="none" w:color="FFFFFF" w:sz="0"/>
-              <w:left w:val="none" w:color="FFFFFF" w:sz="0"/>
-              <w:bottom w:val="none" w:color="FFFFFF" w:sz="0"/>
-              <w:right w:val="none" w:color="FFFFFF" w:sz="0"/>
-            </w:tcBorders>
-            <w:shd w:fill="F1F8F2" w:color="auto" w:val="clear"/>
-            <w:tcMar>
-              <w:top w:type="dxa" w:w="40"/>
-              <w:left w:type="dxa" w:w="80"/>
-              <w:bottom w:type="dxa" w:w="40"/>
-              <w:right w:type="dxa" w:w="80"/>
-            </w:tcMar>
-            <w:vAlign w:val="center"/>
-          </w:tcPr>
-          <w:p>
-            <w:r>
-              <w:rPr>
-                <w:rFonts w:ascii="Arial" w:cs="Arial" w:eastAsia="Arial" w:hAnsi="Arial"/>
-                <w:color w:val="6B6B6B"/>
-                <w:sz w:val="17"/>
-                <w:szCs w:val="17"/>
-              </w:rPr>
-              <w:t xml:space="preserve">Lateral delt. Arms slightly bent, raise to shoulder height, slow lower.</w:t>
-            </w:r>
-          </w:p>
-        </w:tc>
-      </w:tr>
     </w:tbl>
     <w:p>
       <w:pPr>
@@ -4312,7 +3904,7 @@
           <w:sz w:val="17"/>
           <w:szCs w:val="17"/>
         </w:rPr>
-        <w:t xml:space="preserve">C — PRIMARY PRESS STRENGTH</w:t>
+        <w:t xml:space="preserve">C — ACCESSORY — DB HIP THRUST &amp; SHOULDER</w:t>
       </w:r>
     </w:p>
     <w:p>
@@ -4337,7 +3929,7 @@
           <w:sz w:val="17"/>
           <w:szCs w:val="17"/>
         </w:rPr>
-        <w:t xml:space="preserve">Same DB-based lifts as the full-gym version — no equipment substitution needed here. Seated overhead press (Epley 1RM ~12 lbs/hand) and incline chest press (Epley 1RM ~18 lbs/hand) both tested clean. Single-Leg RDL closes the block — left leg leads (weaker side).</w:t>
+        <w:t xml:space="preserve">The glute-building accessory directly behind the hinge — DB Hip Thrust (bench-supported, double dumbbell across the hips) replaces the barbell version and caps around 55-60 lbs total by Week 4 here versus 80 lbs total in the studio program: an equipment ceiling, not a strength ceiling. A light lateral raise rotates the pattern before the pressing block. If the hip thrust needs a variation: a floor glute bridge or a single-leg glute bridge (left leg leads) covers the same pattern.</w:t>
       </w:r>
     </w:p>
     <w:tbl>
@@ -4637,6 +4229,779 @@
                 <w:sz w:val="18"/>
                 <w:szCs w:val="18"/>
               </w:rPr>
+              <w:t xml:space="preserve">DB Hip Thrust (Bench-Supported)</w:t>
+            </w:r>
+          </w:p>
+        </w:tc>
+        <w:tc>
+          <w:tcPr>
+            <w:tcW w:type="dxa" w:w="380"/>
+            <w:tcBorders>
+              <w:top w:val="none" w:color="FFFFFF" w:sz="0"/>
+              <w:left w:val="none" w:color="FFFFFF" w:sz="0"/>
+              <w:bottom w:val="none" w:color="FFFFFF" w:sz="0"/>
+              <w:right w:val="none" w:color="FFFFFF" w:sz="0"/>
+            </w:tcBorders>
+            <w:shd w:fill="F1F8F2" w:color="auto" w:val="clear"/>
+            <w:tcMar>
+              <w:top w:type="dxa" w:w="40"/>
+              <w:left w:type="dxa" w:w="80"/>
+              <w:bottom w:type="dxa" w:w="40"/>
+              <w:right w:type="dxa" w:w="80"/>
+            </w:tcMar>
+            <w:vAlign w:val="center"/>
+          </w:tcPr>
+          <w:p>
+            <w:pPr>
+              <w:jc w:val="center"/>
+            </w:pPr>
+            <w:r>
+              <w:rPr>
+                <w:rFonts w:ascii="Arial" w:cs="Arial" w:eastAsia="Arial" w:hAnsi="Arial"/>
+                <w:color w:val="6B6B6B"/>
+                <w:sz w:val="15"/>
+                <w:szCs w:val="15"/>
+              </w:rPr>
+              <w:t xml:space="preserve">3</w:t>
+            </w:r>
+          </w:p>
+        </w:tc>
+        <w:tc>
+          <w:tcPr>
+            <w:tcW w:type="dxa" w:w="420"/>
+            <w:tcBorders>
+              <w:top w:val="none" w:color="FFFFFF" w:sz="0"/>
+              <w:left w:val="none" w:color="FFFFFF" w:sz="0"/>
+              <w:bottom w:val="none" w:color="FFFFFF" w:sz="0"/>
+              <w:right w:val="none" w:color="FFFFFF" w:sz="0"/>
+            </w:tcBorders>
+            <w:shd w:fill="F1F8F2" w:color="auto" w:val="clear"/>
+            <w:tcMar>
+              <w:top w:type="dxa" w:w="40"/>
+              <w:left w:type="dxa" w:w="80"/>
+              <w:bottom w:type="dxa" w:w="40"/>
+              <w:right w:type="dxa" w:w="80"/>
+            </w:tcMar>
+            <w:vAlign w:val="center"/>
+          </w:tcPr>
+          <w:p>
+            <w:pPr>
+              <w:jc w:val="center"/>
+            </w:pPr>
+            <w:r>
+              <w:rPr>
+                <w:rFonts w:ascii="Arial" w:cs="Arial" w:eastAsia="Arial" w:hAnsi="Arial"/>
+                <w:color w:val="6B6B6B"/>
+                <w:sz w:val="15"/>
+                <w:szCs w:val="15"/>
+              </w:rPr>
+              <w:t xml:space="preserve">8</w:t>
+            </w:r>
+          </w:p>
+        </w:tc>
+        <w:tc>
+          <w:tcPr>
+            <w:tcW w:type="dxa" w:w="680"/>
+            <w:tcBorders>
+              <w:top w:val="none" w:color="FFFFFF" w:sz="0"/>
+              <w:left w:val="none" w:color="FFFFFF" w:sz="0"/>
+              <w:bottom w:val="none" w:color="FFFFFF" w:sz="0"/>
+              <w:right w:val="none" w:color="FFFFFF" w:sz="0"/>
+            </w:tcBorders>
+            <w:shd w:fill="F1F8F2" w:color="auto" w:val="clear"/>
+            <w:tcMar>
+              <w:top w:type="dxa" w:w="40"/>
+              <w:left w:type="dxa" w:w="80"/>
+              <w:bottom w:type="dxa" w:w="40"/>
+              <w:right w:type="dxa" w:w="80"/>
+            </w:tcMar>
+            <w:vAlign w:val="center"/>
+          </w:tcPr>
+          <w:p>
+            <w:pPr>
+              <w:jc w:val="center"/>
+            </w:pPr>
+            <w:r>
+              <w:rPr>
+                <w:rFonts w:ascii="Arial" w:cs="Arial" w:eastAsia="Arial" w:hAnsi="Arial"/>
+                <w:color w:val="6B6B6B"/>
+                <w:sz w:val="15"/>
+                <w:szCs w:val="15"/>
+              </w:rPr>
+              <w:t xml:space="preserve">Wk1: 20 lbs/hand → Wk4: 27.5–30 lbs/hand (double DB)</w:t>
+            </w:r>
+          </w:p>
+        </w:tc>
+        <w:tc>
+          <w:tcPr>
+            <w:tcW w:type="dxa" w:w="540"/>
+            <w:tcBorders>
+              <w:top w:val="none" w:color="FFFFFF" w:sz="0"/>
+              <w:left w:val="none" w:color="FFFFFF" w:sz="0"/>
+              <w:bottom w:val="none" w:color="FFFFFF" w:sz="0"/>
+              <w:right w:val="none" w:color="FFFFFF" w:sz="0"/>
+            </w:tcBorders>
+            <w:shd w:fill="F1F8F2" w:color="auto" w:val="clear"/>
+            <w:tcMar>
+              <w:top w:type="dxa" w:w="40"/>
+              <w:left w:type="dxa" w:w="80"/>
+              <w:bottom w:type="dxa" w:w="40"/>
+              <w:right w:type="dxa" w:w="80"/>
+            </w:tcMar>
+            <w:vAlign w:val="center"/>
+          </w:tcPr>
+          <w:p>
+            <w:pPr>
+              <w:jc w:val="center"/>
+            </w:pPr>
+            <w:r>
+              <w:rPr>
+                <w:rFonts w:ascii="Arial" w:cs="Arial" w:eastAsia="Arial" w:hAnsi="Arial"/>
+                <w:color w:val="6B6B6B"/>
+                <w:sz w:val="15"/>
+                <w:szCs w:val="15"/>
+              </w:rPr>
+              <w:t xml:space="preserve">2-1-2</w:t>
+            </w:r>
+          </w:p>
+        </w:tc>
+        <w:tc>
+          <w:tcPr>
+            <w:tcW w:type="dxa" w:w="440"/>
+            <w:tcBorders>
+              <w:top w:val="none" w:color="FFFFFF" w:sz="0"/>
+              <w:left w:val="none" w:color="FFFFFF" w:sz="0"/>
+              <w:bottom w:val="none" w:color="FFFFFF" w:sz="0"/>
+              <w:right w:val="none" w:color="FFFFFF" w:sz="0"/>
+            </w:tcBorders>
+            <w:shd w:fill="F1F8F2" w:color="auto" w:val="clear"/>
+            <w:tcMar>
+              <w:top w:type="dxa" w:w="40"/>
+              <w:left w:type="dxa" w:w="80"/>
+              <w:bottom w:type="dxa" w:w="40"/>
+              <w:right w:type="dxa" w:w="80"/>
+            </w:tcMar>
+            <w:vAlign w:val="center"/>
+          </w:tcPr>
+          <w:p>
+            <w:pPr>
+              <w:jc w:val="center"/>
+            </w:pPr>
+            <w:r>
+              <w:rPr>
+                <w:rFonts w:ascii="Arial" w:cs="Arial" w:eastAsia="Arial" w:hAnsi="Arial"/>
+                <w:color w:val="6B6B6B"/>
+                <w:sz w:val="15"/>
+                <w:szCs w:val="15"/>
+              </w:rPr>
+              <w:t xml:space="preserve">90s</w:t>
+            </w:r>
+          </w:p>
+        </w:tc>
+        <w:tc>
+          <w:tcPr>
+            <w:tcW w:type="dxa" w:w="5580"/>
+            <w:tcBorders>
+              <w:top w:val="none" w:color="FFFFFF" w:sz="0"/>
+              <w:left w:val="none" w:color="FFFFFF" w:sz="0"/>
+              <w:bottom w:val="none" w:color="FFFFFF" w:sz="0"/>
+              <w:right w:val="none" w:color="FFFFFF" w:sz="0"/>
+            </w:tcBorders>
+            <w:shd w:fill="F1F8F2" w:color="auto" w:val="clear"/>
+            <w:tcMar>
+              <w:top w:type="dxa" w:w="40"/>
+              <w:left w:type="dxa" w:w="80"/>
+              <w:bottom w:type="dxa" w:w="40"/>
+              <w:right w:type="dxa" w:w="80"/>
+            </w:tcMar>
+            <w:vAlign w:val="center"/>
+          </w:tcPr>
+          <w:p>
+            <w:r>
+              <w:rPr>
+                <w:rFonts w:ascii="Arial" w:cs="Arial" w:eastAsia="Arial" w:hAnsi="Arial"/>
+                <w:color w:val="6B6B6B"/>
+                <w:sz w:val="17"/>
+                <w:szCs w:val="17"/>
+              </w:rPr>
+              <w:t xml:space="preserve">Upper back on bench, DBs rest on hip crease, full extension at top.</w:t>
+            </w:r>
+          </w:p>
+        </w:tc>
+      </w:tr>
+      <w:tr>
+        <w:tc>
+          <w:tcPr>
+            <w:tcW w:type="dxa" w:w="2400"/>
+            <w:tcBorders>
+              <w:top w:val="none" w:color="FFFFFF" w:sz="0"/>
+              <w:left w:val="none" w:color="FFFFFF" w:sz="0"/>
+              <w:bottom w:val="none" w:color="FFFFFF" w:sz="0"/>
+              <w:right w:val="none" w:color="FFFFFF" w:sz="0"/>
+            </w:tcBorders>
+            <w:shd w:fill="FFFFFF" w:color="auto" w:val="clear"/>
+            <w:tcMar>
+              <w:top w:type="dxa" w:w="40"/>
+              <w:left w:type="dxa" w:w="80"/>
+              <w:bottom w:type="dxa" w:w="40"/>
+              <w:right w:type="dxa" w:w="80"/>
+            </w:tcMar>
+            <w:vAlign w:val="center"/>
+          </w:tcPr>
+          <w:p>
+            <w:r>
+              <w:rPr>
+                <w:rFonts w:ascii="Arial" w:cs="Arial" w:eastAsia="Arial" w:hAnsi="Arial"/>
+                <w:b/>
+                <w:bCs/>
+                <w:color w:val="2C2C2C"/>
+                <w:sz w:val="18"/>
+                <w:szCs w:val="18"/>
+              </w:rPr>
+              <w:t xml:space="preserve">DB Lateral Raise</w:t>
+            </w:r>
+          </w:p>
+        </w:tc>
+        <w:tc>
+          <w:tcPr>
+            <w:tcW w:type="dxa" w:w="380"/>
+            <w:tcBorders>
+              <w:top w:val="none" w:color="FFFFFF" w:sz="0"/>
+              <w:left w:val="none" w:color="FFFFFF" w:sz="0"/>
+              <w:bottom w:val="none" w:color="FFFFFF" w:sz="0"/>
+              <w:right w:val="none" w:color="FFFFFF" w:sz="0"/>
+            </w:tcBorders>
+            <w:shd w:fill="FFFFFF" w:color="auto" w:val="clear"/>
+            <w:tcMar>
+              <w:top w:type="dxa" w:w="40"/>
+              <w:left w:type="dxa" w:w="80"/>
+              <w:bottom w:type="dxa" w:w="40"/>
+              <w:right w:type="dxa" w:w="80"/>
+            </w:tcMar>
+            <w:vAlign w:val="center"/>
+          </w:tcPr>
+          <w:p>
+            <w:pPr>
+              <w:jc w:val="center"/>
+            </w:pPr>
+            <w:r>
+              <w:rPr>
+                <w:rFonts w:ascii="Arial" w:cs="Arial" w:eastAsia="Arial" w:hAnsi="Arial"/>
+                <w:color w:val="6B6B6B"/>
+                <w:sz w:val="15"/>
+                <w:szCs w:val="15"/>
+              </w:rPr>
+              <w:t xml:space="preserve">3</w:t>
+            </w:r>
+          </w:p>
+        </w:tc>
+        <w:tc>
+          <w:tcPr>
+            <w:tcW w:type="dxa" w:w="420"/>
+            <w:tcBorders>
+              <w:top w:val="none" w:color="FFFFFF" w:sz="0"/>
+              <w:left w:val="none" w:color="FFFFFF" w:sz="0"/>
+              <w:bottom w:val="none" w:color="FFFFFF" w:sz="0"/>
+              <w:right w:val="none" w:color="FFFFFF" w:sz="0"/>
+            </w:tcBorders>
+            <w:shd w:fill="FFFFFF" w:color="auto" w:val="clear"/>
+            <w:tcMar>
+              <w:top w:type="dxa" w:w="40"/>
+              <w:left w:type="dxa" w:w="80"/>
+              <w:bottom w:type="dxa" w:w="40"/>
+              <w:right w:type="dxa" w:w="80"/>
+            </w:tcMar>
+            <w:vAlign w:val="center"/>
+          </w:tcPr>
+          <w:p>
+            <w:pPr>
+              <w:jc w:val="center"/>
+            </w:pPr>
+            <w:r>
+              <w:rPr>
+                <w:rFonts w:ascii="Arial" w:cs="Arial" w:eastAsia="Arial" w:hAnsi="Arial"/>
+                <w:color w:val="6B6B6B"/>
+                <w:sz w:val="15"/>
+                <w:szCs w:val="15"/>
+              </w:rPr>
+              <w:t xml:space="preserve">12–15</w:t>
+            </w:r>
+          </w:p>
+        </w:tc>
+        <w:tc>
+          <w:tcPr>
+            <w:tcW w:type="dxa" w:w="680"/>
+            <w:tcBorders>
+              <w:top w:val="none" w:color="FFFFFF" w:sz="0"/>
+              <w:left w:val="none" w:color="FFFFFF" w:sz="0"/>
+              <w:bottom w:val="none" w:color="FFFFFF" w:sz="0"/>
+              <w:right w:val="none" w:color="FFFFFF" w:sz="0"/>
+            </w:tcBorders>
+            <w:shd w:fill="FFFFFF" w:color="auto" w:val="clear"/>
+            <w:tcMar>
+              <w:top w:type="dxa" w:w="40"/>
+              <w:left w:type="dxa" w:w="80"/>
+              <w:bottom w:type="dxa" w:w="40"/>
+              <w:right w:type="dxa" w:w="80"/>
+            </w:tcMar>
+            <w:vAlign w:val="center"/>
+          </w:tcPr>
+          <w:p>
+            <w:pPr>
+              <w:jc w:val="center"/>
+            </w:pPr>
+            <w:r>
+              <w:rPr>
+                <w:rFonts w:ascii="Arial" w:cs="Arial" w:eastAsia="Arial" w:hAnsi="Arial"/>
+                <w:color w:val="6B6B6B"/>
+                <w:sz w:val="15"/>
+                <w:szCs w:val="15"/>
+              </w:rPr>
+              <w:t xml:space="preserve">5–8 lbs</w:t>
+            </w:r>
+          </w:p>
+        </w:tc>
+        <w:tc>
+          <w:tcPr>
+            <w:tcW w:type="dxa" w:w="540"/>
+            <w:tcBorders>
+              <w:top w:val="none" w:color="FFFFFF" w:sz="0"/>
+              <w:left w:val="none" w:color="FFFFFF" w:sz="0"/>
+              <w:bottom w:val="none" w:color="FFFFFF" w:sz="0"/>
+              <w:right w:val="none" w:color="FFFFFF" w:sz="0"/>
+            </w:tcBorders>
+            <w:shd w:fill="FFFFFF" w:color="auto" w:val="clear"/>
+            <w:tcMar>
+              <w:top w:type="dxa" w:w="40"/>
+              <w:left w:type="dxa" w:w="80"/>
+              <w:bottom w:type="dxa" w:w="40"/>
+              <w:right w:type="dxa" w:w="80"/>
+            </w:tcMar>
+            <w:vAlign w:val="center"/>
+          </w:tcPr>
+          <w:p>
+            <w:pPr>
+              <w:jc w:val="center"/>
+            </w:pPr>
+            <w:r>
+              <w:rPr>
+                <w:rFonts w:ascii="Arial" w:cs="Arial" w:eastAsia="Arial" w:hAnsi="Arial"/>
+                <w:color w:val="6B6B6B"/>
+                <w:sz w:val="15"/>
+                <w:szCs w:val="15"/>
+              </w:rPr>
+              <w:t xml:space="preserve">2-1-2</w:t>
+            </w:r>
+          </w:p>
+        </w:tc>
+        <w:tc>
+          <w:tcPr>
+            <w:tcW w:type="dxa" w:w="440"/>
+            <w:tcBorders>
+              <w:top w:val="none" w:color="FFFFFF" w:sz="0"/>
+              <w:left w:val="none" w:color="FFFFFF" w:sz="0"/>
+              <w:bottom w:val="none" w:color="FFFFFF" w:sz="0"/>
+              <w:right w:val="none" w:color="FFFFFF" w:sz="0"/>
+            </w:tcBorders>
+            <w:shd w:fill="FFFFFF" w:color="auto" w:val="clear"/>
+            <w:tcMar>
+              <w:top w:type="dxa" w:w="40"/>
+              <w:left w:type="dxa" w:w="80"/>
+              <w:bottom w:type="dxa" w:w="40"/>
+              <w:right w:type="dxa" w:w="80"/>
+            </w:tcMar>
+            <w:vAlign w:val="center"/>
+          </w:tcPr>
+          <w:p>
+            <w:pPr>
+              <w:jc w:val="center"/>
+            </w:pPr>
+            <w:r>
+              <w:rPr>
+                <w:rFonts w:ascii="Arial" w:cs="Arial" w:eastAsia="Arial" w:hAnsi="Arial"/>
+                <w:color w:val="6B6B6B"/>
+                <w:sz w:val="15"/>
+                <w:szCs w:val="15"/>
+              </w:rPr>
+              <w:t xml:space="preserve">30s</w:t>
+            </w:r>
+          </w:p>
+        </w:tc>
+        <w:tc>
+          <w:tcPr>
+            <w:tcW w:type="dxa" w:w="5580"/>
+            <w:tcBorders>
+              <w:top w:val="none" w:color="FFFFFF" w:sz="0"/>
+              <w:left w:val="none" w:color="FFFFFF" w:sz="0"/>
+              <w:bottom w:val="none" w:color="FFFFFF" w:sz="0"/>
+              <w:right w:val="none" w:color="FFFFFF" w:sz="0"/>
+            </w:tcBorders>
+            <w:shd w:fill="FFFFFF" w:color="auto" w:val="clear"/>
+            <w:tcMar>
+              <w:top w:type="dxa" w:w="40"/>
+              <w:left w:type="dxa" w:w="80"/>
+              <w:bottom w:type="dxa" w:w="40"/>
+              <w:right w:type="dxa" w:w="80"/>
+            </w:tcMar>
+            <w:vAlign w:val="center"/>
+          </w:tcPr>
+          <w:p>
+            <w:r>
+              <w:rPr>
+                <w:rFonts w:ascii="Arial" w:cs="Arial" w:eastAsia="Arial" w:hAnsi="Arial"/>
+                <w:color w:val="6B6B6B"/>
+                <w:sz w:val="17"/>
+                <w:szCs w:val="17"/>
+              </w:rPr>
+              <w:t xml:space="preserve">Lateral delt. Arms slightly bent, raise to shoulder height, slow lower.</w:t>
+            </w:r>
+          </w:p>
+        </w:tc>
+      </w:tr>
+    </w:tbl>
+    <w:p>
+      <w:pPr>
+        <w:spacing w:after="100"/>
+      </w:pPr>
+    </w:p>
+    <w:p>
+      <w:pPr>
+        <w:spacing w:after="60" w:before="120"/>
+      </w:pPr>
+      <w:r>
+        <w:rPr>
+          <w:rFonts w:ascii="Arial" w:cs="Arial" w:eastAsia="Arial" w:hAnsi="Arial"/>
+          <w:b/>
+          <w:bCs/>
+          <w:color w:val="43A047"/>
+          <w:sz w:val="17"/>
+          <w:szCs w:val="17"/>
+        </w:rPr>
+        <w:t xml:space="preserve">D — SECONDARY COMPOUND — PRESS STRENGTH</w:t>
+      </w:r>
+    </w:p>
+    <w:p>
+      <w:pPr>
+        <w:spacing w:after="80"/>
+      </w:pPr>
+      <w:r>
+        <w:rPr>
+          <w:rFonts w:ascii="Arial" w:cs="Arial" w:eastAsia="Arial" w:hAnsi="Arial"/>
+          <w:b/>
+          <w:bCs/>
+          <w:color w:val="43A047"/>
+          <w:sz w:val="17"/>
+          <w:szCs w:val="17"/>
+        </w:rPr>
+        <w:t xml:space="preserve">Load Target:  </w:t>
+      </w:r>
+      <w:r>
+        <w:rPr>
+          <w:rFonts w:ascii="Arial" w:cs="Arial" w:eastAsia="Arial" w:hAnsi="Arial"/>
+          <w:color w:val="2C2C2C"/>
+          <w:sz w:val="17"/>
+          <w:szCs w:val="17"/>
+        </w:rPr>
+        <w:t xml:space="preserve">The day's second compound pattern — pressing, rotating off the hinge work above. Same DB-based lifts as the full-gym version — no equipment substitution needed here. Seated overhead press (Epley 1RM ~12 lbs/hand) and incline chest press (Epley 1RM ~18 lbs/hand) both tested clean. Single-Leg RDL closes the block — left leg leads (weaker side). If the day calls for a press variation: a half-kneeling single-arm DB press or a DB floor press (no bench needed) covers the same patterns; the seated press and incline press stay the lifts we track.</w:t>
+      </w:r>
+    </w:p>
+    <w:tbl>
+      <w:tblPr>
+        <w:tblW w:type="dxa" w:w="10440"/>
+        <w:tblBorders>
+          <w:top w:val="none" w:color="FFFFFF" w:sz="0"/>
+          <w:left w:val="none" w:color="FFFFFF" w:sz="0"/>
+          <w:bottom w:val="none" w:color="FFFFFF" w:sz="0"/>
+          <w:right w:val="none" w:color="FFFFFF" w:sz="0"/>
+          <w:insideH w:val="single" w:color="auto" w:sz="4"/>
+          <w:insideV w:val="single" w:color="auto" w:sz="4"/>
+        </w:tblBorders>
+      </w:tblPr>
+      <w:tblGrid>
+        <w:gridCol w:w="2400"/>
+        <w:gridCol w:w="380"/>
+        <w:gridCol w:w="420"/>
+        <w:gridCol w:w="680"/>
+        <w:gridCol w:w="540"/>
+        <w:gridCol w:w="440"/>
+        <w:gridCol w:w="5580"/>
+      </w:tblGrid>
+      <w:tr>
+        <w:tc>
+          <w:tcPr>
+            <w:tcW w:type="dxa" w:w="2400"/>
+            <w:tcBorders>
+              <w:top w:val="none" w:color="FFFFFF" w:sz="0"/>
+              <w:left w:val="none" w:color="FFFFFF" w:sz="0"/>
+              <w:bottom w:val="none" w:color="FFFFFF" w:sz="0"/>
+              <w:right w:val="none" w:color="FFFFFF" w:sz="0"/>
+            </w:tcBorders>
+            <w:shd w:fill="E8F5E9" w:color="auto" w:val="clear"/>
+            <w:tcMar>
+              <w:top w:type="dxa" w:w="40"/>
+              <w:left w:type="dxa" w:w="80"/>
+              <w:bottom w:type="dxa" w:w="40"/>
+              <w:right w:type="dxa" w:w="80"/>
+            </w:tcMar>
+            <w:vAlign w:val="center"/>
+          </w:tcPr>
+          <w:p>
+            <w:pPr>
+              <w:jc w:val="left"/>
+            </w:pPr>
+            <w:r>
+              <w:rPr>
+                <w:rFonts w:ascii="Arial" w:cs="Arial" w:eastAsia="Arial" w:hAnsi="Arial"/>
+                <w:b/>
+                <w:bCs/>
+                <w:color w:val="43A047"/>
+                <w:sz w:val="15"/>
+                <w:szCs w:val="15"/>
+              </w:rPr>
+              <w:t xml:space="preserve">EXERCISE</w:t>
+            </w:r>
+          </w:p>
+        </w:tc>
+        <w:tc>
+          <w:tcPr>
+            <w:tcW w:type="dxa" w:w="380"/>
+            <w:tcBorders>
+              <w:top w:val="none" w:color="FFFFFF" w:sz="0"/>
+              <w:left w:val="none" w:color="FFFFFF" w:sz="0"/>
+              <w:bottom w:val="none" w:color="FFFFFF" w:sz="0"/>
+              <w:right w:val="none" w:color="FFFFFF" w:sz="0"/>
+            </w:tcBorders>
+            <w:shd w:fill="E8F5E9" w:color="auto" w:val="clear"/>
+            <w:tcMar>
+              <w:top w:type="dxa" w:w="40"/>
+              <w:left w:type="dxa" w:w="80"/>
+              <w:bottom w:type="dxa" w:w="40"/>
+              <w:right w:type="dxa" w:w="80"/>
+            </w:tcMar>
+            <w:vAlign w:val="center"/>
+          </w:tcPr>
+          <w:p>
+            <w:pPr>
+              <w:jc w:val="center"/>
+            </w:pPr>
+            <w:r>
+              <w:rPr>
+                <w:rFonts w:ascii="Arial" w:cs="Arial" w:eastAsia="Arial" w:hAnsi="Arial"/>
+                <w:b/>
+                <w:bCs/>
+                <w:color w:val="43A047"/>
+                <w:sz w:val="13"/>
+                <w:szCs w:val="13"/>
+              </w:rPr>
+              <w:t xml:space="preserve">SETS</w:t>
+            </w:r>
+          </w:p>
+        </w:tc>
+        <w:tc>
+          <w:tcPr>
+            <w:tcW w:type="dxa" w:w="420"/>
+            <w:tcBorders>
+              <w:top w:val="none" w:color="FFFFFF" w:sz="0"/>
+              <w:left w:val="none" w:color="FFFFFF" w:sz="0"/>
+              <w:bottom w:val="none" w:color="FFFFFF" w:sz="0"/>
+              <w:right w:val="none" w:color="FFFFFF" w:sz="0"/>
+            </w:tcBorders>
+            <w:shd w:fill="E8F5E9" w:color="auto" w:val="clear"/>
+            <w:tcMar>
+              <w:top w:type="dxa" w:w="40"/>
+              <w:left w:type="dxa" w:w="80"/>
+              <w:bottom w:type="dxa" w:w="40"/>
+              <w:right w:type="dxa" w:w="80"/>
+            </w:tcMar>
+            <w:vAlign w:val="center"/>
+          </w:tcPr>
+          <w:p>
+            <w:pPr>
+              <w:jc w:val="center"/>
+            </w:pPr>
+            <w:r>
+              <w:rPr>
+                <w:rFonts w:ascii="Arial" w:cs="Arial" w:eastAsia="Arial" w:hAnsi="Arial"/>
+                <w:b/>
+                <w:bCs/>
+                <w:color w:val="43A047"/>
+                <w:sz w:val="13"/>
+                <w:szCs w:val="13"/>
+              </w:rPr>
+              <w:t xml:space="preserve">REPS</w:t>
+            </w:r>
+          </w:p>
+        </w:tc>
+        <w:tc>
+          <w:tcPr>
+            <w:tcW w:type="dxa" w:w="680"/>
+            <w:tcBorders>
+              <w:top w:val="none" w:color="FFFFFF" w:sz="0"/>
+              <w:left w:val="none" w:color="FFFFFF" w:sz="0"/>
+              <w:bottom w:val="none" w:color="FFFFFF" w:sz="0"/>
+              <w:right w:val="none" w:color="FFFFFF" w:sz="0"/>
+            </w:tcBorders>
+            <w:shd w:fill="E8F5E9" w:color="auto" w:val="clear"/>
+            <w:tcMar>
+              <w:top w:type="dxa" w:w="40"/>
+              <w:left w:type="dxa" w:w="80"/>
+              <w:bottom w:type="dxa" w:w="40"/>
+              <w:right w:type="dxa" w:w="80"/>
+            </w:tcMar>
+            <w:vAlign w:val="center"/>
+          </w:tcPr>
+          <w:p>
+            <w:pPr>
+              <w:jc w:val="center"/>
+            </w:pPr>
+            <w:r>
+              <w:rPr>
+                <w:rFonts w:ascii="Arial" w:cs="Arial" w:eastAsia="Arial" w:hAnsi="Arial"/>
+                <w:b/>
+                <w:bCs/>
+                <w:color w:val="43A047"/>
+                <w:sz w:val="13"/>
+                <w:szCs w:val="13"/>
+              </w:rPr>
+              <w:t xml:space="preserve">LOAD</w:t>
+            </w:r>
+          </w:p>
+        </w:tc>
+        <w:tc>
+          <w:tcPr>
+            <w:tcW w:type="dxa" w:w="540"/>
+            <w:tcBorders>
+              <w:top w:val="none" w:color="FFFFFF" w:sz="0"/>
+              <w:left w:val="none" w:color="FFFFFF" w:sz="0"/>
+              <w:bottom w:val="none" w:color="FFFFFF" w:sz="0"/>
+              <w:right w:val="none" w:color="FFFFFF" w:sz="0"/>
+            </w:tcBorders>
+            <w:shd w:fill="E8F5E9" w:color="auto" w:val="clear"/>
+            <w:tcMar>
+              <w:top w:type="dxa" w:w="40"/>
+              <w:left w:type="dxa" w:w="80"/>
+              <w:bottom w:type="dxa" w:w="40"/>
+              <w:right w:type="dxa" w:w="80"/>
+            </w:tcMar>
+            <w:vAlign w:val="center"/>
+          </w:tcPr>
+          <w:p>
+            <w:pPr>
+              <w:jc w:val="center"/>
+            </w:pPr>
+            <w:r>
+              <w:rPr>
+                <w:rFonts w:ascii="Arial" w:cs="Arial" w:eastAsia="Arial" w:hAnsi="Arial"/>
+                <w:b/>
+                <w:bCs/>
+                <w:color w:val="43A047"/>
+                <w:sz w:val="13"/>
+                <w:szCs w:val="13"/>
+              </w:rPr>
+              <w:t xml:space="preserve">TEMPO</w:t>
+            </w:r>
+          </w:p>
+        </w:tc>
+        <w:tc>
+          <w:tcPr>
+            <w:tcW w:type="dxa" w:w="440"/>
+            <w:tcBorders>
+              <w:top w:val="none" w:color="FFFFFF" w:sz="0"/>
+              <w:left w:val="none" w:color="FFFFFF" w:sz="0"/>
+              <w:bottom w:val="none" w:color="FFFFFF" w:sz="0"/>
+              <w:right w:val="none" w:color="FFFFFF" w:sz="0"/>
+            </w:tcBorders>
+            <w:shd w:fill="E8F5E9" w:color="auto" w:val="clear"/>
+            <w:tcMar>
+              <w:top w:type="dxa" w:w="40"/>
+              <w:left w:type="dxa" w:w="80"/>
+              <w:bottom w:type="dxa" w:w="40"/>
+              <w:right w:type="dxa" w:w="80"/>
+            </w:tcMar>
+            <w:vAlign w:val="center"/>
+          </w:tcPr>
+          <w:p>
+            <w:pPr>
+              <w:jc w:val="center"/>
+            </w:pPr>
+            <w:r>
+              <w:rPr>
+                <w:rFonts w:ascii="Arial" w:cs="Arial" w:eastAsia="Arial" w:hAnsi="Arial"/>
+                <w:b/>
+                <w:bCs/>
+                <w:color w:val="43A047"/>
+                <w:sz w:val="13"/>
+                <w:szCs w:val="13"/>
+              </w:rPr>
+              <w:t xml:space="preserve">REST</w:t>
+            </w:r>
+          </w:p>
+        </w:tc>
+        <w:tc>
+          <w:tcPr>
+            <w:tcW w:type="dxa" w:w="5580"/>
+            <w:tcBorders>
+              <w:top w:val="none" w:color="FFFFFF" w:sz="0"/>
+              <w:left w:val="none" w:color="FFFFFF" w:sz="0"/>
+              <w:bottom w:val="none" w:color="FFFFFF" w:sz="0"/>
+              <w:right w:val="none" w:color="FFFFFF" w:sz="0"/>
+            </w:tcBorders>
+            <w:shd w:fill="E8F5E9" w:color="auto" w:val="clear"/>
+            <w:tcMar>
+              <w:top w:type="dxa" w:w="40"/>
+              <w:left w:type="dxa" w:w="80"/>
+              <w:bottom w:type="dxa" w:w="40"/>
+              <w:right w:type="dxa" w:w="80"/>
+            </w:tcMar>
+            <w:vAlign w:val="center"/>
+          </w:tcPr>
+          <w:p>
+            <w:pPr>
+              <w:jc w:val="left"/>
+            </w:pPr>
+            <w:r>
+              <w:rPr>
+                <w:rFonts w:ascii="Arial" w:cs="Arial" w:eastAsia="Arial" w:hAnsi="Arial"/>
+                <w:b/>
+                <w:bCs/>
+                <w:color w:val="43A047"/>
+                <w:sz w:val="15"/>
+                <w:szCs w:val="15"/>
+              </w:rPr>
+              <w:t xml:space="preserve">COACHING CUE</w:t>
+            </w:r>
+          </w:p>
+        </w:tc>
+      </w:tr>
+      <w:tr>
+        <w:tc>
+          <w:tcPr>
+            <w:tcW w:type="dxa" w:w="2400"/>
+            <w:tcBorders>
+              <w:top w:val="none" w:color="FFFFFF" w:sz="0"/>
+              <w:left w:val="none" w:color="FFFFFF" w:sz="0"/>
+              <w:bottom w:val="none" w:color="FFFFFF" w:sz="0"/>
+              <w:right w:val="none" w:color="FFFFFF" w:sz="0"/>
+            </w:tcBorders>
+            <w:shd w:fill="F1F8F2" w:color="auto" w:val="clear"/>
+            <w:tcMar>
+              <w:top w:type="dxa" w:w="40"/>
+              <w:left w:type="dxa" w:w="80"/>
+              <w:bottom w:type="dxa" w:w="40"/>
+              <w:right w:type="dxa" w:w="80"/>
+            </w:tcMar>
+            <w:vAlign w:val="center"/>
+          </w:tcPr>
+          <w:p>
+            <w:r>
+              <w:rPr>
+                <w:rFonts w:ascii="Arial" w:cs="Arial" w:eastAsia="Arial" w:hAnsi="Arial"/>
+                <w:b/>
+                <w:bCs/>
+                <w:color w:val="2C2C2C"/>
+                <w:sz w:val="18"/>
+                <w:szCs w:val="18"/>
+              </w:rPr>
               <w:t xml:space="preserve">DB Overhead Press (Seated)</w:t>
             </w:r>
           </w:p>
@@ -5314,7 +5679,7 @@
           <w:sz w:val="17"/>
           <w:szCs w:val="17"/>
         </w:rPr>
-        <w:t xml:space="preserve">D — LOADED CARRY, CORE &amp; CONDITIONING</w:t>
+        <w:t xml:space="preserve">E — FULL-BODY INTEGRATION — LOADED CARRY + CORE</w:t>
       </w:r>
     </w:p>
     <w:p>
@@ -5339,7 +5704,7 @@
           <w:sz w:val="17"/>
           <w:szCs w:val="17"/>
         </w:rPr>
-        <w:t xml:space="preserve">Farmer carry and suitcase carry double as the primary cardiovascular stimulus at 2 days/week — a hallway, driveway, or office corridor is enough space. Carry with both hands evenly on the Farmer Carry; the arm-to-arm difference here is minor, so no side-lead is applied there.</w:t>
+        <w:t xml:space="preserve">The session's closing compound work — the carries pull the day's hinge strength and braced posture together under gait, and a hallway, driveway, or office corridor is enough space. Carry with both hands evenly on the Farmer Carry; the arm-to-arm difference here is minor, so no side-lead is applied there — the suitcase carry alternates sides evenly. Distance and movement quality govern this work, not an effort target.</w:t>
       </w:r>
     </w:p>
     <w:tbl>
@@ -6297,6 +6662,74 @@
           </w:p>
         </w:tc>
       </w:tr>
+    </w:tbl>
+    <w:p>
+      <w:pPr>
+        <w:spacing w:after="100"/>
+      </w:pPr>
+    </w:p>
+    <w:p>
+      <w:pPr>
+        <w:spacing w:after="60" w:before="120"/>
+      </w:pPr>
+      <w:r>
+        <w:rPr>
+          <w:rFonts w:ascii="Arial" w:cs="Arial" w:eastAsia="Arial" w:hAnsi="Arial"/>
+          <w:b/>
+          <w:bCs/>
+          <w:color w:val="C9A227"/>
+          <w:sz w:val="17"/>
+          <w:szCs w:val="17"/>
+        </w:rPr>
+        <w:t xml:space="preserve">F — CONDITIONING CLOSE</w:t>
+      </w:r>
+    </w:p>
+    <w:p>
+      <w:pPr>
+        <w:spacing w:after="80"/>
+      </w:pPr>
+      <w:r>
+        <w:rPr>
+          <w:rFonts w:ascii="Arial" w:cs="Arial" w:eastAsia="Arial" w:hAnsi="Arial"/>
+          <w:b/>
+          <w:bCs/>
+          <w:color w:val="C9A227"/>
+          <w:sz w:val="17"/>
+          <w:szCs w:val="17"/>
+        </w:rPr>
+        <w:t xml:space="preserve">Why:  </w:t>
+      </w:r>
+      <w:r>
+        <w:rPr>
+          <w:rFonts w:ascii="Arial" w:cs="Arial" w:eastAsia="Arial" w:hAnsi="Arial"/>
+          <w:color w:val="2C2C2C"/>
+          <w:sz w:val="17"/>
+          <w:szCs w:val="17"/>
+        </w:rPr>
+        <w:t xml:space="preserve">A brief steady-state close — the primary cardiovascular dose at 2 days/week, after the training work is done.</w:t>
+      </w:r>
+    </w:p>
+    <w:tbl>
+      <w:tblPr>
+        <w:tblW w:type="dxa" w:w="10440"/>
+        <w:tblBorders>
+          <w:top w:val="none" w:color="FFFFFF" w:sz="0"/>
+          <w:left w:val="none" w:color="FFFFFF" w:sz="0"/>
+          <w:bottom w:val="none" w:color="FFFFFF" w:sz="0"/>
+          <w:right w:val="none" w:color="FFFFFF" w:sz="0"/>
+          <w:insideH w:val="single" w:color="auto" w:sz="4"/>
+          <w:insideV w:val="single" w:color="auto" w:sz="4"/>
+        </w:tblBorders>
+      </w:tblPr>
+      <w:tblGrid>
+        <w:gridCol w:w="2400"/>
+        <w:gridCol w:w="380"/>
+        <w:gridCol w:w="420"/>
+        <w:gridCol w:w="680"/>
+        <w:gridCol w:w="540"/>
+        <w:gridCol w:w="440"/>
+        <w:gridCol w:w="5580"/>
+      </w:tblGrid>
       <w:tr>
         <w:tc>
           <w:tcPr>
@@ -6307,7 +6740,254 @@
               <w:bottom w:val="none" w:color="FFFFFF" w:sz="0"/>
               <w:right w:val="none" w:color="FFFFFF" w:sz="0"/>
             </w:tcBorders>
-            <w:shd w:fill="FFFFFF" w:color="auto" w:val="clear"/>
+            <w:shd w:fill="F5E8C0" w:color="auto" w:val="clear"/>
+            <w:tcMar>
+              <w:top w:type="dxa" w:w="40"/>
+              <w:left w:type="dxa" w:w="80"/>
+              <w:bottom w:type="dxa" w:w="40"/>
+              <w:right w:type="dxa" w:w="80"/>
+            </w:tcMar>
+            <w:vAlign w:val="center"/>
+          </w:tcPr>
+          <w:p>
+            <w:pPr>
+              <w:jc w:val="left"/>
+            </w:pPr>
+            <w:r>
+              <w:rPr>
+                <w:rFonts w:ascii="Arial" w:cs="Arial" w:eastAsia="Arial" w:hAnsi="Arial"/>
+                <w:b/>
+                <w:bCs/>
+                <w:color w:val="C9A227"/>
+                <w:sz w:val="15"/>
+                <w:szCs w:val="15"/>
+              </w:rPr>
+              <w:t xml:space="preserve">EXERCISE</w:t>
+            </w:r>
+          </w:p>
+        </w:tc>
+        <w:tc>
+          <w:tcPr>
+            <w:tcW w:type="dxa" w:w="380"/>
+            <w:tcBorders>
+              <w:top w:val="none" w:color="FFFFFF" w:sz="0"/>
+              <w:left w:val="none" w:color="FFFFFF" w:sz="0"/>
+              <w:bottom w:val="none" w:color="FFFFFF" w:sz="0"/>
+              <w:right w:val="none" w:color="FFFFFF" w:sz="0"/>
+            </w:tcBorders>
+            <w:shd w:fill="F5E8C0" w:color="auto" w:val="clear"/>
+            <w:tcMar>
+              <w:top w:type="dxa" w:w="40"/>
+              <w:left w:type="dxa" w:w="80"/>
+              <w:bottom w:type="dxa" w:w="40"/>
+              <w:right w:type="dxa" w:w="80"/>
+            </w:tcMar>
+            <w:vAlign w:val="center"/>
+          </w:tcPr>
+          <w:p>
+            <w:pPr>
+              <w:jc w:val="center"/>
+            </w:pPr>
+            <w:r>
+              <w:rPr>
+                <w:rFonts w:ascii="Arial" w:cs="Arial" w:eastAsia="Arial" w:hAnsi="Arial"/>
+                <w:b/>
+                <w:bCs/>
+                <w:color w:val="C9A227"/>
+                <w:sz w:val="13"/>
+                <w:szCs w:val="13"/>
+              </w:rPr>
+              <w:t xml:space="preserve">SETS</w:t>
+            </w:r>
+          </w:p>
+        </w:tc>
+        <w:tc>
+          <w:tcPr>
+            <w:tcW w:type="dxa" w:w="420"/>
+            <w:tcBorders>
+              <w:top w:val="none" w:color="FFFFFF" w:sz="0"/>
+              <w:left w:val="none" w:color="FFFFFF" w:sz="0"/>
+              <w:bottom w:val="none" w:color="FFFFFF" w:sz="0"/>
+              <w:right w:val="none" w:color="FFFFFF" w:sz="0"/>
+            </w:tcBorders>
+            <w:shd w:fill="F5E8C0" w:color="auto" w:val="clear"/>
+            <w:tcMar>
+              <w:top w:type="dxa" w:w="40"/>
+              <w:left w:type="dxa" w:w="80"/>
+              <w:bottom w:type="dxa" w:w="40"/>
+              <w:right w:type="dxa" w:w="80"/>
+            </w:tcMar>
+            <w:vAlign w:val="center"/>
+          </w:tcPr>
+          <w:p>
+            <w:pPr>
+              <w:jc w:val="center"/>
+            </w:pPr>
+            <w:r>
+              <w:rPr>
+                <w:rFonts w:ascii="Arial" w:cs="Arial" w:eastAsia="Arial" w:hAnsi="Arial"/>
+                <w:b/>
+                <w:bCs/>
+                <w:color w:val="C9A227"/>
+                <w:sz w:val="13"/>
+                <w:szCs w:val="13"/>
+              </w:rPr>
+              <w:t xml:space="preserve">REPS</w:t>
+            </w:r>
+          </w:p>
+        </w:tc>
+        <w:tc>
+          <w:tcPr>
+            <w:tcW w:type="dxa" w:w="680"/>
+            <w:tcBorders>
+              <w:top w:val="none" w:color="FFFFFF" w:sz="0"/>
+              <w:left w:val="none" w:color="FFFFFF" w:sz="0"/>
+              <w:bottom w:val="none" w:color="FFFFFF" w:sz="0"/>
+              <w:right w:val="none" w:color="FFFFFF" w:sz="0"/>
+            </w:tcBorders>
+            <w:shd w:fill="F5E8C0" w:color="auto" w:val="clear"/>
+            <w:tcMar>
+              <w:top w:type="dxa" w:w="40"/>
+              <w:left w:type="dxa" w:w="80"/>
+              <w:bottom w:type="dxa" w:w="40"/>
+              <w:right w:type="dxa" w:w="80"/>
+            </w:tcMar>
+            <w:vAlign w:val="center"/>
+          </w:tcPr>
+          <w:p>
+            <w:pPr>
+              <w:jc w:val="center"/>
+            </w:pPr>
+            <w:r>
+              <w:rPr>
+                <w:rFonts w:ascii="Arial" w:cs="Arial" w:eastAsia="Arial" w:hAnsi="Arial"/>
+                <w:b/>
+                <w:bCs/>
+                <w:color w:val="C9A227"/>
+                <w:sz w:val="13"/>
+                <w:szCs w:val="13"/>
+              </w:rPr>
+              <w:t xml:space="preserve">LOAD</w:t>
+            </w:r>
+          </w:p>
+        </w:tc>
+        <w:tc>
+          <w:tcPr>
+            <w:tcW w:type="dxa" w:w="540"/>
+            <w:tcBorders>
+              <w:top w:val="none" w:color="FFFFFF" w:sz="0"/>
+              <w:left w:val="none" w:color="FFFFFF" w:sz="0"/>
+              <w:bottom w:val="none" w:color="FFFFFF" w:sz="0"/>
+              <w:right w:val="none" w:color="FFFFFF" w:sz="0"/>
+            </w:tcBorders>
+            <w:shd w:fill="F5E8C0" w:color="auto" w:val="clear"/>
+            <w:tcMar>
+              <w:top w:type="dxa" w:w="40"/>
+              <w:left w:type="dxa" w:w="80"/>
+              <w:bottom w:type="dxa" w:w="40"/>
+              <w:right w:type="dxa" w:w="80"/>
+            </w:tcMar>
+            <w:vAlign w:val="center"/>
+          </w:tcPr>
+          <w:p>
+            <w:pPr>
+              <w:jc w:val="center"/>
+            </w:pPr>
+            <w:r>
+              <w:rPr>
+                <w:rFonts w:ascii="Arial" w:cs="Arial" w:eastAsia="Arial" w:hAnsi="Arial"/>
+                <w:b/>
+                <w:bCs/>
+                <w:color w:val="C9A227"/>
+                <w:sz w:val="13"/>
+                <w:szCs w:val="13"/>
+              </w:rPr>
+              <w:t xml:space="preserve">TEMPO</w:t>
+            </w:r>
+          </w:p>
+        </w:tc>
+        <w:tc>
+          <w:tcPr>
+            <w:tcW w:type="dxa" w:w="440"/>
+            <w:tcBorders>
+              <w:top w:val="none" w:color="FFFFFF" w:sz="0"/>
+              <w:left w:val="none" w:color="FFFFFF" w:sz="0"/>
+              <w:bottom w:val="none" w:color="FFFFFF" w:sz="0"/>
+              <w:right w:val="none" w:color="FFFFFF" w:sz="0"/>
+            </w:tcBorders>
+            <w:shd w:fill="F5E8C0" w:color="auto" w:val="clear"/>
+            <w:tcMar>
+              <w:top w:type="dxa" w:w="40"/>
+              <w:left w:type="dxa" w:w="80"/>
+              <w:bottom w:type="dxa" w:w="40"/>
+              <w:right w:type="dxa" w:w="80"/>
+            </w:tcMar>
+            <w:vAlign w:val="center"/>
+          </w:tcPr>
+          <w:p>
+            <w:pPr>
+              <w:jc w:val="center"/>
+            </w:pPr>
+            <w:r>
+              <w:rPr>
+                <w:rFonts w:ascii="Arial" w:cs="Arial" w:eastAsia="Arial" w:hAnsi="Arial"/>
+                <w:b/>
+                <w:bCs/>
+                <w:color w:val="C9A227"/>
+                <w:sz w:val="13"/>
+                <w:szCs w:val="13"/>
+              </w:rPr>
+              <w:t xml:space="preserve">REST</w:t>
+            </w:r>
+          </w:p>
+        </w:tc>
+        <w:tc>
+          <w:tcPr>
+            <w:tcW w:type="dxa" w:w="5580"/>
+            <w:tcBorders>
+              <w:top w:val="none" w:color="FFFFFF" w:sz="0"/>
+              <w:left w:val="none" w:color="FFFFFF" w:sz="0"/>
+              <w:bottom w:val="none" w:color="FFFFFF" w:sz="0"/>
+              <w:right w:val="none" w:color="FFFFFF" w:sz="0"/>
+            </w:tcBorders>
+            <w:shd w:fill="F5E8C0" w:color="auto" w:val="clear"/>
+            <w:tcMar>
+              <w:top w:type="dxa" w:w="40"/>
+              <w:left w:type="dxa" w:w="80"/>
+              <w:bottom w:type="dxa" w:w="40"/>
+              <w:right w:type="dxa" w:w="80"/>
+            </w:tcMar>
+            <w:vAlign w:val="center"/>
+          </w:tcPr>
+          <w:p>
+            <w:pPr>
+              <w:jc w:val="left"/>
+            </w:pPr>
+            <w:r>
+              <w:rPr>
+                <w:rFonts w:ascii="Arial" w:cs="Arial" w:eastAsia="Arial" w:hAnsi="Arial"/>
+                <w:b/>
+                <w:bCs/>
+                <w:color w:val="C9A227"/>
+                <w:sz w:val="15"/>
+                <w:szCs w:val="15"/>
+              </w:rPr>
+              <w:t xml:space="preserve">COACHING CUE</w:t>
+            </w:r>
+          </w:p>
+        </w:tc>
+      </w:tr>
+      <w:tr>
+        <w:tc>
+          <w:tcPr>
+            <w:tcW w:type="dxa" w:w="2400"/>
+            <w:tcBorders>
+              <w:top w:val="none" w:color="FFFFFF" w:sz="0"/>
+              <w:left w:val="none" w:color="FFFFFF" w:sz="0"/>
+              <w:bottom w:val="none" w:color="FFFFFF" w:sz="0"/>
+              <w:right w:val="none" w:color="FFFFFF" w:sz="0"/>
+            </w:tcBorders>
+            <w:shd w:fill="FAF3E0" w:color="auto" w:val="clear"/>
             <w:tcMar>
               <w:top w:type="dxa" w:w="40"/>
               <w:left w:type="dxa" w:w="80"/>
@@ -6339,7 +7019,7 @@
               <w:bottom w:val="none" w:color="FFFFFF" w:sz="0"/>
               <w:right w:val="none" w:color="FFFFFF" w:sz="0"/>
             </w:tcBorders>
-            <w:shd w:fill="FFFFFF" w:color="auto" w:val="clear"/>
+            <w:shd w:fill="FAF3E0" w:color="auto" w:val="clear"/>
             <w:tcMar>
               <w:top w:type="dxa" w:w="40"/>
               <w:left w:type="dxa" w:w="80"/>
@@ -6372,7 +7052,7 @@
               <w:bottom w:val="none" w:color="FFFFFF" w:sz="0"/>
               <w:right w:val="none" w:color="FFFFFF" w:sz="0"/>
             </w:tcBorders>
-            <w:shd w:fill="FFFFFF" w:color="auto" w:val="clear"/>
+            <w:shd w:fill="FAF3E0" w:color="auto" w:val="clear"/>
             <w:tcMar>
               <w:top w:type="dxa" w:w="40"/>
               <w:left w:type="dxa" w:w="80"/>
@@ -6405,7 +7085,7 @@
               <w:bottom w:val="none" w:color="FFFFFF" w:sz="0"/>
               <w:right w:val="none" w:color="FFFFFF" w:sz="0"/>
             </w:tcBorders>
-            <w:shd w:fill="FFFFFF" w:color="auto" w:val="clear"/>
+            <w:shd w:fill="FAF3E0" w:color="auto" w:val="clear"/>
             <w:tcMar>
               <w:top w:type="dxa" w:w="40"/>
               <w:left w:type="dxa" w:w="80"/>
@@ -6438,7 +7118,7 @@
               <w:bottom w:val="none" w:color="FFFFFF" w:sz="0"/>
               <w:right w:val="none" w:color="FFFFFF" w:sz="0"/>
             </w:tcBorders>
-            <w:shd w:fill="FFFFFF" w:color="auto" w:val="clear"/>
+            <w:shd w:fill="FAF3E0" w:color="auto" w:val="clear"/>
             <w:tcMar>
               <w:top w:type="dxa" w:w="40"/>
               <w:left w:type="dxa" w:w="80"/>
@@ -6471,7 +7151,7 @@
               <w:bottom w:val="none" w:color="FFFFFF" w:sz="0"/>
               <w:right w:val="none" w:color="FFFFFF" w:sz="0"/>
             </w:tcBorders>
-            <w:shd w:fill="FFFFFF" w:color="auto" w:val="clear"/>
+            <w:shd w:fill="FAF3E0" w:color="auto" w:val="clear"/>
             <w:tcMar>
               <w:top w:type="dxa" w:w="40"/>
               <w:left w:type="dxa" w:w="80"/>
@@ -6504,7 +7184,7 @@
               <w:bottom w:val="none" w:color="FFFFFF" w:sz="0"/>
               <w:right w:val="none" w:color="FFFFFF" w:sz="0"/>
             </w:tcBorders>
-            <w:shd w:fill="FFFFFF" w:color="auto" w:val="clear"/>
+            <w:shd w:fill="FAF3E0" w:color="auto" w:val="clear"/>
             <w:tcMar>
               <w:top w:type="dxa" w:w="40"/>
               <w:left w:type="dxa" w:w="80"/>
@@ -7868,7 +8548,7 @@
           <w:sz w:val="17"/>
           <w:szCs w:val="17"/>
         </w:rPr>
-        <w:t xml:space="preserve">B — PRIMARY SQUAT &amp; LUNGE STRENGTH — DB SUBSTITUTES</w:t>
+        <w:t xml:space="preserve">B — PRIMARY COMPOUND — DB GOBLET SQUAT</w:t>
       </w:r>
     </w:p>
     <w:p>
@@ -7893,7 +8573,7 @@
           <w:sz w:val="17"/>
           <w:szCs w:val="17"/>
         </w:rPr>
-        <w:t xml:space="preserve">DB Goblet Squat (single DB, held at chest) replaces Back Squat — naturally lighter than a barbell back squat by design, an equipment difference, not a regression. DB Split Squat is unchanged from the studio version (already DB-based) — left leg leads. DB Reverse Fly closes the block, replacing the cable/band Face Pull.</w:t>
+        <w:t xml:space="preserve">The day's main lift. DB Goblet Squat (single DB, held at chest) replaces the studio version's Back Squat — naturally lighter by design, an equipment difference, not a regression. If the day calls for a variation, rotate between: a squat to a box or sturdy chair (depth set by the surface) or a staggered-stance goblet squat (one foot slightly back, left leg forward first) — both dumbbell-only. The goblet squat stays the lift we track.</w:t>
       </w:r>
     </w:p>
     <w:tbl>
@@ -8393,464 +9073,6 @@
           </w:p>
         </w:tc>
       </w:tr>
-      <w:tr>
-        <w:tc>
-          <w:tcPr>
-            <w:tcW w:type="dxa" w:w="2400"/>
-            <w:tcBorders>
-              <w:top w:val="none" w:color="FFFFFF" w:sz="0"/>
-              <w:left w:val="none" w:color="FFFFFF" w:sz="0"/>
-              <w:bottom w:val="none" w:color="FFFFFF" w:sz="0"/>
-              <w:right w:val="none" w:color="FFFFFF" w:sz="0"/>
-            </w:tcBorders>
-            <w:shd w:fill="FFFFFF" w:color="auto" w:val="clear"/>
-            <w:tcMar>
-              <w:top w:type="dxa" w:w="40"/>
-              <w:left w:type="dxa" w:w="80"/>
-              <w:bottom w:type="dxa" w:w="40"/>
-              <w:right w:type="dxa" w:w="80"/>
-            </w:tcMar>
-            <w:vAlign w:val="center"/>
-          </w:tcPr>
-          <w:p>
-            <w:r>
-              <w:rPr>
-                <w:rFonts w:ascii="Arial" w:cs="Arial" w:eastAsia="Arial" w:hAnsi="Arial"/>
-                <w:b/>
-                <w:bCs/>
-                <w:color w:val="2C2C2C"/>
-                <w:sz w:val="18"/>
-                <w:szCs w:val="18"/>
-              </w:rPr>
-              <w:t xml:space="preserve">DB Split Squat</w:t>
-            </w:r>
-          </w:p>
-        </w:tc>
-        <w:tc>
-          <w:tcPr>
-            <w:tcW w:type="dxa" w:w="380"/>
-            <w:tcBorders>
-              <w:top w:val="none" w:color="FFFFFF" w:sz="0"/>
-              <w:left w:val="none" w:color="FFFFFF" w:sz="0"/>
-              <w:bottom w:val="none" w:color="FFFFFF" w:sz="0"/>
-              <w:right w:val="none" w:color="FFFFFF" w:sz="0"/>
-            </w:tcBorders>
-            <w:shd w:fill="FFFFFF" w:color="auto" w:val="clear"/>
-            <w:tcMar>
-              <w:top w:type="dxa" w:w="40"/>
-              <w:left w:type="dxa" w:w="80"/>
-              <w:bottom w:type="dxa" w:w="40"/>
-              <w:right w:type="dxa" w:w="80"/>
-            </w:tcMar>
-            <w:vAlign w:val="center"/>
-          </w:tcPr>
-          <w:p>
-            <w:pPr>
-              <w:jc w:val="center"/>
-            </w:pPr>
-            <w:r>
-              <w:rPr>
-                <w:rFonts w:ascii="Arial" w:cs="Arial" w:eastAsia="Arial" w:hAnsi="Arial"/>
-                <w:color w:val="6B6B6B"/>
-                <w:sz w:val="15"/>
-                <w:szCs w:val="15"/>
-              </w:rPr>
-              <w:t xml:space="preserve">3</w:t>
-            </w:r>
-          </w:p>
-        </w:tc>
-        <w:tc>
-          <w:tcPr>
-            <w:tcW w:type="dxa" w:w="420"/>
-            <w:tcBorders>
-              <w:top w:val="none" w:color="FFFFFF" w:sz="0"/>
-              <w:left w:val="none" w:color="FFFFFF" w:sz="0"/>
-              <w:bottom w:val="none" w:color="FFFFFF" w:sz="0"/>
-              <w:right w:val="none" w:color="FFFFFF" w:sz="0"/>
-            </w:tcBorders>
-            <w:shd w:fill="FFFFFF" w:color="auto" w:val="clear"/>
-            <w:tcMar>
-              <w:top w:type="dxa" w:w="40"/>
-              <w:left w:type="dxa" w:w="80"/>
-              <w:bottom w:type="dxa" w:w="40"/>
-              <w:right w:type="dxa" w:w="80"/>
-            </w:tcMar>
-            <w:vAlign w:val="center"/>
-          </w:tcPr>
-          <w:p>
-            <w:pPr>
-              <w:jc w:val="center"/>
-            </w:pPr>
-            <w:r>
-              <w:rPr>
-                <w:rFonts w:ascii="Arial" w:cs="Arial" w:eastAsia="Arial" w:hAnsi="Arial"/>
-                <w:color w:val="6B6B6B"/>
-                <w:sz w:val="15"/>
-                <w:szCs w:val="15"/>
-              </w:rPr>
-              <w:t xml:space="preserve">8 ea, LEFT leads</w:t>
-            </w:r>
-          </w:p>
-        </w:tc>
-        <w:tc>
-          <w:tcPr>
-            <w:tcW w:type="dxa" w:w="680"/>
-            <w:tcBorders>
-              <w:top w:val="none" w:color="FFFFFF" w:sz="0"/>
-              <w:left w:val="none" w:color="FFFFFF" w:sz="0"/>
-              <w:bottom w:val="none" w:color="FFFFFF" w:sz="0"/>
-              <w:right w:val="none" w:color="FFFFFF" w:sz="0"/>
-            </w:tcBorders>
-            <w:shd w:fill="FFFFFF" w:color="auto" w:val="clear"/>
-            <w:tcMar>
-              <w:top w:type="dxa" w:w="40"/>
-              <w:left w:type="dxa" w:w="80"/>
-              <w:bottom w:type="dxa" w:w="40"/>
-              <w:right w:type="dxa" w:w="80"/>
-            </w:tcMar>
-            <w:vAlign w:val="center"/>
-          </w:tcPr>
-          <w:p>
-            <w:pPr>
-              <w:jc w:val="center"/>
-            </w:pPr>
-            <w:r>
-              <w:rPr>
-                <w:rFonts w:ascii="Arial" w:cs="Arial" w:eastAsia="Arial" w:hAnsi="Arial"/>
-                <w:color w:val="6B6B6B"/>
-                <w:sz w:val="15"/>
-                <w:szCs w:val="15"/>
-              </w:rPr>
-              <w:t xml:space="preserve">Wk1: 12.5 lbs/hand → Wk4: 17.5 lbs/hand</w:t>
-            </w:r>
-          </w:p>
-        </w:tc>
-        <w:tc>
-          <w:tcPr>
-            <w:tcW w:type="dxa" w:w="540"/>
-            <w:tcBorders>
-              <w:top w:val="none" w:color="FFFFFF" w:sz="0"/>
-              <w:left w:val="none" w:color="FFFFFF" w:sz="0"/>
-              <w:bottom w:val="none" w:color="FFFFFF" w:sz="0"/>
-              <w:right w:val="none" w:color="FFFFFF" w:sz="0"/>
-            </w:tcBorders>
-            <w:shd w:fill="FFFFFF" w:color="auto" w:val="clear"/>
-            <w:tcMar>
-              <w:top w:type="dxa" w:w="40"/>
-              <w:left w:type="dxa" w:w="80"/>
-              <w:bottom w:type="dxa" w:w="40"/>
-              <w:right w:type="dxa" w:w="80"/>
-            </w:tcMar>
-            <w:vAlign w:val="center"/>
-          </w:tcPr>
-          <w:p>
-            <w:pPr>
-              <w:jc w:val="center"/>
-            </w:pPr>
-            <w:r>
-              <w:rPr>
-                <w:rFonts w:ascii="Arial" w:cs="Arial" w:eastAsia="Arial" w:hAnsi="Arial"/>
-                <w:color w:val="6B6B6B"/>
-                <w:sz w:val="15"/>
-                <w:szCs w:val="15"/>
-              </w:rPr>
-              <w:t xml:space="preserve">2-1-1</w:t>
-            </w:r>
-          </w:p>
-        </w:tc>
-        <w:tc>
-          <w:tcPr>
-            <w:tcW w:type="dxa" w:w="440"/>
-            <w:tcBorders>
-              <w:top w:val="none" w:color="FFFFFF" w:sz="0"/>
-              <w:left w:val="none" w:color="FFFFFF" w:sz="0"/>
-              <w:bottom w:val="none" w:color="FFFFFF" w:sz="0"/>
-              <w:right w:val="none" w:color="FFFFFF" w:sz="0"/>
-            </w:tcBorders>
-            <w:shd w:fill="FFFFFF" w:color="auto" w:val="clear"/>
-            <w:tcMar>
-              <w:top w:type="dxa" w:w="40"/>
-              <w:left w:type="dxa" w:w="80"/>
-              <w:bottom w:type="dxa" w:w="40"/>
-              <w:right w:type="dxa" w:w="80"/>
-            </w:tcMar>
-            <w:vAlign w:val="center"/>
-          </w:tcPr>
-          <w:p>
-            <w:pPr>
-              <w:jc w:val="center"/>
-            </w:pPr>
-            <w:r>
-              <w:rPr>
-                <w:rFonts w:ascii="Arial" w:cs="Arial" w:eastAsia="Arial" w:hAnsi="Arial"/>
-                <w:color w:val="6B6B6B"/>
-                <w:sz w:val="15"/>
-                <w:szCs w:val="15"/>
-              </w:rPr>
-              <w:t xml:space="preserve">75s</w:t>
-            </w:r>
-          </w:p>
-        </w:tc>
-        <w:tc>
-          <w:tcPr>
-            <w:tcW w:type="dxa" w:w="5580"/>
-            <w:tcBorders>
-              <w:top w:val="none" w:color="FFFFFF" w:sz="0"/>
-              <w:left w:val="none" w:color="FFFFFF" w:sz="0"/>
-              <w:bottom w:val="none" w:color="FFFFFF" w:sz="0"/>
-              <w:right w:val="none" w:color="FFFFFF" w:sz="0"/>
-            </w:tcBorders>
-            <w:shd w:fill="FFFFFF" w:color="auto" w:val="clear"/>
-            <w:tcMar>
-              <w:top w:type="dxa" w:w="40"/>
-              <w:left w:type="dxa" w:w="80"/>
-              <w:bottom w:type="dxa" w:w="40"/>
-              <w:right w:type="dxa" w:w="80"/>
-            </w:tcMar>
-            <w:vAlign w:val="center"/>
-          </w:tcPr>
-          <w:p>
-            <w:r>
-              <w:rPr>
-                <w:rFonts w:ascii="Arial" w:cs="Arial" w:eastAsia="Arial" w:hAnsi="Arial"/>
-                <w:color w:val="6B6B6B"/>
-                <w:sz w:val="17"/>
-                <w:szCs w:val="17"/>
-              </w:rPr>
-              <w:t xml:space="preserve">Left leads (weaker side). Front knee tracks over toes, even tempo.</w:t>
-            </w:r>
-          </w:p>
-        </w:tc>
-      </w:tr>
-      <w:tr>
-        <w:tc>
-          <w:tcPr>
-            <w:tcW w:type="dxa" w:w="2400"/>
-            <w:tcBorders>
-              <w:top w:val="none" w:color="FFFFFF" w:sz="0"/>
-              <w:left w:val="none" w:color="FFFFFF" w:sz="0"/>
-              <w:bottom w:val="none" w:color="FFFFFF" w:sz="0"/>
-              <w:right w:val="none" w:color="FFFFFF" w:sz="0"/>
-            </w:tcBorders>
-            <w:shd w:fill="FAF3E0" w:color="auto" w:val="clear"/>
-            <w:tcMar>
-              <w:top w:type="dxa" w:w="40"/>
-              <w:left w:type="dxa" w:w="80"/>
-              <w:bottom w:type="dxa" w:w="40"/>
-              <w:right w:type="dxa" w:w="80"/>
-            </w:tcMar>
-            <w:vAlign w:val="center"/>
-          </w:tcPr>
-          <w:p>
-            <w:r>
-              <w:rPr>
-                <w:rFonts w:ascii="Arial" w:cs="Arial" w:eastAsia="Arial" w:hAnsi="Arial"/>
-                <w:b/>
-                <w:bCs/>
-                <w:color w:val="2C2C2C"/>
-                <w:sz w:val="18"/>
-                <w:szCs w:val="18"/>
-              </w:rPr>
-              <w:t xml:space="preserve">DB Reverse Fly (Bent-Over)</w:t>
-            </w:r>
-          </w:p>
-        </w:tc>
-        <w:tc>
-          <w:tcPr>
-            <w:tcW w:type="dxa" w:w="380"/>
-            <w:tcBorders>
-              <w:top w:val="none" w:color="FFFFFF" w:sz="0"/>
-              <w:left w:val="none" w:color="FFFFFF" w:sz="0"/>
-              <w:bottom w:val="none" w:color="FFFFFF" w:sz="0"/>
-              <w:right w:val="none" w:color="FFFFFF" w:sz="0"/>
-            </w:tcBorders>
-            <w:shd w:fill="FAF3E0" w:color="auto" w:val="clear"/>
-            <w:tcMar>
-              <w:top w:type="dxa" w:w="40"/>
-              <w:left w:type="dxa" w:w="80"/>
-              <w:bottom w:type="dxa" w:w="40"/>
-              <w:right w:type="dxa" w:w="80"/>
-            </w:tcMar>
-            <w:vAlign w:val="center"/>
-          </w:tcPr>
-          <w:p>
-            <w:pPr>
-              <w:jc w:val="center"/>
-            </w:pPr>
-            <w:r>
-              <w:rPr>
-                <w:rFonts w:ascii="Arial" w:cs="Arial" w:eastAsia="Arial" w:hAnsi="Arial"/>
-                <w:color w:val="6B6B6B"/>
-                <w:sz w:val="15"/>
-                <w:szCs w:val="15"/>
-              </w:rPr>
-              <w:t xml:space="preserve">3</w:t>
-            </w:r>
-          </w:p>
-        </w:tc>
-        <w:tc>
-          <w:tcPr>
-            <w:tcW w:type="dxa" w:w="420"/>
-            <w:tcBorders>
-              <w:top w:val="none" w:color="FFFFFF" w:sz="0"/>
-              <w:left w:val="none" w:color="FFFFFF" w:sz="0"/>
-              <w:bottom w:val="none" w:color="FFFFFF" w:sz="0"/>
-              <w:right w:val="none" w:color="FFFFFF" w:sz="0"/>
-            </w:tcBorders>
-            <w:shd w:fill="FAF3E0" w:color="auto" w:val="clear"/>
-            <w:tcMar>
-              <w:top w:type="dxa" w:w="40"/>
-              <w:left w:type="dxa" w:w="80"/>
-              <w:bottom w:type="dxa" w:w="40"/>
-              <w:right w:type="dxa" w:w="80"/>
-            </w:tcMar>
-            <w:vAlign w:val="center"/>
-          </w:tcPr>
-          <w:p>
-            <w:pPr>
-              <w:jc w:val="center"/>
-            </w:pPr>
-            <w:r>
-              <w:rPr>
-                <w:rFonts w:ascii="Arial" w:cs="Arial" w:eastAsia="Arial" w:hAnsi="Arial"/>
-                <w:color w:val="6B6B6B"/>
-                <w:sz w:val="15"/>
-                <w:szCs w:val="15"/>
-              </w:rPr>
-              <w:t xml:space="preserve">15</w:t>
-            </w:r>
-          </w:p>
-        </w:tc>
-        <w:tc>
-          <w:tcPr>
-            <w:tcW w:type="dxa" w:w="680"/>
-            <w:tcBorders>
-              <w:top w:val="none" w:color="FFFFFF" w:sz="0"/>
-              <w:left w:val="none" w:color="FFFFFF" w:sz="0"/>
-              <w:bottom w:val="none" w:color="FFFFFF" w:sz="0"/>
-              <w:right w:val="none" w:color="FFFFFF" w:sz="0"/>
-            </w:tcBorders>
-            <w:shd w:fill="FAF3E0" w:color="auto" w:val="clear"/>
-            <w:tcMar>
-              <w:top w:type="dxa" w:w="40"/>
-              <w:left w:type="dxa" w:w="80"/>
-              <w:bottom w:type="dxa" w:w="40"/>
-              <w:right w:type="dxa" w:w="80"/>
-            </w:tcMar>
-            <w:vAlign w:val="center"/>
-          </w:tcPr>
-          <w:p>
-            <w:pPr>
-              <w:jc w:val="center"/>
-            </w:pPr>
-            <w:r>
-              <w:rPr>
-                <w:rFonts w:ascii="Arial" w:cs="Arial" w:eastAsia="Arial" w:hAnsi="Arial"/>
-                <w:color w:val="6B6B6B"/>
-                <w:sz w:val="15"/>
-                <w:szCs w:val="15"/>
-              </w:rPr>
-              <w:t xml:space="preserve">5–8 lbs/hand</w:t>
-            </w:r>
-          </w:p>
-        </w:tc>
-        <w:tc>
-          <w:tcPr>
-            <w:tcW w:type="dxa" w:w="540"/>
-            <w:tcBorders>
-              <w:top w:val="none" w:color="FFFFFF" w:sz="0"/>
-              <w:left w:val="none" w:color="FFFFFF" w:sz="0"/>
-              <w:bottom w:val="none" w:color="FFFFFF" w:sz="0"/>
-              <w:right w:val="none" w:color="FFFFFF" w:sz="0"/>
-            </w:tcBorders>
-            <w:shd w:fill="FAF3E0" w:color="auto" w:val="clear"/>
-            <w:tcMar>
-              <w:top w:type="dxa" w:w="40"/>
-              <w:left w:type="dxa" w:w="80"/>
-              <w:bottom w:type="dxa" w:w="40"/>
-              <w:right w:type="dxa" w:w="80"/>
-            </w:tcMar>
-            <w:vAlign w:val="center"/>
-          </w:tcPr>
-          <w:p>
-            <w:pPr>
-              <w:jc w:val="center"/>
-            </w:pPr>
-            <w:r>
-              <w:rPr>
-                <w:rFonts w:ascii="Arial" w:cs="Arial" w:eastAsia="Arial" w:hAnsi="Arial"/>
-                <w:color w:val="6B6B6B"/>
-                <w:sz w:val="15"/>
-                <w:szCs w:val="15"/>
-              </w:rPr>
-              <w:t xml:space="preserve">2-1-2</w:t>
-            </w:r>
-          </w:p>
-        </w:tc>
-        <w:tc>
-          <w:tcPr>
-            <w:tcW w:type="dxa" w:w="440"/>
-            <w:tcBorders>
-              <w:top w:val="none" w:color="FFFFFF" w:sz="0"/>
-              <w:left w:val="none" w:color="FFFFFF" w:sz="0"/>
-              <w:bottom w:val="none" w:color="FFFFFF" w:sz="0"/>
-              <w:right w:val="none" w:color="FFFFFF" w:sz="0"/>
-            </w:tcBorders>
-            <w:shd w:fill="FAF3E0" w:color="auto" w:val="clear"/>
-            <w:tcMar>
-              <w:top w:type="dxa" w:w="40"/>
-              <w:left w:type="dxa" w:w="80"/>
-              <w:bottom w:type="dxa" w:w="40"/>
-              <w:right w:type="dxa" w:w="80"/>
-            </w:tcMar>
-            <w:vAlign w:val="center"/>
-          </w:tcPr>
-          <w:p>
-            <w:pPr>
-              <w:jc w:val="center"/>
-            </w:pPr>
-            <w:r>
-              <w:rPr>
-                <w:rFonts w:ascii="Arial" w:cs="Arial" w:eastAsia="Arial" w:hAnsi="Arial"/>
-                <w:color w:val="6B6B6B"/>
-                <w:sz w:val="15"/>
-                <w:szCs w:val="15"/>
-              </w:rPr>
-              <w:t xml:space="preserve">30s</w:t>
-            </w:r>
-          </w:p>
-        </w:tc>
-        <w:tc>
-          <w:tcPr>
-            <w:tcW w:type="dxa" w:w="5580"/>
-            <w:tcBorders>
-              <w:top w:val="none" w:color="FFFFFF" w:sz="0"/>
-              <w:left w:val="none" w:color="FFFFFF" w:sz="0"/>
-              <w:bottom w:val="none" w:color="FFFFFF" w:sz="0"/>
-              <w:right w:val="none" w:color="FFFFFF" w:sz="0"/>
-            </w:tcBorders>
-            <w:shd w:fill="FAF3E0" w:color="auto" w:val="clear"/>
-            <w:tcMar>
-              <w:top w:type="dxa" w:w="40"/>
-              <w:left w:type="dxa" w:w="80"/>
-              <w:bottom w:type="dxa" w:w="40"/>
-              <w:right w:type="dxa" w:w="80"/>
-            </w:tcMar>
-            <w:vAlign w:val="center"/>
-          </w:tcPr>
-          <w:p>
-            <w:r>
-              <w:rPr>
-                <w:rFonts w:ascii="Arial" w:cs="Arial" w:eastAsia="Arial" w:hAnsi="Arial"/>
-                <w:color w:val="6B6B6B"/>
-                <w:sz w:val="17"/>
-                <w:szCs w:val="17"/>
-              </w:rPr>
-              <w:t xml:space="preserve">Hinge forward, soft knees, raise arms out to sides, squeeze shoulder blades.</w:t>
-            </w:r>
-          </w:p>
-        </w:tc>
-      </w:tr>
     </w:tbl>
     <w:p>
       <w:pPr>
@@ -8870,7 +9092,7 @@
           <w:sz w:val="17"/>
           <w:szCs w:val="17"/>
         </w:rPr>
-        <w:t xml:space="preserve">C — PRIMARY PULL STRENGTH</w:t>
+        <w:t xml:space="preserve">C — ACCESSORY — SPLIT SQUAT &amp; SHOULDER HEALTH</w:t>
       </w:r>
     </w:p>
     <w:p>
@@ -8895,7 +9117,7 @@
           <w:sz w:val="17"/>
           <w:szCs w:val="17"/>
         </w:rPr>
-        <w:t xml:space="preserve">Row was not part of the tested 10-pattern battery — today's working loads become the new 8-week baseline for both rows, tracked the same as every tested lift. No side-lead is applied to Single-Arm Row — the arm-to-arm difference here is minor. Same exercises and loads as the studio version — no equipment substitution needed here.</w:t>
+        <w:t xml:space="preserve">Unilateral accessory work directly behind the squat — DB Split Squat is unchanged from the studio version (already DB-based), left leg leading every set — then the DB Reverse Fly rotates the pattern, standing in for the studio version's face pull.</w:t>
       </w:r>
     </w:p>
     <w:tbl>
@@ -9195,6 +9417,779 @@
                 <w:sz w:val="18"/>
                 <w:szCs w:val="18"/>
               </w:rPr>
+              <w:t xml:space="preserve">DB Split Squat</w:t>
+            </w:r>
+          </w:p>
+        </w:tc>
+        <w:tc>
+          <w:tcPr>
+            <w:tcW w:type="dxa" w:w="380"/>
+            <w:tcBorders>
+              <w:top w:val="none" w:color="FFFFFF" w:sz="0"/>
+              <w:left w:val="none" w:color="FFFFFF" w:sz="0"/>
+              <w:bottom w:val="none" w:color="FFFFFF" w:sz="0"/>
+              <w:right w:val="none" w:color="FFFFFF" w:sz="0"/>
+            </w:tcBorders>
+            <w:shd w:fill="FAF3E0" w:color="auto" w:val="clear"/>
+            <w:tcMar>
+              <w:top w:type="dxa" w:w="40"/>
+              <w:left w:type="dxa" w:w="80"/>
+              <w:bottom w:type="dxa" w:w="40"/>
+              <w:right w:type="dxa" w:w="80"/>
+            </w:tcMar>
+            <w:vAlign w:val="center"/>
+          </w:tcPr>
+          <w:p>
+            <w:pPr>
+              <w:jc w:val="center"/>
+            </w:pPr>
+            <w:r>
+              <w:rPr>
+                <w:rFonts w:ascii="Arial" w:cs="Arial" w:eastAsia="Arial" w:hAnsi="Arial"/>
+                <w:color w:val="6B6B6B"/>
+                <w:sz w:val="15"/>
+                <w:szCs w:val="15"/>
+              </w:rPr>
+              <w:t xml:space="preserve">3</w:t>
+            </w:r>
+          </w:p>
+        </w:tc>
+        <w:tc>
+          <w:tcPr>
+            <w:tcW w:type="dxa" w:w="420"/>
+            <w:tcBorders>
+              <w:top w:val="none" w:color="FFFFFF" w:sz="0"/>
+              <w:left w:val="none" w:color="FFFFFF" w:sz="0"/>
+              <w:bottom w:val="none" w:color="FFFFFF" w:sz="0"/>
+              <w:right w:val="none" w:color="FFFFFF" w:sz="0"/>
+            </w:tcBorders>
+            <w:shd w:fill="FAF3E0" w:color="auto" w:val="clear"/>
+            <w:tcMar>
+              <w:top w:type="dxa" w:w="40"/>
+              <w:left w:type="dxa" w:w="80"/>
+              <w:bottom w:type="dxa" w:w="40"/>
+              <w:right w:type="dxa" w:w="80"/>
+            </w:tcMar>
+            <w:vAlign w:val="center"/>
+          </w:tcPr>
+          <w:p>
+            <w:pPr>
+              <w:jc w:val="center"/>
+            </w:pPr>
+            <w:r>
+              <w:rPr>
+                <w:rFonts w:ascii="Arial" w:cs="Arial" w:eastAsia="Arial" w:hAnsi="Arial"/>
+                <w:color w:val="6B6B6B"/>
+                <w:sz w:val="15"/>
+                <w:szCs w:val="15"/>
+              </w:rPr>
+              <w:t xml:space="preserve">8 ea, LEFT leads</w:t>
+            </w:r>
+          </w:p>
+        </w:tc>
+        <w:tc>
+          <w:tcPr>
+            <w:tcW w:type="dxa" w:w="680"/>
+            <w:tcBorders>
+              <w:top w:val="none" w:color="FFFFFF" w:sz="0"/>
+              <w:left w:val="none" w:color="FFFFFF" w:sz="0"/>
+              <w:bottom w:val="none" w:color="FFFFFF" w:sz="0"/>
+              <w:right w:val="none" w:color="FFFFFF" w:sz="0"/>
+            </w:tcBorders>
+            <w:shd w:fill="FAF3E0" w:color="auto" w:val="clear"/>
+            <w:tcMar>
+              <w:top w:type="dxa" w:w="40"/>
+              <w:left w:type="dxa" w:w="80"/>
+              <w:bottom w:type="dxa" w:w="40"/>
+              <w:right w:type="dxa" w:w="80"/>
+            </w:tcMar>
+            <w:vAlign w:val="center"/>
+          </w:tcPr>
+          <w:p>
+            <w:pPr>
+              <w:jc w:val="center"/>
+            </w:pPr>
+            <w:r>
+              <w:rPr>
+                <w:rFonts w:ascii="Arial" w:cs="Arial" w:eastAsia="Arial" w:hAnsi="Arial"/>
+                <w:color w:val="6B6B6B"/>
+                <w:sz w:val="15"/>
+                <w:szCs w:val="15"/>
+              </w:rPr>
+              <w:t xml:space="preserve">Wk1: 12.5 lbs/hand → Wk4: 17.5 lbs/hand</w:t>
+            </w:r>
+          </w:p>
+        </w:tc>
+        <w:tc>
+          <w:tcPr>
+            <w:tcW w:type="dxa" w:w="540"/>
+            <w:tcBorders>
+              <w:top w:val="none" w:color="FFFFFF" w:sz="0"/>
+              <w:left w:val="none" w:color="FFFFFF" w:sz="0"/>
+              <w:bottom w:val="none" w:color="FFFFFF" w:sz="0"/>
+              <w:right w:val="none" w:color="FFFFFF" w:sz="0"/>
+            </w:tcBorders>
+            <w:shd w:fill="FAF3E0" w:color="auto" w:val="clear"/>
+            <w:tcMar>
+              <w:top w:type="dxa" w:w="40"/>
+              <w:left w:type="dxa" w:w="80"/>
+              <w:bottom w:type="dxa" w:w="40"/>
+              <w:right w:type="dxa" w:w="80"/>
+            </w:tcMar>
+            <w:vAlign w:val="center"/>
+          </w:tcPr>
+          <w:p>
+            <w:pPr>
+              <w:jc w:val="center"/>
+            </w:pPr>
+            <w:r>
+              <w:rPr>
+                <w:rFonts w:ascii="Arial" w:cs="Arial" w:eastAsia="Arial" w:hAnsi="Arial"/>
+                <w:color w:val="6B6B6B"/>
+                <w:sz w:val="15"/>
+                <w:szCs w:val="15"/>
+              </w:rPr>
+              <w:t xml:space="preserve">2-1-1</w:t>
+            </w:r>
+          </w:p>
+        </w:tc>
+        <w:tc>
+          <w:tcPr>
+            <w:tcW w:type="dxa" w:w="440"/>
+            <w:tcBorders>
+              <w:top w:val="none" w:color="FFFFFF" w:sz="0"/>
+              <w:left w:val="none" w:color="FFFFFF" w:sz="0"/>
+              <w:bottom w:val="none" w:color="FFFFFF" w:sz="0"/>
+              <w:right w:val="none" w:color="FFFFFF" w:sz="0"/>
+            </w:tcBorders>
+            <w:shd w:fill="FAF3E0" w:color="auto" w:val="clear"/>
+            <w:tcMar>
+              <w:top w:type="dxa" w:w="40"/>
+              <w:left w:type="dxa" w:w="80"/>
+              <w:bottom w:type="dxa" w:w="40"/>
+              <w:right w:type="dxa" w:w="80"/>
+            </w:tcMar>
+            <w:vAlign w:val="center"/>
+          </w:tcPr>
+          <w:p>
+            <w:pPr>
+              <w:jc w:val="center"/>
+            </w:pPr>
+            <w:r>
+              <w:rPr>
+                <w:rFonts w:ascii="Arial" w:cs="Arial" w:eastAsia="Arial" w:hAnsi="Arial"/>
+                <w:color w:val="6B6B6B"/>
+                <w:sz w:val="15"/>
+                <w:szCs w:val="15"/>
+              </w:rPr>
+              <w:t xml:space="preserve">75s</w:t>
+            </w:r>
+          </w:p>
+        </w:tc>
+        <w:tc>
+          <w:tcPr>
+            <w:tcW w:type="dxa" w:w="5580"/>
+            <w:tcBorders>
+              <w:top w:val="none" w:color="FFFFFF" w:sz="0"/>
+              <w:left w:val="none" w:color="FFFFFF" w:sz="0"/>
+              <w:bottom w:val="none" w:color="FFFFFF" w:sz="0"/>
+              <w:right w:val="none" w:color="FFFFFF" w:sz="0"/>
+            </w:tcBorders>
+            <w:shd w:fill="FAF3E0" w:color="auto" w:val="clear"/>
+            <w:tcMar>
+              <w:top w:type="dxa" w:w="40"/>
+              <w:left w:type="dxa" w:w="80"/>
+              <w:bottom w:type="dxa" w:w="40"/>
+              <w:right w:type="dxa" w:w="80"/>
+            </w:tcMar>
+            <w:vAlign w:val="center"/>
+          </w:tcPr>
+          <w:p>
+            <w:r>
+              <w:rPr>
+                <w:rFonts w:ascii="Arial" w:cs="Arial" w:eastAsia="Arial" w:hAnsi="Arial"/>
+                <w:color w:val="6B6B6B"/>
+                <w:sz w:val="17"/>
+                <w:szCs w:val="17"/>
+              </w:rPr>
+              <w:t xml:space="preserve">Left leads (weaker side). Front knee tracks over toes, even tempo.</w:t>
+            </w:r>
+          </w:p>
+        </w:tc>
+      </w:tr>
+      <w:tr>
+        <w:tc>
+          <w:tcPr>
+            <w:tcW w:type="dxa" w:w="2400"/>
+            <w:tcBorders>
+              <w:top w:val="none" w:color="FFFFFF" w:sz="0"/>
+              <w:left w:val="none" w:color="FFFFFF" w:sz="0"/>
+              <w:bottom w:val="none" w:color="FFFFFF" w:sz="0"/>
+              <w:right w:val="none" w:color="FFFFFF" w:sz="0"/>
+            </w:tcBorders>
+            <w:shd w:fill="FFFFFF" w:color="auto" w:val="clear"/>
+            <w:tcMar>
+              <w:top w:type="dxa" w:w="40"/>
+              <w:left w:type="dxa" w:w="80"/>
+              <w:bottom w:type="dxa" w:w="40"/>
+              <w:right w:type="dxa" w:w="80"/>
+            </w:tcMar>
+            <w:vAlign w:val="center"/>
+          </w:tcPr>
+          <w:p>
+            <w:r>
+              <w:rPr>
+                <w:rFonts w:ascii="Arial" w:cs="Arial" w:eastAsia="Arial" w:hAnsi="Arial"/>
+                <w:b/>
+                <w:bCs/>
+                <w:color w:val="2C2C2C"/>
+                <w:sz w:val="18"/>
+                <w:szCs w:val="18"/>
+              </w:rPr>
+              <w:t xml:space="preserve">DB Reverse Fly (Bent-Over)</w:t>
+            </w:r>
+          </w:p>
+        </w:tc>
+        <w:tc>
+          <w:tcPr>
+            <w:tcW w:type="dxa" w:w="380"/>
+            <w:tcBorders>
+              <w:top w:val="none" w:color="FFFFFF" w:sz="0"/>
+              <w:left w:val="none" w:color="FFFFFF" w:sz="0"/>
+              <w:bottom w:val="none" w:color="FFFFFF" w:sz="0"/>
+              <w:right w:val="none" w:color="FFFFFF" w:sz="0"/>
+            </w:tcBorders>
+            <w:shd w:fill="FFFFFF" w:color="auto" w:val="clear"/>
+            <w:tcMar>
+              <w:top w:type="dxa" w:w="40"/>
+              <w:left w:type="dxa" w:w="80"/>
+              <w:bottom w:type="dxa" w:w="40"/>
+              <w:right w:type="dxa" w:w="80"/>
+            </w:tcMar>
+            <w:vAlign w:val="center"/>
+          </w:tcPr>
+          <w:p>
+            <w:pPr>
+              <w:jc w:val="center"/>
+            </w:pPr>
+            <w:r>
+              <w:rPr>
+                <w:rFonts w:ascii="Arial" w:cs="Arial" w:eastAsia="Arial" w:hAnsi="Arial"/>
+                <w:color w:val="6B6B6B"/>
+                <w:sz w:val="15"/>
+                <w:szCs w:val="15"/>
+              </w:rPr>
+              <w:t xml:space="preserve">3</w:t>
+            </w:r>
+          </w:p>
+        </w:tc>
+        <w:tc>
+          <w:tcPr>
+            <w:tcW w:type="dxa" w:w="420"/>
+            <w:tcBorders>
+              <w:top w:val="none" w:color="FFFFFF" w:sz="0"/>
+              <w:left w:val="none" w:color="FFFFFF" w:sz="0"/>
+              <w:bottom w:val="none" w:color="FFFFFF" w:sz="0"/>
+              <w:right w:val="none" w:color="FFFFFF" w:sz="0"/>
+            </w:tcBorders>
+            <w:shd w:fill="FFFFFF" w:color="auto" w:val="clear"/>
+            <w:tcMar>
+              <w:top w:type="dxa" w:w="40"/>
+              <w:left w:type="dxa" w:w="80"/>
+              <w:bottom w:type="dxa" w:w="40"/>
+              <w:right w:type="dxa" w:w="80"/>
+            </w:tcMar>
+            <w:vAlign w:val="center"/>
+          </w:tcPr>
+          <w:p>
+            <w:pPr>
+              <w:jc w:val="center"/>
+            </w:pPr>
+            <w:r>
+              <w:rPr>
+                <w:rFonts w:ascii="Arial" w:cs="Arial" w:eastAsia="Arial" w:hAnsi="Arial"/>
+                <w:color w:val="6B6B6B"/>
+                <w:sz w:val="15"/>
+                <w:szCs w:val="15"/>
+              </w:rPr>
+              <w:t xml:space="preserve">15</w:t>
+            </w:r>
+          </w:p>
+        </w:tc>
+        <w:tc>
+          <w:tcPr>
+            <w:tcW w:type="dxa" w:w="680"/>
+            <w:tcBorders>
+              <w:top w:val="none" w:color="FFFFFF" w:sz="0"/>
+              <w:left w:val="none" w:color="FFFFFF" w:sz="0"/>
+              <w:bottom w:val="none" w:color="FFFFFF" w:sz="0"/>
+              <w:right w:val="none" w:color="FFFFFF" w:sz="0"/>
+            </w:tcBorders>
+            <w:shd w:fill="FFFFFF" w:color="auto" w:val="clear"/>
+            <w:tcMar>
+              <w:top w:type="dxa" w:w="40"/>
+              <w:left w:type="dxa" w:w="80"/>
+              <w:bottom w:type="dxa" w:w="40"/>
+              <w:right w:type="dxa" w:w="80"/>
+            </w:tcMar>
+            <w:vAlign w:val="center"/>
+          </w:tcPr>
+          <w:p>
+            <w:pPr>
+              <w:jc w:val="center"/>
+            </w:pPr>
+            <w:r>
+              <w:rPr>
+                <w:rFonts w:ascii="Arial" w:cs="Arial" w:eastAsia="Arial" w:hAnsi="Arial"/>
+                <w:color w:val="6B6B6B"/>
+                <w:sz w:val="15"/>
+                <w:szCs w:val="15"/>
+              </w:rPr>
+              <w:t xml:space="preserve">5–8 lbs/hand</w:t>
+            </w:r>
+          </w:p>
+        </w:tc>
+        <w:tc>
+          <w:tcPr>
+            <w:tcW w:type="dxa" w:w="540"/>
+            <w:tcBorders>
+              <w:top w:val="none" w:color="FFFFFF" w:sz="0"/>
+              <w:left w:val="none" w:color="FFFFFF" w:sz="0"/>
+              <w:bottom w:val="none" w:color="FFFFFF" w:sz="0"/>
+              <w:right w:val="none" w:color="FFFFFF" w:sz="0"/>
+            </w:tcBorders>
+            <w:shd w:fill="FFFFFF" w:color="auto" w:val="clear"/>
+            <w:tcMar>
+              <w:top w:type="dxa" w:w="40"/>
+              <w:left w:type="dxa" w:w="80"/>
+              <w:bottom w:type="dxa" w:w="40"/>
+              <w:right w:type="dxa" w:w="80"/>
+            </w:tcMar>
+            <w:vAlign w:val="center"/>
+          </w:tcPr>
+          <w:p>
+            <w:pPr>
+              <w:jc w:val="center"/>
+            </w:pPr>
+            <w:r>
+              <w:rPr>
+                <w:rFonts w:ascii="Arial" w:cs="Arial" w:eastAsia="Arial" w:hAnsi="Arial"/>
+                <w:color w:val="6B6B6B"/>
+                <w:sz w:val="15"/>
+                <w:szCs w:val="15"/>
+              </w:rPr>
+              <w:t xml:space="preserve">2-1-2</w:t>
+            </w:r>
+          </w:p>
+        </w:tc>
+        <w:tc>
+          <w:tcPr>
+            <w:tcW w:type="dxa" w:w="440"/>
+            <w:tcBorders>
+              <w:top w:val="none" w:color="FFFFFF" w:sz="0"/>
+              <w:left w:val="none" w:color="FFFFFF" w:sz="0"/>
+              <w:bottom w:val="none" w:color="FFFFFF" w:sz="0"/>
+              <w:right w:val="none" w:color="FFFFFF" w:sz="0"/>
+            </w:tcBorders>
+            <w:shd w:fill="FFFFFF" w:color="auto" w:val="clear"/>
+            <w:tcMar>
+              <w:top w:type="dxa" w:w="40"/>
+              <w:left w:type="dxa" w:w="80"/>
+              <w:bottom w:type="dxa" w:w="40"/>
+              <w:right w:type="dxa" w:w="80"/>
+            </w:tcMar>
+            <w:vAlign w:val="center"/>
+          </w:tcPr>
+          <w:p>
+            <w:pPr>
+              <w:jc w:val="center"/>
+            </w:pPr>
+            <w:r>
+              <w:rPr>
+                <w:rFonts w:ascii="Arial" w:cs="Arial" w:eastAsia="Arial" w:hAnsi="Arial"/>
+                <w:color w:val="6B6B6B"/>
+                <w:sz w:val="15"/>
+                <w:szCs w:val="15"/>
+              </w:rPr>
+              <w:t xml:space="preserve">30s</w:t>
+            </w:r>
+          </w:p>
+        </w:tc>
+        <w:tc>
+          <w:tcPr>
+            <w:tcW w:type="dxa" w:w="5580"/>
+            <w:tcBorders>
+              <w:top w:val="none" w:color="FFFFFF" w:sz="0"/>
+              <w:left w:val="none" w:color="FFFFFF" w:sz="0"/>
+              <w:bottom w:val="none" w:color="FFFFFF" w:sz="0"/>
+              <w:right w:val="none" w:color="FFFFFF" w:sz="0"/>
+            </w:tcBorders>
+            <w:shd w:fill="FFFFFF" w:color="auto" w:val="clear"/>
+            <w:tcMar>
+              <w:top w:type="dxa" w:w="40"/>
+              <w:left w:type="dxa" w:w="80"/>
+              <w:bottom w:type="dxa" w:w="40"/>
+              <w:right w:type="dxa" w:w="80"/>
+            </w:tcMar>
+            <w:vAlign w:val="center"/>
+          </w:tcPr>
+          <w:p>
+            <w:r>
+              <w:rPr>
+                <w:rFonts w:ascii="Arial" w:cs="Arial" w:eastAsia="Arial" w:hAnsi="Arial"/>
+                <w:color w:val="6B6B6B"/>
+                <w:sz w:val="17"/>
+                <w:szCs w:val="17"/>
+              </w:rPr>
+              <w:t xml:space="preserve">Hinge forward, soft knees, raise arms out to sides, squeeze shoulder blades.</w:t>
+            </w:r>
+          </w:p>
+        </w:tc>
+      </w:tr>
+    </w:tbl>
+    <w:p>
+      <w:pPr>
+        <w:spacing w:after="100"/>
+      </w:pPr>
+    </w:p>
+    <w:p>
+      <w:pPr>
+        <w:spacing w:after="60" w:before="120"/>
+      </w:pPr>
+      <w:r>
+        <w:rPr>
+          <w:rFonts w:ascii="Arial" w:cs="Arial" w:eastAsia="Arial" w:hAnsi="Arial"/>
+          <w:b/>
+          <w:bCs/>
+          <w:color w:val="C9A227"/>
+          <w:sz w:val="17"/>
+          <w:szCs w:val="17"/>
+        </w:rPr>
+        <w:t xml:space="preserve">D — SECONDARY COMPOUND — PULL STRENGTH</w:t>
+      </w:r>
+    </w:p>
+    <w:p>
+      <w:pPr>
+        <w:spacing w:after="80"/>
+      </w:pPr>
+      <w:r>
+        <w:rPr>
+          <w:rFonts w:ascii="Arial" w:cs="Arial" w:eastAsia="Arial" w:hAnsi="Arial"/>
+          <w:b/>
+          <w:bCs/>
+          <w:color w:val="C9A227"/>
+          <w:sz w:val="17"/>
+          <w:szCs w:val="17"/>
+        </w:rPr>
+        <w:t xml:space="preserve">Load Target:  </w:t>
+      </w:r>
+      <w:r>
+        <w:rPr>
+          <w:rFonts w:ascii="Arial" w:cs="Arial" w:eastAsia="Arial" w:hAnsi="Arial"/>
+          <w:color w:val="2C2C2C"/>
+          <w:sz w:val="17"/>
+          <w:szCs w:val="17"/>
+        </w:rPr>
+        <w:t xml:space="preserve">The day's second compound pattern — pulling, rotating off the squat and lunge work above. Row was not part of the tested 10-pattern battery — today's working loads become the new 8-week baseline for both rows, tracked the same as every tested lift. No side-lead is applied to Single-Arm Row — the arm-to-arm difference here is minor. Same exercises and loads as the studio version — no equipment substitution needed here. If the row needs a variation: a chest-supported DB row (lying prone on the bench) or a staggered-stance single-arm row (free hand braced on the knee) covers the same pattern; today's rows stay the lifts we track.</w:t>
+      </w:r>
+    </w:p>
+    <w:tbl>
+      <w:tblPr>
+        <w:tblW w:type="dxa" w:w="10440"/>
+        <w:tblBorders>
+          <w:top w:val="none" w:color="FFFFFF" w:sz="0"/>
+          <w:left w:val="none" w:color="FFFFFF" w:sz="0"/>
+          <w:bottom w:val="none" w:color="FFFFFF" w:sz="0"/>
+          <w:right w:val="none" w:color="FFFFFF" w:sz="0"/>
+          <w:insideH w:val="single" w:color="auto" w:sz="4"/>
+          <w:insideV w:val="single" w:color="auto" w:sz="4"/>
+        </w:tblBorders>
+      </w:tblPr>
+      <w:tblGrid>
+        <w:gridCol w:w="2400"/>
+        <w:gridCol w:w="380"/>
+        <w:gridCol w:w="420"/>
+        <w:gridCol w:w="680"/>
+        <w:gridCol w:w="540"/>
+        <w:gridCol w:w="440"/>
+        <w:gridCol w:w="5580"/>
+      </w:tblGrid>
+      <w:tr>
+        <w:tc>
+          <w:tcPr>
+            <w:tcW w:type="dxa" w:w="2400"/>
+            <w:tcBorders>
+              <w:top w:val="none" w:color="FFFFFF" w:sz="0"/>
+              <w:left w:val="none" w:color="FFFFFF" w:sz="0"/>
+              <w:bottom w:val="none" w:color="FFFFFF" w:sz="0"/>
+              <w:right w:val="none" w:color="FFFFFF" w:sz="0"/>
+            </w:tcBorders>
+            <w:shd w:fill="F5E8C0" w:color="auto" w:val="clear"/>
+            <w:tcMar>
+              <w:top w:type="dxa" w:w="40"/>
+              <w:left w:type="dxa" w:w="80"/>
+              <w:bottom w:type="dxa" w:w="40"/>
+              <w:right w:type="dxa" w:w="80"/>
+            </w:tcMar>
+            <w:vAlign w:val="center"/>
+          </w:tcPr>
+          <w:p>
+            <w:pPr>
+              <w:jc w:val="left"/>
+            </w:pPr>
+            <w:r>
+              <w:rPr>
+                <w:rFonts w:ascii="Arial" w:cs="Arial" w:eastAsia="Arial" w:hAnsi="Arial"/>
+                <w:b/>
+                <w:bCs/>
+                <w:color w:val="C9A227"/>
+                <w:sz w:val="15"/>
+                <w:szCs w:val="15"/>
+              </w:rPr>
+              <w:t xml:space="preserve">EXERCISE</w:t>
+            </w:r>
+          </w:p>
+        </w:tc>
+        <w:tc>
+          <w:tcPr>
+            <w:tcW w:type="dxa" w:w="380"/>
+            <w:tcBorders>
+              <w:top w:val="none" w:color="FFFFFF" w:sz="0"/>
+              <w:left w:val="none" w:color="FFFFFF" w:sz="0"/>
+              <w:bottom w:val="none" w:color="FFFFFF" w:sz="0"/>
+              <w:right w:val="none" w:color="FFFFFF" w:sz="0"/>
+            </w:tcBorders>
+            <w:shd w:fill="F5E8C0" w:color="auto" w:val="clear"/>
+            <w:tcMar>
+              <w:top w:type="dxa" w:w="40"/>
+              <w:left w:type="dxa" w:w="80"/>
+              <w:bottom w:type="dxa" w:w="40"/>
+              <w:right w:type="dxa" w:w="80"/>
+            </w:tcMar>
+            <w:vAlign w:val="center"/>
+          </w:tcPr>
+          <w:p>
+            <w:pPr>
+              <w:jc w:val="center"/>
+            </w:pPr>
+            <w:r>
+              <w:rPr>
+                <w:rFonts w:ascii="Arial" w:cs="Arial" w:eastAsia="Arial" w:hAnsi="Arial"/>
+                <w:b/>
+                <w:bCs/>
+                <w:color w:val="C9A227"/>
+                <w:sz w:val="13"/>
+                <w:szCs w:val="13"/>
+              </w:rPr>
+              <w:t xml:space="preserve">SETS</w:t>
+            </w:r>
+          </w:p>
+        </w:tc>
+        <w:tc>
+          <w:tcPr>
+            <w:tcW w:type="dxa" w:w="420"/>
+            <w:tcBorders>
+              <w:top w:val="none" w:color="FFFFFF" w:sz="0"/>
+              <w:left w:val="none" w:color="FFFFFF" w:sz="0"/>
+              <w:bottom w:val="none" w:color="FFFFFF" w:sz="0"/>
+              <w:right w:val="none" w:color="FFFFFF" w:sz="0"/>
+            </w:tcBorders>
+            <w:shd w:fill="F5E8C0" w:color="auto" w:val="clear"/>
+            <w:tcMar>
+              <w:top w:type="dxa" w:w="40"/>
+              <w:left w:type="dxa" w:w="80"/>
+              <w:bottom w:type="dxa" w:w="40"/>
+              <w:right w:type="dxa" w:w="80"/>
+            </w:tcMar>
+            <w:vAlign w:val="center"/>
+          </w:tcPr>
+          <w:p>
+            <w:pPr>
+              <w:jc w:val="center"/>
+            </w:pPr>
+            <w:r>
+              <w:rPr>
+                <w:rFonts w:ascii="Arial" w:cs="Arial" w:eastAsia="Arial" w:hAnsi="Arial"/>
+                <w:b/>
+                <w:bCs/>
+                <w:color w:val="C9A227"/>
+                <w:sz w:val="13"/>
+                <w:szCs w:val="13"/>
+              </w:rPr>
+              <w:t xml:space="preserve">REPS</w:t>
+            </w:r>
+          </w:p>
+        </w:tc>
+        <w:tc>
+          <w:tcPr>
+            <w:tcW w:type="dxa" w:w="680"/>
+            <w:tcBorders>
+              <w:top w:val="none" w:color="FFFFFF" w:sz="0"/>
+              <w:left w:val="none" w:color="FFFFFF" w:sz="0"/>
+              <w:bottom w:val="none" w:color="FFFFFF" w:sz="0"/>
+              <w:right w:val="none" w:color="FFFFFF" w:sz="0"/>
+            </w:tcBorders>
+            <w:shd w:fill="F5E8C0" w:color="auto" w:val="clear"/>
+            <w:tcMar>
+              <w:top w:type="dxa" w:w="40"/>
+              <w:left w:type="dxa" w:w="80"/>
+              <w:bottom w:type="dxa" w:w="40"/>
+              <w:right w:type="dxa" w:w="80"/>
+            </w:tcMar>
+            <w:vAlign w:val="center"/>
+          </w:tcPr>
+          <w:p>
+            <w:pPr>
+              <w:jc w:val="center"/>
+            </w:pPr>
+            <w:r>
+              <w:rPr>
+                <w:rFonts w:ascii="Arial" w:cs="Arial" w:eastAsia="Arial" w:hAnsi="Arial"/>
+                <w:b/>
+                <w:bCs/>
+                <w:color w:val="C9A227"/>
+                <w:sz w:val="13"/>
+                <w:szCs w:val="13"/>
+              </w:rPr>
+              <w:t xml:space="preserve">LOAD</w:t>
+            </w:r>
+          </w:p>
+        </w:tc>
+        <w:tc>
+          <w:tcPr>
+            <w:tcW w:type="dxa" w:w="540"/>
+            <w:tcBorders>
+              <w:top w:val="none" w:color="FFFFFF" w:sz="0"/>
+              <w:left w:val="none" w:color="FFFFFF" w:sz="0"/>
+              <w:bottom w:val="none" w:color="FFFFFF" w:sz="0"/>
+              <w:right w:val="none" w:color="FFFFFF" w:sz="0"/>
+            </w:tcBorders>
+            <w:shd w:fill="F5E8C0" w:color="auto" w:val="clear"/>
+            <w:tcMar>
+              <w:top w:type="dxa" w:w="40"/>
+              <w:left w:type="dxa" w:w="80"/>
+              <w:bottom w:type="dxa" w:w="40"/>
+              <w:right w:type="dxa" w:w="80"/>
+            </w:tcMar>
+            <w:vAlign w:val="center"/>
+          </w:tcPr>
+          <w:p>
+            <w:pPr>
+              <w:jc w:val="center"/>
+            </w:pPr>
+            <w:r>
+              <w:rPr>
+                <w:rFonts w:ascii="Arial" w:cs="Arial" w:eastAsia="Arial" w:hAnsi="Arial"/>
+                <w:b/>
+                <w:bCs/>
+                <w:color w:val="C9A227"/>
+                <w:sz w:val="13"/>
+                <w:szCs w:val="13"/>
+              </w:rPr>
+              <w:t xml:space="preserve">TEMPO</w:t>
+            </w:r>
+          </w:p>
+        </w:tc>
+        <w:tc>
+          <w:tcPr>
+            <w:tcW w:type="dxa" w:w="440"/>
+            <w:tcBorders>
+              <w:top w:val="none" w:color="FFFFFF" w:sz="0"/>
+              <w:left w:val="none" w:color="FFFFFF" w:sz="0"/>
+              <w:bottom w:val="none" w:color="FFFFFF" w:sz="0"/>
+              <w:right w:val="none" w:color="FFFFFF" w:sz="0"/>
+            </w:tcBorders>
+            <w:shd w:fill="F5E8C0" w:color="auto" w:val="clear"/>
+            <w:tcMar>
+              <w:top w:type="dxa" w:w="40"/>
+              <w:left w:type="dxa" w:w="80"/>
+              <w:bottom w:type="dxa" w:w="40"/>
+              <w:right w:type="dxa" w:w="80"/>
+            </w:tcMar>
+            <w:vAlign w:val="center"/>
+          </w:tcPr>
+          <w:p>
+            <w:pPr>
+              <w:jc w:val="center"/>
+            </w:pPr>
+            <w:r>
+              <w:rPr>
+                <w:rFonts w:ascii="Arial" w:cs="Arial" w:eastAsia="Arial" w:hAnsi="Arial"/>
+                <w:b/>
+                <w:bCs/>
+                <w:color w:val="C9A227"/>
+                <w:sz w:val="13"/>
+                <w:szCs w:val="13"/>
+              </w:rPr>
+              <w:t xml:space="preserve">REST</w:t>
+            </w:r>
+          </w:p>
+        </w:tc>
+        <w:tc>
+          <w:tcPr>
+            <w:tcW w:type="dxa" w:w="5580"/>
+            <w:tcBorders>
+              <w:top w:val="none" w:color="FFFFFF" w:sz="0"/>
+              <w:left w:val="none" w:color="FFFFFF" w:sz="0"/>
+              <w:bottom w:val="none" w:color="FFFFFF" w:sz="0"/>
+              <w:right w:val="none" w:color="FFFFFF" w:sz="0"/>
+            </w:tcBorders>
+            <w:shd w:fill="F5E8C0" w:color="auto" w:val="clear"/>
+            <w:tcMar>
+              <w:top w:type="dxa" w:w="40"/>
+              <w:left w:type="dxa" w:w="80"/>
+              <w:bottom w:type="dxa" w:w="40"/>
+              <w:right w:type="dxa" w:w="80"/>
+            </w:tcMar>
+            <w:vAlign w:val="center"/>
+          </w:tcPr>
+          <w:p>
+            <w:pPr>
+              <w:jc w:val="left"/>
+            </w:pPr>
+            <w:r>
+              <w:rPr>
+                <w:rFonts w:ascii="Arial" w:cs="Arial" w:eastAsia="Arial" w:hAnsi="Arial"/>
+                <w:b/>
+                <w:bCs/>
+                <w:color w:val="C9A227"/>
+                <w:sz w:val="15"/>
+                <w:szCs w:val="15"/>
+              </w:rPr>
+              <w:t xml:space="preserve">COACHING CUE</w:t>
+            </w:r>
+          </w:p>
+        </w:tc>
+      </w:tr>
+      <w:tr>
+        <w:tc>
+          <w:tcPr>
+            <w:tcW w:type="dxa" w:w="2400"/>
+            <w:tcBorders>
+              <w:top w:val="none" w:color="FFFFFF" w:sz="0"/>
+              <w:left w:val="none" w:color="FFFFFF" w:sz="0"/>
+              <w:bottom w:val="none" w:color="FFFFFF" w:sz="0"/>
+              <w:right w:val="none" w:color="FFFFFF" w:sz="0"/>
+            </w:tcBorders>
+            <w:shd w:fill="FAF3E0" w:color="auto" w:val="clear"/>
+            <w:tcMar>
+              <w:top w:type="dxa" w:w="40"/>
+              <w:left w:type="dxa" w:w="80"/>
+              <w:bottom w:type="dxa" w:w="40"/>
+              <w:right w:type="dxa" w:w="80"/>
+            </w:tcMar>
+            <w:vAlign w:val="center"/>
+          </w:tcPr>
+          <w:p>
+            <w:r>
+              <w:rPr>
+                <w:rFonts w:ascii="Arial" w:cs="Arial" w:eastAsia="Arial" w:hAnsi="Arial"/>
+                <w:b/>
+                <w:bCs/>
+                <w:color w:val="2C2C2C"/>
+                <w:sz w:val="18"/>
+                <w:szCs w:val="18"/>
+              </w:rPr>
               <w:t xml:space="preserve">Single-Arm DB Row (Bench-Supported)</w:t>
             </w:r>
           </w:p>
@@ -9872,7 +10867,7 @@
           <w:sz w:val="17"/>
           <w:szCs w:val="17"/>
         </w:rPr>
-        <w:t xml:space="preserve">D — PUSH-UP PROGRESSION &amp; METABOLIC FINISHER</w:t>
+        <w:t xml:space="preserve">E — PUSH-UP PROGRESSION &amp; CORE</w:t>
       </w:r>
     </w:p>
     <w:p>
@@ -9897,7 +10892,7 @@
           <w:sz w:val="17"/>
           <w:szCs w:val="17"/>
         </w:rPr>
-        <w:t xml:space="preserve">10 reps on an incline (hands on a bench or sturdy chair) is a solid bridge point toward full floor push-ups. Side plank varies the core stimulus from Day A's front plank; the finisher is a brief conditioning close, same role as Day A's stair climb.</w:t>
+        <w:t xml:space="preserve">10 reps on an incline (hands on a bench or sturdy chair) is a solid bridge point toward full floor push-ups. Side plank varies the core stimulus from Day A's front plank.</w:t>
       </w:r>
     </w:p>
     <w:tbl>
@@ -10626,6 +11621,74 @@
           </w:p>
         </w:tc>
       </w:tr>
+    </w:tbl>
+    <w:p>
+      <w:pPr>
+        <w:spacing w:after="100"/>
+      </w:pPr>
+    </w:p>
+    <w:p>
+      <w:pPr>
+        <w:spacing w:after="60" w:before="120"/>
+      </w:pPr>
+      <w:r>
+        <w:rPr>
+          <w:rFonts w:ascii="Arial" w:cs="Arial" w:eastAsia="Arial" w:hAnsi="Arial"/>
+          <w:b/>
+          <w:bCs/>
+          <w:color w:val="C9A227"/>
+          <w:sz w:val="17"/>
+          <w:szCs w:val="17"/>
+        </w:rPr>
+        <w:t xml:space="preserve">F — FULL-BODY INTEGRATION — FARMER CARRY (LIGHT)</w:t>
+      </w:r>
+    </w:p>
+    <w:p>
+      <w:pPr>
+        <w:spacing w:after="80"/>
+      </w:pPr>
+      <w:r>
+        <w:rPr>
+          <w:rFonts w:ascii="Arial" w:cs="Arial" w:eastAsia="Arial" w:hAnsi="Arial"/>
+          <w:b/>
+          <w:bCs/>
+          <w:color w:val="C9A227"/>
+          <w:sz w:val="17"/>
+          <w:szCs w:val="17"/>
+        </w:rPr>
+        <w:t xml:space="preserve">Why:  </w:t>
+      </w:r>
+      <w:r>
+        <w:rPr>
+          <w:rFonts w:ascii="Arial" w:cs="Arial" w:eastAsia="Arial" w:hAnsi="Arial"/>
+          <w:color w:val="2C2C2C"/>
+          <w:sz w:val="17"/>
+          <w:szCs w:val="17"/>
+        </w:rPr>
+        <w:t xml:space="preserve">The session's closing compound — a light loaded carry pulling the day's squat posture, pulling strength, and core bracing together under gait. Loads stay deliberately below Day A's carry work — this closes the day with quality movement, not extra load. Carry evenly with both hands; distance and movement quality govern this work, not an effort target.</w:t>
+      </w:r>
+    </w:p>
+    <w:tbl>
+      <w:tblPr>
+        <w:tblW w:type="dxa" w:w="10440"/>
+        <w:tblBorders>
+          <w:top w:val="none" w:color="FFFFFF" w:sz="0"/>
+          <w:left w:val="none" w:color="FFFFFF" w:sz="0"/>
+          <w:bottom w:val="none" w:color="FFFFFF" w:sz="0"/>
+          <w:right w:val="none" w:color="FFFFFF" w:sz="0"/>
+          <w:insideH w:val="single" w:color="auto" w:sz="4"/>
+          <w:insideV w:val="single" w:color="auto" w:sz="4"/>
+        </w:tblBorders>
+      </w:tblPr>
+      <w:tblGrid>
+        <w:gridCol w:w="2400"/>
+        <w:gridCol w:w="380"/>
+        <w:gridCol w:w="420"/>
+        <w:gridCol w:w="680"/>
+        <w:gridCol w:w="540"/>
+        <w:gridCol w:w="440"/>
+        <w:gridCol w:w="5580"/>
+      </w:tblGrid>
       <w:tr>
         <w:tc>
           <w:tcPr>
@@ -10636,7 +11699,254 @@
               <w:bottom w:val="none" w:color="FFFFFF" w:sz="0"/>
               <w:right w:val="none" w:color="FFFFFF" w:sz="0"/>
             </w:tcBorders>
-            <w:shd w:fill="F1F8F2" w:color="auto" w:val="clear"/>
+            <w:shd w:fill="F5E8C0" w:color="auto" w:val="clear"/>
+            <w:tcMar>
+              <w:top w:type="dxa" w:w="40"/>
+              <w:left w:type="dxa" w:w="80"/>
+              <w:bottom w:type="dxa" w:w="40"/>
+              <w:right w:type="dxa" w:w="80"/>
+            </w:tcMar>
+            <w:vAlign w:val="center"/>
+          </w:tcPr>
+          <w:p>
+            <w:pPr>
+              <w:jc w:val="left"/>
+            </w:pPr>
+            <w:r>
+              <w:rPr>
+                <w:rFonts w:ascii="Arial" w:cs="Arial" w:eastAsia="Arial" w:hAnsi="Arial"/>
+                <w:b/>
+                <w:bCs/>
+                <w:color w:val="C9A227"/>
+                <w:sz w:val="15"/>
+                <w:szCs w:val="15"/>
+              </w:rPr>
+              <w:t xml:space="preserve">EXERCISE</w:t>
+            </w:r>
+          </w:p>
+        </w:tc>
+        <w:tc>
+          <w:tcPr>
+            <w:tcW w:type="dxa" w:w="380"/>
+            <w:tcBorders>
+              <w:top w:val="none" w:color="FFFFFF" w:sz="0"/>
+              <w:left w:val="none" w:color="FFFFFF" w:sz="0"/>
+              <w:bottom w:val="none" w:color="FFFFFF" w:sz="0"/>
+              <w:right w:val="none" w:color="FFFFFF" w:sz="0"/>
+            </w:tcBorders>
+            <w:shd w:fill="F5E8C0" w:color="auto" w:val="clear"/>
+            <w:tcMar>
+              <w:top w:type="dxa" w:w="40"/>
+              <w:left w:type="dxa" w:w="80"/>
+              <w:bottom w:type="dxa" w:w="40"/>
+              <w:right w:type="dxa" w:w="80"/>
+            </w:tcMar>
+            <w:vAlign w:val="center"/>
+          </w:tcPr>
+          <w:p>
+            <w:pPr>
+              <w:jc w:val="center"/>
+            </w:pPr>
+            <w:r>
+              <w:rPr>
+                <w:rFonts w:ascii="Arial" w:cs="Arial" w:eastAsia="Arial" w:hAnsi="Arial"/>
+                <w:b/>
+                <w:bCs/>
+                <w:color w:val="C9A227"/>
+                <w:sz w:val="13"/>
+                <w:szCs w:val="13"/>
+              </w:rPr>
+              <w:t xml:space="preserve">SETS</w:t>
+            </w:r>
+          </w:p>
+        </w:tc>
+        <w:tc>
+          <w:tcPr>
+            <w:tcW w:type="dxa" w:w="420"/>
+            <w:tcBorders>
+              <w:top w:val="none" w:color="FFFFFF" w:sz="0"/>
+              <w:left w:val="none" w:color="FFFFFF" w:sz="0"/>
+              <w:bottom w:val="none" w:color="FFFFFF" w:sz="0"/>
+              <w:right w:val="none" w:color="FFFFFF" w:sz="0"/>
+            </w:tcBorders>
+            <w:shd w:fill="F5E8C0" w:color="auto" w:val="clear"/>
+            <w:tcMar>
+              <w:top w:type="dxa" w:w="40"/>
+              <w:left w:type="dxa" w:w="80"/>
+              <w:bottom w:type="dxa" w:w="40"/>
+              <w:right w:type="dxa" w:w="80"/>
+            </w:tcMar>
+            <w:vAlign w:val="center"/>
+          </w:tcPr>
+          <w:p>
+            <w:pPr>
+              <w:jc w:val="center"/>
+            </w:pPr>
+            <w:r>
+              <w:rPr>
+                <w:rFonts w:ascii="Arial" w:cs="Arial" w:eastAsia="Arial" w:hAnsi="Arial"/>
+                <w:b/>
+                <w:bCs/>
+                <w:color w:val="C9A227"/>
+                <w:sz w:val="13"/>
+                <w:szCs w:val="13"/>
+              </w:rPr>
+              <w:t xml:space="preserve">REPS</w:t>
+            </w:r>
+          </w:p>
+        </w:tc>
+        <w:tc>
+          <w:tcPr>
+            <w:tcW w:type="dxa" w:w="680"/>
+            <w:tcBorders>
+              <w:top w:val="none" w:color="FFFFFF" w:sz="0"/>
+              <w:left w:val="none" w:color="FFFFFF" w:sz="0"/>
+              <w:bottom w:val="none" w:color="FFFFFF" w:sz="0"/>
+              <w:right w:val="none" w:color="FFFFFF" w:sz="0"/>
+            </w:tcBorders>
+            <w:shd w:fill="F5E8C0" w:color="auto" w:val="clear"/>
+            <w:tcMar>
+              <w:top w:type="dxa" w:w="40"/>
+              <w:left w:type="dxa" w:w="80"/>
+              <w:bottom w:type="dxa" w:w="40"/>
+              <w:right w:type="dxa" w:w="80"/>
+            </w:tcMar>
+            <w:vAlign w:val="center"/>
+          </w:tcPr>
+          <w:p>
+            <w:pPr>
+              <w:jc w:val="center"/>
+            </w:pPr>
+            <w:r>
+              <w:rPr>
+                <w:rFonts w:ascii="Arial" w:cs="Arial" w:eastAsia="Arial" w:hAnsi="Arial"/>
+                <w:b/>
+                <w:bCs/>
+                <w:color w:val="C9A227"/>
+                <w:sz w:val="13"/>
+                <w:szCs w:val="13"/>
+              </w:rPr>
+              <w:t xml:space="preserve">LOAD</w:t>
+            </w:r>
+          </w:p>
+        </w:tc>
+        <w:tc>
+          <w:tcPr>
+            <w:tcW w:type="dxa" w:w="540"/>
+            <w:tcBorders>
+              <w:top w:val="none" w:color="FFFFFF" w:sz="0"/>
+              <w:left w:val="none" w:color="FFFFFF" w:sz="0"/>
+              <w:bottom w:val="none" w:color="FFFFFF" w:sz="0"/>
+              <w:right w:val="none" w:color="FFFFFF" w:sz="0"/>
+            </w:tcBorders>
+            <w:shd w:fill="F5E8C0" w:color="auto" w:val="clear"/>
+            <w:tcMar>
+              <w:top w:type="dxa" w:w="40"/>
+              <w:left w:type="dxa" w:w="80"/>
+              <w:bottom w:type="dxa" w:w="40"/>
+              <w:right w:type="dxa" w:w="80"/>
+            </w:tcMar>
+            <w:vAlign w:val="center"/>
+          </w:tcPr>
+          <w:p>
+            <w:pPr>
+              <w:jc w:val="center"/>
+            </w:pPr>
+            <w:r>
+              <w:rPr>
+                <w:rFonts w:ascii="Arial" w:cs="Arial" w:eastAsia="Arial" w:hAnsi="Arial"/>
+                <w:b/>
+                <w:bCs/>
+                <w:color w:val="C9A227"/>
+                <w:sz w:val="13"/>
+                <w:szCs w:val="13"/>
+              </w:rPr>
+              <w:t xml:space="preserve">TEMPO</w:t>
+            </w:r>
+          </w:p>
+        </w:tc>
+        <w:tc>
+          <w:tcPr>
+            <w:tcW w:type="dxa" w:w="440"/>
+            <w:tcBorders>
+              <w:top w:val="none" w:color="FFFFFF" w:sz="0"/>
+              <w:left w:val="none" w:color="FFFFFF" w:sz="0"/>
+              <w:bottom w:val="none" w:color="FFFFFF" w:sz="0"/>
+              <w:right w:val="none" w:color="FFFFFF" w:sz="0"/>
+            </w:tcBorders>
+            <w:shd w:fill="F5E8C0" w:color="auto" w:val="clear"/>
+            <w:tcMar>
+              <w:top w:type="dxa" w:w="40"/>
+              <w:left w:type="dxa" w:w="80"/>
+              <w:bottom w:type="dxa" w:w="40"/>
+              <w:right w:type="dxa" w:w="80"/>
+            </w:tcMar>
+            <w:vAlign w:val="center"/>
+          </w:tcPr>
+          <w:p>
+            <w:pPr>
+              <w:jc w:val="center"/>
+            </w:pPr>
+            <w:r>
+              <w:rPr>
+                <w:rFonts w:ascii="Arial" w:cs="Arial" w:eastAsia="Arial" w:hAnsi="Arial"/>
+                <w:b/>
+                <w:bCs/>
+                <w:color w:val="C9A227"/>
+                <w:sz w:val="13"/>
+                <w:szCs w:val="13"/>
+              </w:rPr>
+              <w:t xml:space="preserve">REST</w:t>
+            </w:r>
+          </w:p>
+        </w:tc>
+        <w:tc>
+          <w:tcPr>
+            <w:tcW w:type="dxa" w:w="5580"/>
+            <w:tcBorders>
+              <w:top w:val="none" w:color="FFFFFF" w:sz="0"/>
+              <w:left w:val="none" w:color="FFFFFF" w:sz="0"/>
+              <w:bottom w:val="none" w:color="FFFFFF" w:sz="0"/>
+              <w:right w:val="none" w:color="FFFFFF" w:sz="0"/>
+            </w:tcBorders>
+            <w:shd w:fill="F5E8C0" w:color="auto" w:val="clear"/>
+            <w:tcMar>
+              <w:top w:type="dxa" w:w="40"/>
+              <w:left w:type="dxa" w:w="80"/>
+              <w:bottom w:type="dxa" w:w="40"/>
+              <w:right w:type="dxa" w:w="80"/>
+            </w:tcMar>
+            <w:vAlign w:val="center"/>
+          </w:tcPr>
+          <w:p>
+            <w:pPr>
+              <w:jc w:val="left"/>
+            </w:pPr>
+            <w:r>
+              <w:rPr>
+                <w:rFonts w:ascii="Arial" w:cs="Arial" w:eastAsia="Arial" w:hAnsi="Arial"/>
+                <w:b/>
+                <w:bCs/>
+                <w:color w:val="C9A227"/>
+                <w:sz w:val="15"/>
+                <w:szCs w:val="15"/>
+              </w:rPr>
+              <w:t xml:space="preserve">COACHING CUE</w:t>
+            </w:r>
+          </w:p>
+        </w:tc>
+      </w:tr>
+      <w:tr>
+        <w:tc>
+          <w:tcPr>
+            <w:tcW w:type="dxa" w:w="2400"/>
+            <w:tcBorders>
+              <w:top w:val="none" w:color="FFFFFF" w:sz="0"/>
+              <w:left w:val="none" w:color="FFFFFF" w:sz="0"/>
+              <w:bottom w:val="none" w:color="FFFFFF" w:sz="0"/>
+              <w:right w:val="none" w:color="FFFFFF" w:sz="0"/>
+            </w:tcBorders>
+            <w:shd w:fill="FAF3E0" w:color="auto" w:val="clear"/>
             <w:tcMar>
               <w:top w:type="dxa" w:w="40"/>
               <w:left w:type="dxa" w:w="80"/>
@@ -10655,6 +11965,550 @@
                 <w:sz w:val="18"/>
                 <w:szCs w:val="18"/>
               </w:rPr>
+              <w:t xml:space="preserve">Farmer Carry (DB, Both Hands — Light)</w:t>
+            </w:r>
+          </w:p>
+        </w:tc>
+        <w:tc>
+          <w:tcPr>
+            <w:tcW w:type="dxa" w:w="380"/>
+            <w:tcBorders>
+              <w:top w:val="none" w:color="FFFFFF" w:sz="0"/>
+              <w:left w:val="none" w:color="FFFFFF" w:sz="0"/>
+              <w:bottom w:val="none" w:color="FFFFFF" w:sz="0"/>
+              <w:right w:val="none" w:color="FFFFFF" w:sz="0"/>
+            </w:tcBorders>
+            <w:shd w:fill="FAF3E0" w:color="auto" w:val="clear"/>
+            <w:tcMar>
+              <w:top w:type="dxa" w:w="40"/>
+              <w:left w:type="dxa" w:w="80"/>
+              <w:bottom w:type="dxa" w:w="40"/>
+              <w:right w:type="dxa" w:w="80"/>
+            </w:tcMar>
+            <w:vAlign w:val="center"/>
+          </w:tcPr>
+          <w:p>
+            <w:pPr>
+              <w:jc w:val="center"/>
+            </w:pPr>
+            <w:r>
+              <w:rPr>
+                <w:rFonts w:ascii="Arial" w:cs="Arial" w:eastAsia="Arial" w:hAnsi="Arial"/>
+                <w:color w:val="6B6B6B"/>
+                <w:sz w:val="15"/>
+                <w:szCs w:val="15"/>
+              </w:rPr>
+              <w:t xml:space="preserve">2</w:t>
+            </w:r>
+          </w:p>
+        </w:tc>
+        <w:tc>
+          <w:tcPr>
+            <w:tcW w:type="dxa" w:w="420"/>
+            <w:tcBorders>
+              <w:top w:val="none" w:color="FFFFFF" w:sz="0"/>
+              <w:left w:val="none" w:color="FFFFFF" w:sz="0"/>
+              <w:bottom w:val="none" w:color="FFFFFF" w:sz="0"/>
+              <w:right w:val="none" w:color="FFFFFF" w:sz="0"/>
+            </w:tcBorders>
+            <w:shd w:fill="FAF3E0" w:color="auto" w:val="clear"/>
+            <w:tcMar>
+              <w:top w:type="dxa" w:w="40"/>
+              <w:left w:type="dxa" w:w="80"/>
+              <w:bottom w:type="dxa" w:w="40"/>
+              <w:right w:type="dxa" w:w="80"/>
+            </w:tcMar>
+            <w:vAlign w:val="center"/>
+          </w:tcPr>
+          <w:p>
+            <w:pPr>
+              <w:jc w:val="center"/>
+            </w:pPr>
+            <w:r>
+              <w:rPr>
+                <w:rFonts w:ascii="Arial" w:cs="Arial" w:eastAsia="Arial" w:hAnsi="Arial"/>
+                <w:color w:val="6B6B6B"/>
+                <w:sz w:val="15"/>
+                <w:szCs w:val="15"/>
+              </w:rPr>
+              <w:t xml:space="preserve">25 yds</w:t>
+            </w:r>
+          </w:p>
+        </w:tc>
+        <w:tc>
+          <w:tcPr>
+            <w:tcW w:type="dxa" w:w="680"/>
+            <w:tcBorders>
+              <w:top w:val="none" w:color="FFFFFF" w:sz="0"/>
+              <w:left w:val="none" w:color="FFFFFF" w:sz="0"/>
+              <w:bottom w:val="none" w:color="FFFFFF" w:sz="0"/>
+              <w:right w:val="none" w:color="FFFFFF" w:sz="0"/>
+            </w:tcBorders>
+            <w:shd w:fill="FAF3E0" w:color="auto" w:val="clear"/>
+            <w:tcMar>
+              <w:top w:type="dxa" w:w="40"/>
+              <w:left w:type="dxa" w:w="80"/>
+              <w:bottom w:type="dxa" w:w="40"/>
+              <w:right w:type="dxa" w:w="80"/>
+            </w:tcMar>
+            <w:vAlign w:val="center"/>
+          </w:tcPr>
+          <w:p>
+            <w:pPr>
+              <w:jc w:val="center"/>
+            </w:pPr>
+            <w:r>
+              <w:rPr>
+                <w:rFonts w:ascii="Arial" w:cs="Arial" w:eastAsia="Arial" w:hAnsi="Arial"/>
+                <w:color w:val="6B6B6B"/>
+                <w:sz w:val="15"/>
+                <w:szCs w:val="15"/>
+              </w:rPr>
+              <w:t xml:space="preserve">15 lbs/hand</w:t>
+            </w:r>
+          </w:p>
+        </w:tc>
+        <w:tc>
+          <w:tcPr>
+            <w:tcW w:type="dxa" w:w="540"/>
+            <w:tcBorders>
+              <w:top w:val="none" w:color="FFFFFF" w:sz="0"/>
+              <w:left w:val="none" w:color="FFFFFF" w:sz="0"/>
+              <w:bottom w:val="none" w:color="FFFFFF" w:sz="0"/>
+              <w:right w:val="none" w:color="FFFFFF" w:sz="0"/>
+            </w:tcBorders>
+            <w:shd w:fill="FAF3E0" w:color="auto" w:val="clear"/>
+            <w:tcMar>
+              <w:top w:type="dxa" w:w="40"/>
+              <w:left w:type="dxa" w:w="80"/>
+              <w:bottom w:type="dxa" w:w="40"/>
+              <w:right w:type="dxa" w:w="80"/>
+            </w:tcMar>
+            <w:vAlign w:val="center"/>
+          </w:tcPr>
+          <w:p>
+            <w:pPr>
+              <w:jc w:val="center"/>
+            </w:pPr>
+            <w:r>
+              <w:rPr>
+                <w:rFonts w:ascii="Arial" w:cs="Arial" w:eastAsia="Arial" w:hAnsi="Arial"/>
+                <w:color w:val="6B6B6B"/>
+                <w:sz w:val="15"/>
+                <w:szCs w:val="15"/>
+              </w:rPr>
+              <w:t xml:space="preserve">Controlled</w:t>
+            </w:r>
+          </w:p>
+        </w:tc>
+        <w:tc>
+          <w:tcPr>
+            <w:tcW w:type="dxa" w:w="440"/>
+            <w:tcBorders>
+              <w:top w:val="none" w:color="FFFFFF" w:sz="0"/>
+              <w:left w:val="none" w:color="FFFFFF" w:sz="0"/>
+              <w:bottom w:val="none" w:color="FFFFFF" w:sz="0"/>
+              <w:right w:val="none" w:color="FFFFFF" w:sz="0"/>
+            </w:tcBorders>
+            <w:shd w:fill="FAF3E0" w:color="auto" w:val="clear"/>
+            <w:tcMar>
+              <w:top w:type="dxa" w:w="40"/>
+              <w:left w:type="dxa" w:w="80"/>
+              <w:bottom w:type="dxa" w:w="40"/>
+              <w:right w:type="dxa" w:w="80"/>
+            </w:tcMar>
+            <w:vAlign w:val="center"/>
+          </w:tcPr>
+          <w:p>
+            <w:pPr>
+              <w:jc w:val="center"/>
+            </w:pPr>
+            <w:r>
+              <w:rPr>
+                <w:rFonts w:ascii="Arial" w:cs="Arial" w:eastAsia="Arial" w:hAnsi="Arial"/>
+                <w:color w:val="6B6B6B"/>
+                <w:sz w:val="15"/>
+                <w:szCs w:val="15"/>
+              </w:rPr>
+              <w:t xml:space="preserve">60s</w:t>
+            </w:r>
+          </w:p>
+        </w:tc>
+        <w:tc>
+          <w:tcPr>
+            <w:tcW w:type="dxa" w:w="5580"/>
+            <w:tcBorders>
+              <w:top w:val="none" w:color="FFFFFF" w:sz="0"/>
+              <w:left w:val="none" w:color="FFFFFF" w:sz="0"/>
+              <w:bottom w:val="none" w:color="FFFFFF" w:sz="0"/>
+              <w:right w:val="none" w:color="FFFFFF" w:sz="0"/>
+            </w:tcBorders>
+            <w:shd w:fill="FAF3E0" w:color="auto" w:val="clear"/>
+            <w:tcMar>
+              <w:top w:type="dxa" w:w="40"/>
+              <w:left w:type="dxa" w:w="80"/>
+              <w:bottom w:type="dxa" w:w="40"/>
+              <w:right w:type="dxa" w:w="80"/>
+            </w:tcMar>
+            <w:vAlign w:val="center"/>
+          </w:tcPr>
+          <w:p>
+            <w:r>
+              <w:rPr>
+                <w:rFonts w:ascii="Arial" w:cs="Arial" w:eastAsia="Arial" w:hAnsi="Arial"/>
+                <w:color w:val="6B6B6B"/>
+                <w:sz w:val="17"/>
+                <w:szCs w:val="17"/>
+              </w:rPr>
+              <w:t xml:space="preserve">Hinge to pick up clean. Shoulders packed, chest tall, carry evenly.</w:t>
+            </w:r>
+          </w:p>
+        </w:tc>
+      </w:tr>
+    </w:tbl>
+    <w:p>
+      <w:pPr>
+        <w:spacing w:after="100"/>
+      </w:pPr>
+    </w:p>
+    <w:p>
+      <w:pPr>
+        <w:spacing w:after="60" w:before="120"/>
+      </w:pPr>
+      <w:r>
+        <w:rPr>
+          <w:rFonts w:ascii="Arial" w:cs="Arial" w:eastAsia="Arial" w:hAnsi="Arial"/>
+          <w:b/>
+          <w:bCs/>
+          <w:color w:val="C9A227"/>
+          <w:sz w:val="17"/>
+          <w:szCs w:val="17"/>
+        </w:rPr>
+        <w:t xml:space="preserve">G — CONDITIONING CLOSE</w:t>
+      </w:r>
+    </w:p>
+    <w:p>
+      <w:pPr>
+        <w:spacing w:after="80"/>
+      </w:pPr>
+      <w:r>
+        <w:rPr>
+          <w:rFonts w:ascii="Arial" w:cs="Arial" w:eastAsia="Arial" w:hAnsi="Arial"/>
+          <w:b/>
+          <w:bCs/>
+          <w:color w:val="C9A227"/>
+          <w:sz w:val="17"/>
+          <w:szCs w:val="17"/>
+        </w:rPr>
+        <w:t xml:space="preserve">Why:  </w:t>
+      </w:r>
+      <w:r>
+        <w:rPr>
+          <w:rFonts w:ascii="Arial" w:cs="Arial" w:eastAsia="Arial" w:hAnsi="Arial"/>
+          <w:color w:val="2C2C2C"/>
+          <w:sz w:val="17"/>
+          <w:szCs w:val="17"/>
+        </w:rPr>
+        <w:t xml:space="preserve">A brief steady-state close, same dose and role as Day A's stair climb.</w:t>
+      </w:r>
+    </w:p>
+    <w:tbl>
+      <w:tblPr>
+        <w:tblW w:type="dxa" w:w="10440"/>
+        <w:tblBorders>
+          <w:top w:val="none" w:color="FFFFFF" w:sz="0"/>
+          <w:left w:val="none" w:color="FFFFFF" w:sz="0"/>
+          <w:bottom w:val="none" w:color="FFFFFF" w:sz="0"/>
+          <w:right w:val="none" w:color="FFFFFF" w:sz="0"/>
+          <w:insideH w:val="single" w:color="auto" w:sz="4"/>
+          <w:insideV w:val="single" w:color="auto" w:sz="4"/>
+        </w:tblBorders>
+      </w:tblPr>
+      <w:tblGrid>
+        <w:gridCol w:w="2400"/>
+        <w:gridCol w:w="380"/>
+        <w:gridCol w:w="420"/>
+        <w:gridCol w:w="680"/>
+        <w:gridCol w:w="540"/>
+        <w:gridCol w:w="440"/>
+        <w:gridCol w:w="5580"/>
+      </w:tblGrid>
+      <w:tr>
+        <w:tc>
+          <w:tcPr>
+            <w:tcW w:type="dxa" w:w="2400"/>
+            <w:tcBorders>
+              <w:top w:val="none" w:color="FFFFFF" w:sz="0"/>
+              <w:left w:val="none" w:color="FFFFFF" w:sz="0"/>
+              <w:bottom w:val="none" w:color="FFFFFF" w:sz="0"/>
+              <w:right w:val="none" w:color="FFFFFF" w:sz="0"/>
+            </w:tcBorders>
+            <w:shd w:fill="F5E8C0" w:color="auto" w:val="clear"/>
+            <w:tcMar>
+              <w:top w:type="dxa" w:w="40"/>
+              <w:left w:type="dxa" w:w="80"/>
+              <w:bottom w:type="dxa" w:w="40"/>
+              <w:right w:type="dxa" w:w="80"/>
+            </w:tcMar>
+            <w:vAlign w:val="center"/>
+          </w:tcPr>
+          <w:p>
+            <w:pPr>
+              <w:jc w:val="left"/>
+            </w:pPr>
+            <w:r>
+              <w:rPr>
+                <w:rFonts w:ascii="Arial" w:cs="Arial" w:eastAsia="Arial" w:hAnsi="Arial"/>
+                <w:b/>
+                <w:bCs/>
+                <w:color w:val="C9A227"/>
+                <w:sz w:val="15"/>
+                <w:szCs w:val="15"/>
+              </w:rPr>
+              <w:t xml:space="preserve">EXERCISE</w:t>
+            </w:r>
+          </w:p>
+        </w:tc>
+        <w:tc>
+          <w:tcPr>
+            <w:tcW w:type="dxa" w:w="380"/>
+            <w:tcBorders>
+              <w:top w:val="none" w:color="FFFFFF" w:sz="0"/>
+              <w:left w:val="none" w:color="FFFFFF" w:sz="0"/>
+              <w:bottom w:val="none" w:color="FFFFFF" w:sz="0"/>
+              <w:right w:val="none" w:color="FFFFFF" w:sz="0"/>
+            </w:tcBorders>
+            <w:shd w:fill="F5E8C0" w:color="auto" w:val="clear"/>
+            <w:tcMar>
+              <w:top w:type="dxa" w:w="40"/>
+              <w:left w:type="dxa" w:w="80"/>
+              <w:bottom w:type="dxa" w:w="40"/>
+              <w:right w:type="dxa" w:w="80"/>
+            </w:tcMar>
+            <w:vAlign w:val="center"/>
+          </w:tcPr>
+          <w:p>
+            <w:pPr>
+              <w:jc w:val="center"/>
+            </w:pPr>
+            <w:r>
+              <w:rPr>
+                <w:rFonts w:ascii="Arial" w:cs="Arial" w:eastAsia="Arial" w:hAnsi="Arial"/>
+                <w:b/>
+                <w:bCs/>
+                <w:color w:val="C9A227"/>
+                <w:sz w:val="13"/>
+                <w:szCs w:val="13"/>
+              </w:rPr>
+              <w:t xml:space="preserve">SETS</w:t>
+            </w:r>
+          </w:p>
+        </w:tc>
+        <w:tc>
+          <w:tcPr>
+            <w:tcW w:type="dxa" w:w="420"/>
+            <w:tcBorders>
+              <w:top w:val="none" w:color="FFFFFF" w:sz="0"/>
+              <w:left w:val="none" w:color="FFFFFF" w:sz="0"/>
+              <w:bottom w:val="none" w:color="FFFFFF" w:sz="0"/>
+              <w:right w:val="none" w:color="FFFFFF" w:sz="0"/>
+            </w:tcBorders>
+            <w:shd w:fill="F5E8C0" w:color="auto" w:val="clear"/>
+            <w:tcMar>
+              <w:top w:type="dxa" w:w="40"/>
+              <w:left w:type="dxa" w:w="80"/>
+              <w:bottom w:type="dxa" w:w="40"/>
+              <w:right w:type="dxa" w:w="80"/>
+            </w:tcMar>
+            <w:vAlign w:val="center"/>
+          </w:tcPr>
+          <w:p>
+            <w:pPr>
+              <w:jc w:val="center"/>
+            </w:pPr>
+            <w:r>
+              <w:rPr>
+                <w:rFonts w:ascii="Arial" w:cs="Arial" w:eastAsia="Arial" w:hAnsi="Arial"/>
+                <w:b/>
+                <w:bCs/>
+                <w:color w:val="C9A227"/>
+                <w:sz w:val="13"/>
+                <w:szCs w:val="13"/>
+              </w:rPr>
+              <w:t xml:space="preserve">REPS</w:t>
+            </w:r>
+          </w:p>
+        </w:tc>
+        <w:tc>
+          <w:tcPr>
+            <w:tcW w:type="dxa" w:w="680"/>
+            <w:tcBorders>
+              <w:top w:val="none" w:color="FFFFFF" w:sz="0"/>
+              <w:left w:val="none" w:color="FFFFFF" w:sz="0"/>
+              <w:bottom w:val="none" w:color="FFFFFF" w:sz="0"/>
+              <w:right w:val="none" w:color="FFFFFF" w:sz="0"/>
+            </w:tcBorders>
+            <w:shd w:fill="F5E8C0" w:color="auto" w:val="clear"/>
+            <w:tcMar>
+              <w:top w:type="dxa" w:w="40"/>
+              <w:left w:type="dxa" w:w="80"/>
+              <w:bottom w:type="dxa" w:w="40"/>
+              <w:right w:type="dxa" w:w="80"/>
+            </w:tcMar>
+            <w:vAlign w:val="center"/>
+          </w:tcPr>
+          <w:p>
+            <w:pPr>
+              <w:jc w:val="center"/>
+            </w:pPr>
+            <w:r>
+              <w:rPr>
+                <w:rFonts w:ascii="Arial" w:cs="Arial" w:eastAsia="Arial" w:hAnsi="Arial"/>
+                <w:b/>
+                <w:bCs/>
+                <w:color w:val="C9A227"/>
+                <w:sz w:val="13"/>
+                <w:szCs w:val="13"/>
+              </w:rPr>
+              <w:t xml:space="preserve">LOAD</w:t>
+            </w:r>
+          </w:p>
+        </w:tc>
+        <w:tc>
+          <w:tcPr>
+            <w:tcW w:type="dxa" w:w="540"/>
+            <w:tcBorders>
+              <w:top w:val="none" w:color="FFFFFF" w:sz="0"/>
+              <w:left w:val="none" w:color="FFFFFF" w:sz="0"/>
+              <w:bottom w:val="none" w:color="FFFFFF" w:sz="0"/>
+              <w:right w:val="none" w:color="FFFFFF" w:sz="0"/>
+            </w:tcBorders>
+            <w:shd w:fill="F5E8C0" w:color="auto" w:val="clear"/>
+            <w:tcMar>
+              <w:top w:type="dxa" w:w="40"/>
+              <w:left w:type="dxa" w:w="80"/>
+              <w:bottom w:type="dxa" w:w="40"/>
+              <w:right w:type="dxa" w:w="80"/>
+            </w:tcMar>
+            <w:vAlign w:val="center"/>
+          </w:tcPr>
+          <w:p>
+            <w:pPr>
+              <w:jc w:val="center"/>
+            </w:pPr>
+            <w:r>
+              <w:rPr>
+                <w:rFonts w:ascii="Arial" w:cs="Arial" w:eastAsia="Arial" w:hAnsi="Arial"/>
+                <w:b/>
+                <w:bCs/>
+                <w:color w:val="C9A227"/>
+                <w:sz w:val="13"/>
+                <w:szCs w:val="13"/>
+              </w:rPr>
+              <w:t xml:space="preserve">TEMPO</w:t>
+            </w:r>
+          </w:p>
+        </w:tc>
+        <w:tc>
+          <w:tcPr>
+            <w:tcW w:type="dxa" w:w="440"/>
+            <w:tcBorders>
+              <w:top w:val="none" w:color="FFFFFF" w:sz="0"/>
+              <w:left w:val="none" w:color="FFFFFF" w:sz="0"/>
+              <w:bottom w:val="none" w:color="FFFFFF" w:sz="0"/>
+              <w:right w:val="none" w:color="FFFFFF" w:sz="0"/>
+            </w:tcBorders>
+            <w:shd w:fill="F5E8C0" w:color="auto" w:val="clear"/>
+            <w:tcMar>
+              <w:top w:type="dxa" w:w="40"/>
+              <w:left w:type="dxa" w:w="80"/>
+              <w:bottom w:type="dxa" w:w="40"/>
+              <w:right w:type="dxa" w:w="80"/>
+            </w:tcMar>
+            <w:vAlign w:val="center"/>
+          </w:tcPr>
+          <w:p>
+            <w:pPr>
+              <w:jc w:val="center"/>
+            </w:pPr>
+            <w:r>
+              <w:rPr>
+                <w:rFonts w:ascii="Arial" w:cs="Arial" w:eastAsia="Arial" w:hAnsi="Arial"/>
+                <w:b/>
+                <w:bCs/>
+                <w:color w:val="C9A227"/>
+                <w:sz w:val="13"/>
+                <w:szCs w:val="13"/>
+              </w:rPr>
+              <w:t xml:space="preserve">REST</w:t>
+            </w:r>
+          </w:p>
+        </w:tc>
+        <w:tc>
+          <w:tcPr>
+            <w:tcW w:type="dxa" w:w="5580"/>
+            <w:tcBorders>
+              <w:top w:val="none" w:color="FFFFFF" w:sz="0"/>
+              <w:left w:val="none" w:color="FFFFFF" w:sz="0"/>
+              <w:bottom w:val="none" w:color="FFFFFF" w:sz="0"/>
+              <w:right w:val="none" w:color="FFFFFF" w:sz="0"/>
+            </w:tcBorders>
+            <w:shd w:fill="F5E8C0" w:color="auto" w:val="clear"/>
+            <w:tcMar>
+              <w:top w:type="dxa" w:w="40"/>
+              <w:left w:type="dxa" w:w="80"/>
+              <w:bottom w:type="dxa" w:w="40"/>
+              <w:right w:type="dxa" w:w="80"/>
+            </w:tcMar>
+            <w:vAlign w:val="center"/>
+          </w:tcPr>
+          <w:p>
+            <w:pPr>
+              <w:jc w:val="left"/>
+            </w:pPr>
+            <w:r>
+              <w:rPr>
+                <w:rFonts w:ascii="Arial" w:cs="Arial" w:eastAsia="Arial" w:hAnsi="Arial"/>
+                <w:b/>
+                <w:bCs/>
+                <w:color w:val="C9A227"/>
+                <w:sz w:val="15"/>
+                <w:szCs w:val="15"/>
+              </w:rPr>
+              <w:t xml:space="preserve">COACHING CUE</w:t>
+            </w:r>
+          </w:p>
+        </w:tc>
+      </w:tr>
+      <w:tr>
+        <w:tc>
+          <w:tcPr>
+            <w:tcW w:type="dxa" w:w="2400"/>
+            <w:tcBorders>
+              <w:top w:val="none" w:color="FFFFFF" w:sz="0"/>
+              <w:left w:val="none" w:color="FFFFFF" w:sz="0"/>
+              <w:bottom w:val="none" w:color="FFFFFF" w:sz="0"/>
+              <w:right w:val="none" w:color="FFFFFF" w:sz="0"/>
+            </w:tcBorders>
+            <w:shd w:fill="FAF3E0" w:color="auto" w:val="clear"/>
+            <w:tcMar>
+              <w:top w:type="dxa" w:w="40"/>
+              <w:left w:type="dxa" w:w="80"/>
+              <w:bottom w:type="dxa" w:w="40"/>
+              <w:right w:type="dxa" w:w="80"/>
+            </w:tcMar>
+            <w:vAlign w:val="center"/>
+          </w:tcPr>
+          <w:p>
+            <w:r>
+              <w:rPr>
+                <w:rFonts w:ascii="Arial" w:cs="Arial" w:eastAsia="Arial" w:hAnsi="Arial"/>
+                <w:b/>
+                <w:bCs/>
+                <w:color w:val="2C2C2C"/>
+                <w:sz w:val="18"/>
+                <w:szCs w:val="18"/>
+              </w:rPr>
               <w:t xml:space="preserve">Stair Climb, Jump Rope, or Brisk Walk — Zone 2</w:t>
             </w:r>
           </w:p>
@@ -10668,7 +12522,7 @@
               <w:bottom w:val="none" w:color="FFFFFF" w:sz="0"/>
               <w:right w:val="none" w:color="FFFFFF" w:sz="0"/>
             </w:tcBorders>
-            <w:shd w:fill="F1F8F2" w:color="auto" w:val="clear"/>
+            <w:shd w:fill="FAF3E0" w:color="auto" w:val="clear"/>
             <w:tcMar>
               <w:top w:type="dxa" w:w="40"/>
               <w:left w:type="dxa" w:w="80"/>
@@ -10701,7 +12555,7 @@
               <w:bottom w:val="none" w:color="FFFFFF" w:sz="0"/>
               <w:right w:val="none" w:color="FFFFFF" w:sz="0"/>
             </w:tcBorders>
-            <w:shd w:fill="F1F8F2" w:color="auto" w:val="clear"/>
+            <w:shd w:fill="FAF3E0" w:color="auto" w:val="clear"/>
             <w:tcMar>
               <w:top w:type="dxa" w:w="40"/>
               <w:left w:type="dxa" w:w="80"/>
@@ -10734,7 +12588,7 @@
               <w:bottom w:val="none" w:color="FFFFFF" w:sz="0"/>
               <w:right w:val="none" w:color="FFFFFF" w:sz="0"/>
             </w:tcBorders>
-            <w:shd w:fill="F1F8F2" w:color="auto" w:val="clear"/>
+            <w:shd w:fill="FAF3E0" w:color="auto" w:val="clear"/>
             <w:tcMar>
               <w:top w:type="dxa" w:w="40"/>
               <w:left w:type="dxa" w:w="80"/>
@@ -10767,7 +12621,7 @@
               <w:bottom w:val="none" w:color="FFFFFF" w:sz="0"/>
               <w:right w:val="none" w:color="FFFFFF" w:sz="0"/>
             </w:tcBorders>
-            <w:shd w:fill="F1F8F2" w:color="auto" w:val="clear"/>
+            <w:shd w:fill="FAF3E0" w:color="auto" w:val="clear"/>
             <w:tcMar>
               <w:top w:type="dxa" w:w="40"/>
               <w:left w:type="dxa" w:w="80"/>
@@ -10800,7 +12654,7 @@
               <w:bottom w:val="none" w:color="FFFFFF" w:sz="0"/>
               <w:right w:val="none" w:color="FFFFFF" w:sz="0"/>
             </w:tcBorders>
-            <w:shd w:fill="F1F8F2" w:color="auto" w:val="clear"/>
+            <w:shd w:fill="FAF3E0" w:color="auto" w:val="clear"/>
             <w:tcMar>
               <w:top w:type="dxa" w:w="40"/>
               <w:left w:type="dxa" w:w="80"/>
@@ -10833,7 +12687,7 @@
               <w:bottom w:val="none" w:color="FFFFFF" w:sz="0"/>
               <w:right w:val="none" w:color="FFFFFF" w:sz="0"/>
             </w:tcBorders>
-            <w:shd w:fill="F1F8F2" w:color="auto" w:val="clear"/>
+            <w:shd w:fill="FAF3E0" w:color="auto" w:val="clear"/>
             <w:tcMar>
               <w:top w:type="dxa" w:w="40"/>
               <w:left w:type="dxa" w:w="80"/>
@@ -11958,7 +13812,7 @@
           <w:sz w:val="17"/>
           <w:szCs w:val="17"/>
         </w:rPr>
-        <w:t xml:space="preserve">All lifts progressed on schedule within equipment limits. Push-up: 6-8 full floor reps. Plank: 1:30-1:45. Flag at check-in whether any DB-only lift (especially Hip Thrust) has hit its equipment ceiling before Week 4.</w:t>
+        <w:t xml:space="preserve">All lifts progressed on schedule within equipment limits. Push-up: 6-8 full floor reps. Plank: 1:30-1:45. Flag at check-in whether any DB-only lift (especially Hip Thrust) has hit its equipment ceiling before Week 4. Week 4 closes with the strength check (the standing 4-week reassessment) — the natural window for the planned recovery week that follows it (see the recovery-week note above).</w:t>
       </w:r>
     </w:p>
     <w:p>

--- a/clients/nicolette_scott/Nicolette_Scott_2Day_AtHome_Training_Plan.docx
+++ b/clients/nicolette_scott/Nicolette_Scott_2Day_AtHome_Training_Plan.docx
@@ -9890,7 +9890,7 @@
           <w:sz w:val="17"/>
           <w:szCs w:val="17"/>
         </w:rPr>
-        <w:t xml:space="preserve">The day's second compound pattern — pulling, rotating off the squat and lunge work above. Row was not part of the tested 10-pattern battery — today's working loads become the new 8-week baseline for both rows, tracked the same as every tested lift. No side-lead is applied to Single-Arm Row — the arm-to-arm difference here is minor. Same exercises and loads as the studio version — no equipment substitution needed here. If the row needs a variation: a chest-supported DB row (lying prone on the bench) or a staggered-stance single-arm row (free hand braced on the knee) covers the same pattern; today's rows stay the lifts we track.</w:t>
+        <w:t xml:space="preserve">The day's second compound pattern — pulling, rotating off the squat and lunge work above, with the push press breaking up the two rows so the pulling muscles get a breather mid-block. Row was not part of the tested 10-pattern battery — today's working loads become the new 8-week baseline for both rows, tracked the same as every tested lift. No side-lead is applied to Single-Arm Row — the arm-to-arm difference here is minor. Same exercises and loads as the studio version — no equipment substitution needed here. If the row needs a variation: a chest-supported DB row (lying prone on the bench) or a staggered-stance single-arm row (free hand braced on the knee) covers the same pattern; today's rows stay the lifts we track.</w:t>
       </w:r>
     </w:p>
     <w:tbl>
@@ -10419,7 +10419,7 @@
                 <w:sz w:val="18"/>
                 <w:szCs w:val="18"/>
               </w:rPr>
-              <w:t xml:space="preserve">Bent-Over DB Row (Both Arms)</w:t>
+              <w:t xml:space="preserve">Standing DB Push Press</w:t>
             </w:r>
           </w:p>
         </w:tc>
@@ -10485,7 +10485,7 @@
                 <w:sz w:val="15"/>
                 <w:szCs w:val="15"/>
               </w:rPr>
-              <w:t xml:space="preserve">10</w:t>
+              <w:t xml:space="preserve">8</w:t>
             </w:r>
           </w:p>
         </w:tc>
@@ -10518,7 +10518,7 @@
                 <w:sz w:val="15"/>
                 <w:szCs w:val="15"/>
               </w:rPr>
-              <w:t xml:space="preserve">Wk1: 12.5 lbs/hand → Wk4: 17.5 lbs/hand</w:t>
+              <w:t xml:space="preserve">Wk1: 10 lbs/hand → Wk4: 12.5 lbs/hand</w:t>
             </w:r>
           </w:p>
         </w:tc>
@@ -10551,7 +10551,7 @@
                 <w:sz w:val="15"/>
                 <w:szCs w:val="15"/>
               </w:rPr>
-              <w:t xml:space="preserve">2-1-2</w:t>
+              <w:t xml:space="preserve">2-1-1</w:t>
             </w:r>
           </w:p>
         </w:tc>
@@ -10614,7 +10614,7 @@
                 <w:sz w:val="17"/>
                 <w:szCs w:val="17"/>
               </w:rPr>
-              <w:t xml:space="preserve">Hip hinge, flat back, pull both DBs to lower ribs.</w:t>
+              <w:t xml:space="preserve">Slight knee dip, drive up and press overhead in one motion.</w:t>
             </w:r>
           </w:p>
         </w:tc>
@@ -10648,7 +10648,7 @@
                 <w:sz w:val="18"/>
                 <w:szCs w:val="18"/>
               </w:rPr>
-              <w:t xml:space="preserve">Standing DB Push Press</w:t>
+              <w:t xml:space="preserve">Bent-Over DB Row (Both Arms)</w:t>
             </w:r>
           </w:p>
         </w:tc>
@@ -10714,7 +10714,7 @@
                 <w:sz w:val="15"/>
                 <w:szCs w:val="15"/>
               </w:rPr>
-              <w:t xml:space="preserve">8</w:t>
+              <w:t xml:space="preserve">10</w:t>
             </w:r>
           </w:p>
         </w:tc>
@@ -10747,7 +10747,7 @@
                 <w:sz w:val="15"/>
                 <w:szCs w:val="15"/>
               </w:rPr>
-              <w:t xml:space="preserve">Wk1: 10 lbs/hand → Wk4: 12.5 lbs/hand</w:t>
+              <w:t xml:space="preserve">Wk1: 12.5 lbs/hand → Wk4: 17.5 lbs/hand</w:t>
             </w:r>
           </w:p>
         </w:tc>
@@ -10780,7 +10780,7 @@
                 <w:sz w:val="15"/>
                 <w:szCs w:val="15"/>
               </w:rPr>
-              <w:t xml:space="preserve">2-1-1</w:t>
+              <w:t xml:space="preserve">2-1-2</w:t>
             </w:r>
           </w:p>
         </w:tc>
@@ -10843,7 +10843,7 @@
                 <w:sz w:val="17"/>
                 <w:szCs w:val="17"/>
               </w:rPr>
-              <w:t xml:space="preserve">Slight knee dip, drive up and press overhead in one motion.</w:t>
+              <w:t xml:space="preserve">Hip hinge, flat back, pull both DBs to lower ribs.</w:t>
             </w:r>
           </w:p>
         </w:tc>

--- a/clients/nicolette_scott/Nicolette_Scott_2Day_AtHome_Training_Plan.docx
+++ b/clients/nicolette_scott/Nicolette_Scott_2Day_AtHome_Training_Plan.docx
@@ -2097,7 +2097,7 @@
           <w:sz w:val="17"/>
           <w:szCs w:val="17"/>
         </w:rPr>
-        <w:t xml:space="preserve">~21g per meal minimum (leucine threshold), distributed across 4+ meals/day.</w:t>
+        <w:t xml:space="preserve">~16g per meal (≈0.3 g/kg), across 4 meals spaced 3–4 hours apart.</w:t>
       </w:r>
     </w:p>
     <w:p>

--- a/clients/nicolette_scott/Nicolette_Scott_2Day_AtHome_Training_Plan.docx
+++ b/clients/nicolette_scott/Nicolette_Scott_2Day_AtHome_Training_Plan.docx
@@ -87,6 +87,616 @@
     <w:p>
       <w:pPr>
         <w:pBdr>
+          <w:bottom w:val="single" w:color="00695C" w:sz="4" w:space="2"/>
+        </w:pBdr>
+        <w:spacing w:after="80" w:before="120"/>
+      </w:pPr>
+      <w:r>
+        <w:rPr>
+          <w:rFonts w:ascii="Arial" w:cs="Arial" w:eastAsia="Arial" w:hAnsi="Arial"/>
+          <w:b/>
+          <w:bCs/>
+          <w:color w:val="00695C"/>
+          <w:sz w:val="17"/>
+          <w:szCs w:val="17"/>
+        </w:rPr>
+        <w:t xml:space="preserve">Styku Body Composition Scan</w:t>
+      </w:r>
+    </w:p>
+    <w:p>
+      <w:pPr>
+        <w:spacing w:after="80"/>
+      </w:pPr>
+      <w:r>
+        <w:rPr>
+          <w:rFonts w:ascii="Arial" w:cs="Arial" w:eastAsia="Arial" w:hAnsi="Arial"/>
+          <w:i/>
+          <w:iCs/>
+          <w:color w:val="6B6B6B"/>
+          <w:sz w:val="14"/>
+          <w:szCs w:val="14"/>
+        </w:rPr>
+        <w:t xml:space="preserve">Scan Date: 8/13/2026</w:t>
+      </w:r>
+    </w:p>
+    <w:tbl>
+      <w:tblPr>
+        <w:tblW w:type="dxa" w:w="10440"/>
+        <w:tblBorders>
+          <w:top w:val="none" w:color="FFFFFF" w:sz="0"/>
+          <w:left w:val="none" w:color="FFFFFF" w:sz="0"/>
+          <w:bottom w:val="none" w:color="FFFFFF" w:sz="0"/>
+          <w:right w:val="none" w:color="FFFFFF" w:sz="0"/>
+          <w:insideH w:val="single" w:color="auto" w:sz="4"/>
+          <w:insideV w:val="single" w:color="auto" w:sz="4"/>
+        </w:tblBorders>
+      </w:tblPr>
+      <w:tblGrid>
+        <w:gridCol w:w="5220"/>
+        <w:gridCol w:w="5220"/>
+      </w:tblGrid>
+      <w:tr>
+        <w:tc>
+          <w:tcPr>
+            <w:tcW w:type="dxa" w:w="5220"/>
+            <w:tcBorders>
+              <w:top w:val="none" w:color="FFFFFF" w:sz="0"/>
+              <w:left w:val="none" w:color="FFFFFF" w:sz="0"/>
+              <w:bottom w:val="none" w:color="FFFFFF" w:sz="0"/>
+              <w:right w:val="none" w:color="FFFFFF" w:sz="0"/>
+            </w:tcBorders>
+            <w:shd w:fill="F0FAFA" w:color="auto" w:val="clear"/>
+            <w:tcMar>
+              <w:top w:type="dxa" w:w="40"/>
+              <w:left w:type="dxa" w:w="80"/>
+              <w:bottom w:type="dxa" w:w="40"/>
+              <w:right w:type="dxa" w:w="80"/>
+            </w:tcMar>
+            <w:vAlign w:val="center"/>
+          </w:tcPr>
+          <w:p>
+            <w:r>
+              <w:rPr>
+                <w:rFonts w:ascii="Arial" w:cs="Arial" w:eastAsia="Arial" w:hAnsi="Arial"/>
+                <w:color w:val="6B6B6B"/>
+                <w:sz w:val="13"/>
+                <w:szCs w:val="13"/>
+              </w:rPr>
+              <w:t xml:space="preserve">Body Fat %</w:t>
+            </w:r>
+          </w:p>
+          <w:p>
+            <w:r>
+              <w:rPr>
+                <w:rFonts w:ascii="Arial" w:cs="Arial" w:eastAsia="Arial" w:hAnsi="Arial"/>
+                <w:b/>
+                <w:bCs/>
+                <w:color w:val="2C2C2C"/>
+                <w:sz w:val="15"/>
+                <w:szCs w:val="15"/>
+              </w:rPr>
+              <w:t xml:space="preserve">26.6% (Fit)</w:t>
+            </w:r>
+          </w:p>
+        </w:tc>
+        <w:tc>
+          <w:tcPr>
+            <w:tcW w:type="dxa" w:w="5220"/>
+            <w:tcBorders>
+              <w:top w:val="none" w:color="FFFFFF" w:sz="0"/>
+              <w:left w:val="none" w:color="FFFFFF" w:sz="0"/>
+              <w:bottom w:val="none" w:color="FFFFFF" w:sz="0"/>
+              <w:right w:val="none" w:color="FFFFFF" w:sz="0"/>
+            </w:tcBorders>
+            <w:shd w:fill="F0FAFA" w:color="auto" w:val="clear"/>
+            <w:tcMar>
+              <w:top w:type="dxa" w:w="40"/>
+              <w:left w:type="dxa" w:w="80"/>
+              <w:bottom w:type="dxa" w:w="40"/>
+              <w:right w:type="dxa" w:w="80"/>
+            </w:tcMar>
+            <w:vAlign w:val="center"/>
+          </w:tcPr>
+          <w:p>
+            <w:r>
+              <w:rPr>
+                <w:rFonts w:ascii="Arial" w:cs="Arial" w:eastAsia="Arial" w:hAnsi="Arial"/>
+                <w:color w:val="6B6B6B"/>
+                <w:sz w:val="13"/>
+                <w:szCs w:val="13"/>
+              </w:rPr>
+              <w:t xml:space="preserve">VFA (Visceral Fat)</w:t>
+            </w:r>
+          </w:p>
+          <w:p>
+            <w:r>
+              <w:rPr>
+                <w:rFonts w:ascii="Arial" w:cs="Arial" w:eastAsia="Arial" w:hAnsi="Arial"/>
+                <w:b/>
+                <w:bCs/>
+                <w:color w:val="2C2C2C"/>
+                <w:sz w:val="15"/>
+                <w:szCs w:val="15"/>
+              </w:rPr>
+              <w:t xml:space="preserve">20.1 cm²</w:t>
+            </w:r>
+          </w:p>
+        </w:tc>
+      </w:tr>
+      <w:tr>
+        <w:tc>
+          <w:tcPr>
+            <w:tcW w:type="dxa" w:w="5220"/>
+            <w:tcBorders>
+              <w:top w:val="none" w:color="FFFFFF" w:sz="0"/>
+              <w:left w:val="none" w:color="FFFFFF" w:sz="0"/>
+              <w:bottom w:val="none" w:color="FFFFFF" w:sz="0"/>
+              <w:right w:val="none" w:color="FFFFFF" w:sz="0"/>
+            </w:tcBorders>
+            <w:shd w:fill="FFFFFF" w:color="auto" w:val="clear"/>
+            <w:tcMar>
+              <w:top w:type="dxa" w:w="40"/>
+              <w:left w:type="dxa" w:w="80"/>
+              <w:bottom w:type="dxa" w:w="40"/>
+              <w:right w:type="dxa" w:w="80"/>
+            </w:tcMar>
+            <w:vAlign w:val="center"/>
+          </w:tcPr>
+          <w:p>
+            <w:r>
+              <w:rPr>
+                <w:rFonts w:ascii="Arial" w:cs="Arial" w:eastAsia="Arial" w:hAnsi="Arial"/>
+                <w:color w:val="6B6B6B"/>
+                <w:sz w:val="13"/>
+                <w:szCs w:val="13"/>
+              </w:rPr>
+              <w:t xml:space="preserve">Lean Mass</w:t>
+            </w:r>
+          </w:p>
+          <w:p>
+            <w:r>
+              <w:rPr>
+                <w:rFonts w:ascii="Arial" w:cs="Arial" w:eastAsia="Arial" w:hAnsi="Arial"/>
+                <w:b/>
+                <w:bCs/>
+                <w:color w:val="2C2C2C"/>
+                <w:sz w:val="15"/>
+                <w:szCs w:val="15"/>
+              </w:rPr>
+              <w:t xml:space="preserve">79.9 lbs (69.4%)</w:t>
+            </w:r>
+          </w:p>
+        </w:tc>
+        <w:tc>
+          <w:tcPr>
+            <w:tcW w:type="dxa" w:w="5220"/>
+            <w:tcBorders>
+              <w:top w:val="none" w:color="FFFFFF" w:sz="0"/>
+              <w:left w:val="none" w:color="FFFFFF" w:sz="0"/>
+              <w:bottom w:val="none" w:color="FFFFFF" w:sz="0"/>
+              <w:right w:val="none" w:color="FFFFFF" w:sz="0"/>
+            </w:tcBorders>
+            <w:shd w:fill="FFFFFF" w:color="auto" w:val="clear"/>
+            <w:tcMar>
+              <w:top w:type="dxa" w:w="40"/>
+              <w:left w:type="dxa" w:w="80"/>
+              <w:bottom w:type="dxa" w:w="40"/>
+              <w:right w:type="dxa" w:w="80"/>
+            </w:tcMar>
+            <w:vAlign w:val="center"/>
+          </w:tcPr>
+          <w:p>
+            <w:r>
+              <w:rPr>
+                <w:rFonts w:ascii="Arial" w:cs="Arial" w:eastAsia="Arial" w:hAnsi="Arial"/>
+                <w:color w:val="6B6B6B"/>
+                <w:sz w:val="13"/>
+                <w:szCs w:val="13"/>
+              </w:rPr>
+              <w:t xml:space="preserve">Shape Score</w:t>
+            </w:r>
+          </w:p>
+          <w:p>
+            <w:r>
+              <w:rPr>
+                <w:rFonts w:ascii="Arial" w:cs="Arial" w:eastAsia="Arial" w:hAnsi="Arial"/>
+                <w:b/>
+                <w:bCs/>
+                <w:color w:val="2C2C2C"/>
+                <w:sz w:val="15"/>
+                <w:szCs w:val="15"/>
+              </w:rPr>
+              <w:t xml:space="preserve">85/100 — Excellent</w:t>
+            </w:r>
+          </w:p>
+        </w:tc>
+      </w:tr>
+      <w:tr>
+        <w:tc>
+          <w:tcPr>
+            <w:tcW w:type="dxa" w:w="5220"/>
+            <w:tcBorders>
+              <w:top w:val="none" w:color="FFFFFF" w:sz="0"/>
+              <w:left w:val="none" w:color="FFFFFF" w:sz="0"/>
+              <w:bottom w:val="none" w:color="FFFFFF" w:sz="0"/>
+              <w:right w:val="none" w:color="FFFFFF" w:sz="0"/>
+            </w:tcBorders>
+            <w:shd w:fill="F0FAFA" w:color="auto" w:val="clear"/>
+            <w:tcMar>
+              <w:top w:type="dxa" w:w="40"/>
+              <w:left w:type="dxa" w:w="80"/>
+              <w:bottom w:type="dxa" w:w="40"/>
+              <w:right w:type="dxa" w:w="80"/>
+            </w:tcMar>
+            <w:vAlign w:val="center"/>
+          </w:tcPr>
+          <w:p>
+            <w:r>
+              <w:rPr>
+                <w:rFonts w:ascii="Arial" w:cs="Arial" w:eastAsia="Arial" w:hAnsi="Arial"/>
+                <w:color w:val="6B6B6B"/>
+                <w:sz w:val="13"/>
+                <w:szCs w:val="13"/>
+              </w:rPr>
+              <w:t xml:space="preserve">Fat Mass</w:t>
+            </w:r>
+          </w:p>
+          <w:p>
+            <w:r>
+              <w:rPr>
+                <w:rFonts w:ascii="Arial" w:cs="Arial" w:eastAsia="Arial" w:hAnsi="Arial"/>
+                <w:b/>
+                <w:bCs/>
+                <w:color w:val="2C2C2C"/>
+                <w:sz w:val="15"/>
+                <w:szCs w:val="15"/>
+              </w:rPr>
+              <w:t xml:space="preserve">30.7 lbs</w:t>
+            </w:r>
+          </w:p>
+        </w:tc>
+        <w:tc>
+          <w:tcPr>
+            <w:tcW w:type="dxa" w:w="5220"/>
+            <w:tcBorders>
+              <w:top w:val="none" w:color="FFFFFF" w:sz="0"/>
+              <w:left w:val="none" w:color="FFFFFF" w:sz="0"/>
+              <w:bottom w:val="none" w:color="FFFFFF" w:sz="0"/>
+              <w:right w:val="none" w:color="FFFFFF" w:sz="0"/>
+            </w:tcBorders>
+            <w:shd w:fill="F0FAFA" w:color="auto" w:val="clear"/>
+            <w:tcMar>
+              <w:top w:type="dxa" w:w="40"/>
+              <w:left w:type="dxa" w:w="80"/>
+              <w:bottom w:type="dxa" w:w="40"/>
+              <w:right w:type="dxa" w:w="80"/>
+            </w:tcMar>
+            <w:vAlign w:val="center"/>
+          </w:tcPr>
+          <w:p>
+            <w:r>
+              <w:rPr>
+                <w:rFonts w:ascii="Arial" w:cs="Arial" w:eastAsia="Arial" w:hAnsi="Arial"/>
+                <w:color w:val="6B6B6B"/>
+                <w:sz w:val="13"/>
+                <w:szCs w:val="13"/>
+              </w:rPr>
+              <w:t xml:space="preserve">ALST Index</w:t>
+            </w:r>
+          </w:p>
+          <w:p>
+            <w:r>
+              <w:rPr>
+                <w:rFonts w:ascii="Arial" w:cs="Arial" w:eastAsia="Arial" w:hAnsi="Arial"/>
+                <w:b/>
+                <w:bCs/>
+                <w:color w:val="2C2C2C"/>
+                <w:sz w:val="15"/>
+                <w:szCs w:val="15"/>
+              </w:rPr>
+              <w:t xml:space="preserve">5.52 kg/m²</w:t>
+            </w:r>
+          </w:p>
+        </w:tc>
+      </w:tr>
+      <w:tr>
+        <w:tc>
+          <w:tcPr>
+            <w:tcW w:type="dxa" w:w="5220"/>
+            <w:tcBorders>
+              <w:top w:val="none" w:color="FFFFFF" w:sz="0"/>
+              <w:left w:val="none" w:color="FFFFFF" w:sz="0"/>
+              <w:bottom w:val="none" w:color="FFFFFF" w:sz="0"/>
+              <w:right w:val="none" w:color="FFFFFF" w:sz="0"/>
+            </w:tcBorders>
+            <w:shd w:fill="FFFFFF" w:color="auto" w:val="clear"/>
+            <w:tcMar>
+              <w:top w:type="dxa" w:w="40"/>
+              <w:left w:type="dxa" w:w="80"/>
+              <w:bottom w:type="dxa" w:w="40"/>
+              <w:right w:type="dxa" w:w="80"/>
+            </w:tcMar>
+            <w:vAlign w:val="center"/>
+          </w:tcPr>
+          <w:p>
+            <w:r>
+              <w:rPr>
+                <w:rFonts w:ascii="Arial" w:cs="Arial" w:eastAsia="Arial" w:hAnsi="Arial"/>
+                <w:color w:val="6B6B6B"/>
+                <w:sz w:val="13"/>
+                <w:szCs w:val="13"/>
+              </w:rPr>
+              <w:t xml:space="preserve">Bone Mass (Styku est.)</w:t>
+            </w:r>
+          </w:p>
+          <w:p>
+            <w:r>
+              <w:rPr>
+                <w:rFonts w:ascii="Arial" w:cs="Arial" w:eastAsia="Arial" w:hAnsi="Arial"/>
+                <w:b/>
+                <w:bCs/>
+                <w:color w:val="2C2C2C"/>
+                <w:sz w:val="15"/>
+                <w:szCs w:val="15"/>
+              </w:rPr>
+              <w:t xml:space="preserve">4.6 lbs</w:t>
+            </w:r>
+          </w:p>
+        </w:tc>
+        <w:tc>
+          <w:tcPr>
+            <w:tcW w:type="dxa" w:w="5220"/>
+            <w:tcBorders>
+              <w:top w:val="none" w:color="FFFFFF" w:sz="0"/>
+              <w:left w:val="none" w:color="FFFFFF" w:sz="0"/>
+              <w:bottom w:val="none" w:color="FFFFFF" w:sz="0"/>
+              <w:right w:val="none" w:color="FFFFFF" w:sz="0"/>
+            </w:tcBorders>
+            <w:shd w:fill="FFFFFF" w:color="auto" w:val="clear"/>
+            <w:tcMar>
+              <w:top w:type="dxa" w:w="40"/>
+              <w:left w:type="dxa" w:w="80"/>
+              <w:bottom w:type="dxa" w:w="40"/>
+              <w:right w:type="dxa" w:w="80"/>
+            </w:tcMar>
+            <w:vAlign w:val="center"/>
+          </w:tcPr>
+          <w:p>
+            <w:r>
+              <w:rPr>
+                <w:rFonts w:ascii="Arial" w:cs="Arial" w:eastAsia="Arial" w:hAnsi="Arial"/>
+                <w:color w:val="6B6B6B"/>
+                <w:sz w:val="13"/>
+                <w:szCs w:val="13"/>
+              </w:rPr>
+              <w:t xml:space="preserve">Left Arm LST</w:t>
+            </w:r>
+          </w:p>
+          <w:p>
+            <w:r>
+              <w:rPr>
+                <w:rFonts w:ascii="Arial" w:cs="Arial" w:eastAsia="Arial" w:hAnsi="Arial"/>
+                <w:b/>
+                <w:bCs/>
+                <w:color w:val="2C2C2C"/>
+                <w:sz w:val="15"/>
+                <w:szCs w:val="15"/>
+              </w:rPr>
+              <w:t xml:space="preserve">5.8 lbs</w:t>
+            </w:r>
+          </w:p>
+        </w:tc>
+      </w:tr>
+      <w:tr>
+        <w:tc>
+          <w:tcPr>
+            <w:tcW w:type="dxa" w:w="5220"/>
+            <w:tcBorders>
+              <w:top w:val="none" w:color="FFFFFF" w:sz="0"/>
+              <w:left w:val="none" w:color="FFFFFF" w:sz="0"/>
+              <w:bottom w:val="none" w:color="FFFFFF" w:sz="0"/>
+              <w:right w:val="none" w:color="FFFFFF" w:sz="0"/>
+            </w:tcBorders>
+            <w:shd w:fill="F0FAFA" w:color="auto" w:val="clear"/>
+            <w:tcMar>
+              <w:top w:type="dxa" w:w="40"/>
+              <w:left w:type="dxa" w:w="80"/>
+              <w:bottom w:type="dxa" w:w="40"/>
+              <w:right w:type="dxa" w:w="80"/>
+            </w:tcMar>
+            <w:vAlign w:val="center"/>
+          </w:tcPr>
+          <w:p>
+            <w:r>
+              <w:rPr>
+                <w:rFonts w:ascii="Arial" w:cs="Arial" w:eastAsia="Arial" w:hAnsi="Arial"/>
+                <w:color w:val="6B6B6B"/>
+                <w:sz w:val="13"/>
+                <w:szCs w:val="13"/>
+              </w:rPr>
+              <w:t xml:space="preserve">BMI</w:t>
+            </w:r>
+          </w:p>
+          <w:p>
+            <w:r>
+              <w:rPr>
+                <w:rFonts w:ascii="Arial" w:cs="Arial" w:eastAsia="Arial" w:hAnsi="Arial"/>
+                <w:b/>
+                <w:bCs/>
+                <w:color w:val="2C2C2C"/>
+                <w:sz w:val="15"/>
+                <w:szCs w:val="15"/>
+              </w:rPr>
+              <w:t xml:space="preserve">18.6</w:t>
+            </w:r>
+          </w:p>
+        </w:tc>
+        <w:tc>
+          <w:tcPr>
+            <w:tcW w:type="dxa" w:w="5220"/>
+            <w:tcBorders>
+              <w:top w:val="none" w:color="FFFFFF" w:sz="0"/>
+              <w:left w:val="none" w:color="FFFFFF" w:sz="0"/>
+              <w:bottom w:val="none" w:color="FFFFFF" w:sz="0"/>
+              <w:right w:val="none" w:color="FFFFFF" w:sz="0"/>
+            </w:tcBorders>
+            <w:shd w:fill="F0FAFA" w:color="auto" w:val="clear"/>
+            <w:tcMar>
+              <w:top w:type="dxa" w:w="40"/>
+              <w:left w:type="dxa" w:w="80"/>
+              <w:bottom w:type="dxa" w:w="40"/>
+              <w:right w:type="dxa" w:w="80"/>
+            </w:tcMar>
+            <w:vAlign w:val="center"/>
+          </w:tcPr>
+          <w:p>
+            <w:r>
+              <w:rPr>
+                <w:rFonts w:ascii="Arial" w:cs="Arial" w:eastAsia="Arial" w:hAnsi="Arial"/>
+                <w:color w:val="6B6B6B"/>
+                <w:sz w:val="13"/>
+                <w:szCs w:val="13"/>
+              </w:rPr>
+              <w:t xml:space="preserve">Right Arm LST</w:t>
+            </w:r>
+          </w:p>
+          <w:p>
+            <w:r>
+              <w:rPr>
+                <w:rFonts w:ascii="Arial" w:cs="Arial" w:eastAsia="Arial" w:hAnsi="Arial"/>
+                <w:b/>
+                <w:bCs/>
+                <w:color w:val="2C2C2C"/>
+                <w:sz w:val="15"/>
+                <w:szCs w:val="15"/>
+              </w:rPr>
+              <w:t xml:space="preserve">6.1 lbs</w:t>
+            </w:r>
+          </w:p>
+        </w:tc>
+      </w:tr>
+      <w:tr>
+        <w:tc>
+          <w:tcPr>
+            <w:tcW w:type="dxa" w:w="5220"/>
+            <w:tcBorders>
+              <w:top w:val="none" w:color="FFFFFF" w:sz="0"/>
+              <w:left w:val="none" w:color="FFFFFF" w:sz="0"/>
+              <w:bottom w:val="none" w:color="FFFFFF" w:sz="0"/>
+              <w:right w:val="none" w:color="FFFFFF" w:sz="0"/>
+            </w:tcBorders>
+            <w:shd w:fill="FFFFFF" w:color="auto" w:val="clear"/>
+            <w:tcMar>
+              <w:top w:type="dxa" w:w="40"/>
+              <w:left w:type="dxa" w:w="80"/>
+              <w:bottom w:type="dxa" w:w="40"/>
+              <w:right w:type="dxa" w:w="80"/>
+            </w:tcMar>
+            <w:vAlign w:val="center"/>
+          </w:tcPr>
+          <w:p>
+            <w:r>
+              <w:rPr>
+                <w:rFonts w:ascii="Arial" w:cs="Arial" w:eastAsia="Arial" w:hAnsi="Arial"/>
+                <w:color w:val="6B6B6B"/>
+                <w:sz w:val="13"/>
+                <w:szCs w:val="13"/>
+              </w:rPr>
+              <w:t xml:space="preserve">BMR</w:t>
+            </w:r>
+          </w:p>
+          <w:p>
+            <w:r>
+              <w:rPr>
+                <w:rFonts w:ascii="Arial" w:cs="Arial" w:eastAsia="Arial" w:hAnsi="Arial"/>
+                <w:b/>
+                <w:bCs/>
+                <w:color w:val="2C2C2C"/>
+                <w:sz w:val="15"/>
+                <w:szCs w:val="15"/>
+              </w:rPr>
+              <w:t xml:space="preserve">1299 cal/day</w:t>
+            </w:r>
+          </w:p>
+        </w:tc>
+        <w:tc>
+          <w:tcPr>
+            <w:tcW w:type="dxa" w:w="5220"/>
+            <w:tcBorders>
+              <w:top w:val="none" w:color="FFFFFF" w:sz="0"/>
+              <w:left w:val="none" w:color="FFFFFF" w:sz="0"/>
+              <w:bottom w:val="none" w:color="FFFFFF" w:sz="0"/>
+              <w:right w:val="none" w:color="FFFFFF" w:sz="0"/>
+            </w:tcBorders>
+            <w:shd w:fill="FFFFFF" w:color="auto" w:val="clear"/>
+            <w:tcMar>
+              <w:top w:type="dxa" w:w="40"/>
+              <w:left w:type="dxa" w:w="80"/>
+              <w:bottom w:type="dxa" w:w="40"/>
+              <w:right w:type="dxa" w:w="80"/>
+            </w:tcMar>
+            <w:vAlign w:val="center"/>
+          </w:tcPr>
+          <w:p>
+            <w:r>
+              <w:rPr>
+                <w:rFonts w:ascii="Arial" w:cs="Arial" w:eastAsia="Arial" w:hAnsi="Arial"/>
+                <w:color w:val="6B6B6B"/>
+                <w:sz w:val="13"/>
+                <w:szCs w:val="13"/>
+              </w:rPr>
+              <w:t xml:space="preserve">Left / Right Leg LST</w:t>
+            </w:r>
+          </w:p>
+          <w:p>
+            <w:r>
+              <w:rPr>
+                <w:rFonts w:ascii="Arial" w:cs="Arial" w:eastAsia="Arial" w:hAnsi="Arial"/>
+                <w:b/>
+                <w:bCs/>
+                <w:color w:val="2C2C2C"/>
+                <w:sz w:val="15"/>
+                <w:szCs w:val="15"/>
+              </w:rPr>
+              <w:t xml:space="preserve">13.8 / 14.3 lbs</w:t>
+            </w:r>
+          </w:p>
+        </w:tc>
+      </w:tr>
+    </w:tbl>
+    <w:p>
+      <w:pPr>
+        <w:spacing w:after="100"/>
+      </w:pPr>
+    </w:p>
+    <w:p>
+      <w:pPr>
+        <w:spacing w:after="100"/>
+      </w:pPr>
+      <w:r>
+        <w:rPr>
+          <w:rFonts w:ascii="Arial" w:cs="Arial" w:eastAsia="Arial" w:hAnsi="Arial"/>
+          <w:b/>
+          <w:bCs/>
+          <w:color w:val="00695C"/>
+          <w:sz w:val="17"/>
+          <w:szCs w:val="17"/>
+        </w:rPr>
+        <w:t xml:space="preserve">Peer Comparison:  </w:t>
+      </w:r>
+      <w:r>
+        <w:rPr>
+          <w:rFonts w:ascii="Arial" w:cs="Arial" w:eastAsia="Arial" w:hAnsi="Arial"/>
+          <w:color w:val="2C2C2C"/>
+          <w:sz w:val="17"/>
+          <w:szCs w:val="17"/>
+        </w:rPr>
+        <w:t xml:space="preserve">Lower body fat than 70% of her peers.</w:t>
+      </w:r>
+    </w:p>
+    <w:p>
+      <w:pPr>
+        <w:pBdr>
           <w:bottom w:val="single" w:color="C9A227" w:sz="4" w:space="2"/>
         </w:pBdr>
         <w:spacing w:after="80" w:before="120"/>
@@ -1869,7 +2479,7 @@
           <w:sz w:val="17"/>
           <w:szCs w:val="17"/>
         </w:rPr>
-        <w:t xml:space="preserve">Styku Summary — Full Scan Detail Lives in the Full-Gym Document:  </w:t>
+        <w:t xml:space="preserve">Styku Summary — Interpretation Notes:  </w:t>
       </w:r>
       <w:r>
         <w:rPr>
@@ -1878,7 +2488,7 @@
           <w:sz w:val="17"/>
           <w:szCs w:val="17"/>
         </w:rPr>
-        <w:t xml:space="preserve">ALST Index 5.52 kg/m² — within the normal reference range (&gt;=5.5 kg/m²), NOT At-Risk, but only 0.02 kg/m² above the At-Risk cutoff — genuinely borderline and a real monitoring point for her 8-week rescan; ALST is tracked here as a trend metric, not a graded score, and no higher tier exists above the 5.5 kg/m² cutoff for women — the 7.0 kg/m² figure previously used as an upper tier is EWGSOP2's separate MALE at-risk threshold, not a female target. VFA (Segmental Analysis) 20.1 cm² — presented as a trend/context figure to track over time rather than a risk-band label; CLAUDE.md's prior absolute VFA risk-band table (which this document previously cited to assign this reading a risk-band label of its own, itself a correction of the band Styku's dashboard prints for it) was retired 8/17/2026 as unsupported by consensus guidance and by this scanner's own validation limits (the separate raw "Visceral Fat 0.2" figure elsewhere on her scan is a different, non-cm² scale and is not used). BMI 18.6 — technically Normal, only 0.1 above the Underweight cutoff, noted as borderline and not flagged clinically. The complete Styku table (body fat, lean mass, bone mass, Shape Score, full segmental LST) lives in her companion 2-Day Full Gym Training Plan — the clinical facts and asymmetry protocol below apply identically here.</w:t>
+        <w:t xml:space="preserve">ALST Index 5.52 kg/m² — within the normal reference range (&gt;=5.5 kg/m²), NOT At-Risk, but only 0.02 kg/m² above the At-Risk cutoff — genuinely borderline and a real monitoring point for her 8-week rescan; ALST is tracked here as a trend metric, not a graded score, and no higher tier exists above the 5.5 kg/m² cutoff for women — the 7.0 kg/m² figure previously used as an upper tier is EWGSOP2's separate MALE at-risk threshold, not a female target. VFA (Segmental Analysis) 20.1 cm² — presented as a trend/context figure to track over time rather than a risk-band label; CLAUDE.md's prior absolute VFA risk-band table (which this document previously cited to assign this reading a risk-band label of its own, itself a correction of the band Styku's dashboard prints for it) was retired 8/17/2026 as unsupported by consensus guidance and by this scanner's own validation limits (the separate raw "Visceral Fat 0.2" figure elsewhere on her scan is a different, non-cm² scale and is not used). BMI 18.6 — technically Normal, only 0.1 above the Underweight cutoff, noted as borderline and not flagged clinically. The complete Styku table (body fat, lean mass, bone mass, Shape Score, full segmental LST) now renders in this document as well as in her companion 2-Day Full Gym Training Plan — both are built from the same 8/13/2026 scan, so the two can never disagree.</w:t>
       </w:r>
     </w:p>
     <w:p>

--- a/clients/nicolette_scott/Nicolette_Scott_2Day_AtHome_Training_Plan.docx
+++ b/clients/nicolette_scott/Nicolette_Scott_2Day_AtHome_Training_Plan.docx
@@ -2097,7 +2097,7 @@
           <w:sz w:val="17"/>
           <w:szCs w:val="17"/>
         </w:rPr>
-        <w:t xml:space="preserve">~16g per meal (≈0.3 g/kg), across 4 meals spaced 3–4 hours apart.</w:t>
+        <w:t xml:space="preserve">~21g per meal (0.40 g/kg), across 4 meals spaced 3–4 hours apart.</w:t>
       </w:r>
     </w:p>
     <w:p>
